--- a/docs/SDRAM_TUTORIAL.docx
+++ b/docs/SDRAM_TUTORIAL.docx
@@ -4643,7 +4643,7 @@
     </w:p>
     <w:tbl>
       <w:tblPr>
-        <w:tblW w:w="9638" w:type="dxa"/>
+        <w:tblW w:w="9360" w:type="dxa"/>
         <w:tblBorders>
           <w:top w:val="single" w:sz="4" w:space="0" w:color="auto"/>
           <w:left w:val="single" w:sz="4" w:space="0" w:color="auto"/>
@@ -4659,9 +4659,9 @@
         <w:tblLook w:val="0000" w:firstRow="0" w:lastRow="0" w:firstColumn="0" w:lastColumn="0" w:noHBand="0" w:noVBand="0"/>
       </w:tblPr>
       <w:tblGrid>
-        <w:gridCol w:w="2541"/>
-        <w:gridCol w:w="1607"/>
-        <w:gridCol w:w="5490"/>
+        <w:gridCol w:w="2468"/>
+        <w:gridCol w:w="1561"/>
+        <w:gridCol w:w="5332"/>
       </w:tblGrid>
       <w:tr>
         <w:tblPrEx>
@@ -4676,7 +4676,7 @@
         </w:trPr>
         <w:tc>
           <w:tcPr>
-            <w:tcW w:w="2541" w:type="dxa"/>
+            <w:tcW w:w="2468" w:type="dxa"/>
             <w:tcBorders>
               <w:top w:val="single" w:sz="4" w:space="0" w:color="A6A6A6"/>
               <w:left w:val="single" w:sz="4" w:space="0" w:color="A6A6A6"/>
@@ -4705,7 +4705,7 @@
         </w:tc>
         <w:tc>
           <w:tcPr>
-            <w:tcW w:w="1607" w:type="dxa"/>
+            <w:tcW w:w="1561" w:type="dxa"/>
             <w:tcBorders>
               <w:top w:val="single" w:sz="4" w:space="0" w:color="A6A6A6"/>
               <w:left w:val="single" w:sz="4" w:space="0" w:color="A6A6A6"/>
@@ -4734,7 +4734,7 @@
         </w:tc>
         <w:tc>
           <w:tcPr>
-            <w:tcW w:w="5490" w:type="dxa"/>
+            <w:tcW w:w="5332" w:type="dxa"/>
             <w:tcBorders>
               <w:top w:val="single" w:sz="4" w:space="0" w:color="A6A6A6"/>
               <w:left w:val="single" w:sz="4" w:space="0" w:color="A6A6A6"/>
@@ -4774,7 +4774,7 @@
         </w:trPr>
         <w:tc>
           <w:tcPr>
-            <w:tcW w:w="2541" w:type="dxa"/>
+            <w:tcW w:w="2468" w:type="dxa"/>
             <w:tcBorders>
               <w:top w:val="single" w:sz="4" w:space="0" w:color="A6A6A6"/>
               <w:left w:val="single" w:sz="4" w:space="0" w:color="A6A6A6"/>
@@ -4800,7 +4800,7 @@
         </w:tc>
         <w:tc>
           <w:tcPr>
-            <w:tcW w:w="1607" w:type="dxa"/>
+            <w:tcW w:w="1561" w:type="dxa"/>
             <w:tcBorders>
               <w:top w:val="single" w:sz="4" w:space="0" w:color="A6A6A6"/>
               <w:left w:val="single" w:sz="4" w:space="0" w:color="A6A6A6"/>
@@ -4826,7 +4826,7 @@
         </w:tc>
         <w:tc>
           <w:tcPr>
-            <w:tcW w:w="5490" w:type="dxa"/>
+            <w:tcW w:w="5332" w:type="dxa"/>
             <w:tcBorders>
               <w:top w:val="single" w:sz="4" w:space="0" w:color="A6A6A6"/>
               <w:left w:val="single" w:sz="4" w:space="0" w:color="A6A6A6"/>
@@ -4879,7 +4879,7 @@
         </w:trPr>
         <w:tc>
           <w:tcPr>
-            <w:tcW w:w="2541" w:type="dxa"/>
+            <w:tcW w:w="2468" w:type="dxa"/>
             <w:tcBorders>
               <w:top w:val="single" w:sz="4" w:space="0" w:color="A6A6A6"/>
               <w:left w:val="single" w:sz="4" w:space="0" w:color="A6A6A6"/>
@@ -4905,7 +4905,7 @@
         </w:tc>
         <w:tc>
           <w:tcPr>
-            <w:tcW w:w="1607" w:type="dxa"/>
+            <w:tcW w:w="1561" w:type="dxa"/>
             <w:tcBorders>
               <w:top w:val="single" w:sz="4" w:space="0" w:color="A6A6A6"/>
               <w:left w:val="single" w:sz="4" w:space="0" w:color="A6A6A6"/>
@@ -4931,7 +4931,7 @@
         </w:tc>
         <w:tc>
           <w:tcPr>
-            <w:tcW w:w="5490" w:type="dxa"/>
+            <w:tcW w:w="5332" w:type="dxa"/>
             <w:tcBorders>
               <w:top w:val="single" w:sz="4" w:space="0" w:color="A6A6A6"/>
               <w:left w:val="single" w:sz="4" w:space="0" w:color="A6A6A6"/>
@@ -4968,7 +4968,7 @@
         </w:trPr>
         <w:tc>
           <w:tcPr>
-            <w:tcW w:w="2541" w:type="dxa"/>
+            <w:tcW w:w="2468" w:type="dxa"/>
             <w:tcBorders>
               <w:top w:val="single" w:sz="4" w:space="0" w:color="A6A6A6"/>
               <w:left w:val="single" w:sz="4" w:space="0" w:color="A6A6A6"/>
@@ -4994,7 +4994,7 @@
         </w:tc>
         <w:tc>
           <w:tcPr>
-            <w:tcW w:w="1607" w:type="dxa"/>
+            <w:tcW w:w="1561" w:type="dxa"/>
             <w:tcBorders>
               <w:top w:val="single" w:sz="4" w:space="0" w:color="A6A6A6"/>
               <w:left w:val="single" w:sz="4" w:space="0" w:color="A6A6A6"/>
@@ -5020,7 +5020,7 @@
         </w:tc>
         <w:tc>
           <w:tcPr>
-            <w:tcW w:w="5490" w:type="dxa"/>
+            <w:tcW w:w="5332" w:type="dxa"/>
             <w:tcBorders>
               <w:top w:val="single" w:sz="4" w:space="0" w:color="A6A6A6"/>
               <w:left w:val="single" w:sz="4" w:space="0" w:color="A6A6A6"/>
@@ -5057,7 +5057,7 @@
         </w:trPr>
         <w:tc>
           <w:tcPr>
-            <w:tcW w:w="2541" w:type="dxa"/>
+            <w:tcW w:w="2468" w:type="dxa"/>
             <w:tcBorders>
               <w:top w:val="single" w:sz="4" w:space="0" w:color="A6A6A6"/>
               <w:left w:val="single" w:sz="4" w:space="0" w:color="A6A6A6"/>
@@ -5083,7 +5083,7 @@
         </w:tc>
         <w:tc>
           <w:tcPr>
-            <w:tcW w:w="1607" w:type="dxa"/>
+            <w:tcW w:w="1561" w:type="dxa"/>
             <w:tcBorders>
               <w:top w:val="single" w:sz="4" w:space="0" w:color="A6A6A6"/>
               <w:left w:val="single" w:sz="4" w:space="0" w:color="A6A6A6"/>
@@ -5109,7 +5109,7 @@
         </w:tc>
         <w:tc>
           <w:tcPr>
-            <w:tcW w:w="5490" w:type="dxa"/>
+            <w:tcW w:w="5332" w:type="dxa"/>
             <w:tcBorders>
               <w:top w:val="single" w:sz="4" w:space="0" w:color="A6A6A6"/>
               <w:left w:val="single" w:sz="4" w:space="0" w:color="A6A6A6"/>
@@ -5146,7 +5146,7 @@
         </w:trPr>
         <w:tc>
           <w:tcPr>
-            <w:tcW w:w="2541" w:type="dxa"/>
+            <w:tcW w:w="2468" w:type="dxa"/>
             <w:tcBorders>
               <w:top w:val="single" w:sz="4" w:space="0" w:color="A6A6A6"/>
               <w:left w:val="single" w:sz="4" w:space="0" w:color="A6A6A6"/>
@@ -5172,7 +5172,7 @@
         </w:tc>
         <w:tc>
           <w:tcPr>
-            <w:tcW w:w="1607" w:type="dxa"/>
+            <w:tcW w:w="1561" w:type="dxa"/>
             <w:tcBorders>
               <w:top w:val="single" w:sz="4" w:space="0" w:color="A6A6A6"/>
               <w:left w:val="single" w:sz="4" w:space="0" w:color="A6A6A6"/>
@@ -5198,7 +5198,7 @@
         </w:tc>
         <w:tc>
           <w:tcPr>
-            <w:tcW w:w="5490" w:type="dxa"/>
+            <w:tcW w:w="5332" w:type="dxa"/>
             <w:tcBorders>
               <w:top w:val="single" w:sz="4" w:space="0" w:color="A6A6A6"/>
               <w:left w:val="single" w:sz="4" w:space="0" w:color="A6A6A6"/>
@@ -5235,7 +5235,7 @@
         </w:trPr>
         <w:tc>
           <w:tcPr>
-            <w:tcW w:w="2541" w:type="dxa"/>
+            <w:tcW w:w="2468" w:type="dxa"/>
             <w:tcBorders>
               <w:top w:val="single" w:sz="4" w:space="0" w:color="A6A6A6"/>
               <w:left w:val="single" w:sz="4" w:space="0" w:color="A6A6A6"/>
@@ -5261,7 +5261,7 @@
         </w:tc>
         <w:tc>
           <w:tcPr>
-            <w:tcW w:w="1607" w:type="dxa"/>
+            <w:tcW w:w="1561" w:type="dxa"/>
             <w:tcBorders>
               <w:top w:val="single" w:sz="4" w:space="0" w:color="A6A6A6"/>
               <w:left w:val="single" w:sz="4" w:space="0" w:color="A6A6A6"/>
@@ -5287,7 +5287,7 @@
         </w:tc>
         <w:tc>
           <w:tcPr>
-            <w:tcW w:w="5490" w:type="dxa"/>
+            <w:tcW w:w="5332" w:type="dxa"/>
             <w:tcBorders>
               <w:top w:val="single" w:sz="4" w:space="0" w:color="A6A6A6"/>
               <w:left w:val="single" w:sz="4" w:space="0" w:color="A6A6A6"/>
@@ -5340,7 +5340,7 @@
         </w:trPr>
         <w:tc>
           <w:tcPr>
-            <w:tcW w:w="2541" w:type="dxa"/>
+            <w:tcW w:w="2468" w:type="dxa"/>
             <w:tcBorders>
               <w:top w:val="single" w:sz="4" w:space="0" w:color="A6A6A6"/>
               <w:left w:val="single" w:sz="4" w:space="0" w:color="A6A6A6"/>
@@ -5366,7 +5366,7 @@
         </w:tc>
         <w:tc>
           <w:tcPr>
-            <w:tcW w:w="1607" w:type="dxa"/>
+            <w:tcW w:w="1561" w:type="dxa"/>
             <w:tcBorders>
               <w:top w:val="single" w:sz="4" w:space="0" w:color="A6A6A6"/>
               <w:left w:val="single" w:sz="4" w:space="0" w:color="A6A6A6"/>
@@ -5392,7 +5392,7 @@
         </w:tc>
         <w:tc>
           <w:tcPr>
-            <w:tcW w:w="5490" w:type="dxa"/>
+            <w:tcW w:w="5332" w:type="dxa"/>
             <w:tcBorders>
               <w:top w:val="single" w:sz="4" w:space="0" w:color="A6A6A6"/>
               <w:left w:val="single" w:sz="4" w:space="0" w:color="A6A6A6"/>
@@ -5429,7 +5429,7 @@
         </w:trPr>
         <w:tc>
           <w:tcPr>
-            <w:tcW w:w="2541" w:type="dxa"/>
+            <w:tcW w:w="2468" w:type="dxa"/>
             <w:tcBorders>
               <w:top w:val="single" w:sz="4" w:space="0" w:color="A6A6A6"/>
               <w:left w:val="single" w:sz="4" w:space="0" w:color="A6A6A6"/>
@@ -5455,7 +5455,7 @@
         </w:tc>
         <w:tc>
           <w:tcPr>
-            <w:tcW w:w="1607" w:type="dxa"/>
+            <w:tcW w:w="1561" w:type="dxa"/>
             <w:tcBorders>
               <w:top w:val="single" w:sz="4" w:space="0" w:color="A6A6A6"/>
               <w:left w:val="single" w:sz="4" w:space="0" w:color="A6A6A6"/>
@@ -5481,7 +5481,7 @@
         </w:tc>
         <w:tc>
           <w:tcPr>
-            <w:tcW w:w="5490" w:type="dxa"/>
+            <w:tcW w:w="5332" w:type="dxa"/>
             <w:tcBorders>
               <w:top w:val="single" w:sz="4" w:space="0" w:color="A6A6A6"/>
               <w:left w:val="single" w:sz="4" w:space="0" w:color="A6A6A6"/>
@@ -5525,7 +5525,7 @@
     </w:p>
     <w:tbl>
       <w:tblPr>
-        <w:tblW w:w="9638" w:type="dxa"/>
+        <w:tblW w:w="9360" w:type="dxa"/>
         <w:tblBorders>
           <w:top w:val="single" w:sz="4" w:space="0" w:color="auto"/>
           <w:left w:val="single" w:sz="4" w:space="0" w:color="auto"/>
@@ -5541,12 +5541,12 @@
         <w:tblLook w:val="0000" w:firstRow="0" w:lastRow="0" w:firstColumn="0" w:lastColumn="0" w:noHBand="0" w:noVBand="0"/>
       </w:tblPr>
       <w:tblGrid>
-        <w:gridCol w:w="2083"/>
-        <w:gridCol w:w="1831"/>
-        <w:gridCol w:w="888"/>
-        <w:gridCol w:w="888"/>
-        <w:gridCol w:w="1175"/>
-        <w:gridCol w:w="2773"/>
+        <w:gridCol w:w="2023"/>
+        <w:gridCol w:w="1778"/>
+        <w:gridCol w:w="862"/>
+        <w:gridCol w:w="862"/>
+        <w:gridCol w:w="1141"/>
+        <w:gridCol w:w="2693"/>
       </w:tblGrid>
       <w:tr>
         <w:tblPrEx>
@@ -5561,7 +5561,7 @@
         </w:trPr>
         <w:tc>
           <w:tcPr>
-            <w:tcW w:w="2083" w:type="dxa"/>
+            <w:tcW w:w="2023" w:type="dxa"/>
             <w:tcBorders>
               <w:top w:val="single" w:sz="4" w:space="0" w:color="A6A6A6"/>
               <w:left w:val="single" w:sz="4" w:space="0" w:color="A6A6A6"/>
@@ -5590,7 +5590,7 @@
         </w:tc>
         <w:tc>
           <w:tcPr>
-            <w:tcW w:w="1831" w:type="dxa"/>
+            <w:tcW w:w="1778" w:type="dxa"/>
             <w:tcBorders>
               <w:top w:val="single" w:sz="4" w:space="0" w:color="A6A6A6"/>
               <w:left w:val="single" w:sz="4" w:space="0" w:color="A6A6A6"/>
@@ -5619,7 +5619,7 @@
         </w:tc>
         <w:tc>
           <w:tcPr>
-            <w:tcW w:w="888" w:type="dxa"/>
+            <w:tcW w:w="862" w:type="dxa"/>
             <w:tcBorders>
               <w:top w:val="single" w:sz="4" w:space="0" w:color="A6A6A6"/>
               <w:left w:val="single" w:sz="4" w:space="0" w:color="A6A6A6"/>
@@ -5648,7 +5648,7 @@
         </w:tc>
         <w:tc>
           <w:tcPr>
-            <w:tcW w:w="888" w:type="dxa"/>
+            <w:tcW w:w="862" w:type="dxa"/>
             <w:tcBorders>
               <w:top w:val="single" w:sz="4" w:space="0" w:color="A6A6A6"/>
               <w:left w:val="single" w:sz="4" w:space="0" w:color="A6A6A6"/>
@@ -5677,7 +5677,7 @@
         </w:tc>
         <w:tc>
           <w:tcPr>
-            <w:tcW w:w="1175" w:type="dxa"/>
+            <w:tcW w:w="1141" w:type="dxa"/>
             <w:tcBorders>
               <w:top w:val="single" w:sz="4" w:space="0" w:color="A6A6A6"/>
               <w:left w:val="single" w:sz="4" w:space="0" w:color="A6A6A6"/>
@@ -5706,7 +5706,7 @@
         </w:tc>
         <w:tc>
           <w:tcPr>
-            <w:tcW w:w="2773" w:type="dxa"/>
+            <w:tcW w:w="2693" w:type="dxa"/>
             <w:tcBorders>
               <w:top w:val="single" w:sz="4" w:space="0" w:color="A6A6A6"/>
               <w:left w:val="single" w:sz="4" w:space="0" w:color="A6A6A6"/>
@@ -5746,7 +5746,7 @@
         </w:trPr>
         <w:tc>
           <w:tcPr>
-            <w:tcW w:w="2083" w:type="dxa"/>
+            <w:tcW w:w="2023" w:type="dxa"/>
             <w:tcBorders>
               <w:top w:val="single" w:sz="4" w:space="0" w:color="A6A6A6"/>
               <w:left w:val="single" w:sz="4" w:space="0" w:color="A6A6A6"/>
@@ -5772,7 +5772,7 @@
         </w:tc>
         <w:tc>
           <w:tcPr>
-            <w:tcW w:w="1831" w:type="dxa"/>
+            <w:tcW w:w="1778" w:type="dxa"/>
             <w:tcBorders>
               <w:top w:val="single" w:sz="4" w:space="0" w:color="A6A6A6"/>
               <w:left w:val="single" w:sz="4" w:space="0" w:color="A6A6A6"/>
@@ -5798,7 +5798,7 @@
         </w:tc>
         <w:tc>
           <w:tcPr>
-            <w:tcW w:w="888" w:type="dxa"/>
+            <w:tcW w:w="862" w:type="dxa"/>
             <w:tcBorders>
               <w:top w:val="single" w:sz="4" w:space="0" w:color="A6A6A6"/>
               <w:left w:val="single" w:sz="4" w:space="0" w:color="A6A6A6"/>
@@ -5824,7 +5824,7 @@
         </w:tc>
         <w:tc>
           <w:tcPr>
-            <w:tcW w:w="888" w:type="dxa"/>
+            <w:tcW w:w="862" w:type="dxa"/>
             <w:tcBorders>
               <w:top w:val="single" w:sz="4" w:space="0" w:color="A6A6A6"/>
               <w:left w:val="single" w:sz="4" w:space="0" w:color="A6A6A6"/>
@@ -5850,7 +5850,7 @@
         </w:tc>
         <w:tc>
           <w:tcPr>
-            <w:tcW w:w="1175" w:type="dxa"/>
+            <w:tcW w:w="1141" w:type="dxa"/>
             <w:tcBorders>
               <w:top w:val="single" w:sz="4" w:space="0" w:color="A6A6A6"/>
               <w:left w:val="single" w:sz="4" w:space="0" w:color="A6A6A6"/>
@@ -5876,7 +5876,7 @@
         </w:tc>
         <w:tc>
           <w:tcPr>
-            <w:tcW w:w="2773" w:type="dxa"/>
+            <w:tcW w:w="2693" w:type="dxa"/>
             <w:tcBorders>
               <w:top w:val="single" w:sz="4" w:space="0" w:color="A6A6A6"/>
               <w:left w:val="single" w:sz="4" w:space="0" w:color="A6A6A6"/>
@@ -5913,7 +5913,7 @@
         </w:trPr>
         <w:tc>
           <w:tcPr>
-            <w:tcW w:w="2083" w:type="dxa"/>
+            <w:tcW w:w="2023" w:type="dxa"/>
             <w:tcBorders>
               <w:top w:val="single" w:sz="4" w:space="0" w:color="A6A6A6"/>
               <w:left w:val="single" w:sz="4" w:space="0" w:color="A6A6A6"/>
@@ -5939,7 +5939,7 @@
         </w:tc>
         <w:tc>
           <w:tcPr>
-            <w:tcW w:w="1831" w:type="dxa"/>
+            <w:tcW w:w="1778" w:type="dxa"/>
             <w:tcBorders>
               <w:top w:val="single" w:sz="4" w:space="0" w:color="A6A6A6"/>
               <w:left w:val="single" w:sz="4" w:space="0" w:color="A6A6A6"/>
@@ -5965,7 +5965,7 @@
         </w:tc>
         <w:tc>
           <w:tcPr>
-            <w:tcW w:w="888" w:type="dxa"/>
+            <w:tcW w:w="862" w:type="dxa"/>
             <w:tcBorders>
               <w:top w:val="single" w:sz="4" w:space="0" w:color="A6A6A6"/>
               <w:left w:val="single" w:sz="4" w:space="0" w:color="A6A6A6"/>
@@ -5991,7 +5991,7 @@
         </w:tc>
         <w:tc>
           <w:tcPr>
-            <w:tcW w:w="888" w:type="dxa"/>
+            <w:tcW w:w="862" w:type="dxa"/>
             <w:tcBorders>
               <w:top w:val="single" w:sz="4" w:space="0" w:color="A6A6A6"/>
               <w:left w:val="single" w:sz="4" w:space="0" w:color="A6A6A6"/>
@@ -6017,7 +6017,7 @@
         </w:tc>
         <w:tc>
           <w:tcPr>
-            <w:tcW w:w="1175" w:type="dxa"/>
+            <w:tcW w:w="1141" w:type="dxa"/>
             <w:tcBorders>
               <w:top w:val="single" w:sz="4" w:space="0" w:color="A6A6A6"/>
               <w:left w:val="single" w:sz="4" w:space="0" w:color="A6A6A6"/>
@@ -6043,7 +6043,7 @@
         </w:tc>
         <w:tc>
           <w:tcPr>
-            <w:tcW w:w="2773" w:type="dxa"/>
+            <w:tcW w:w="2693" w:type="dxa"/>
             <w:tcBorders>
               <w:top w:val="single" w:sz="4" w:space="0" w:color="A6A6A6"/>
               <w:left w:val="single" w:sz="4" w:space="0" w:color="A6A6A6"/>
@@ -6080,7 +6080,7 @@
         </w:trPr>
         <w:tc>
           <w:tcPr>
-            <w:tcW w:w="2083" w:type="dxa"/>
+            <w:tcW w:w="2023" w:type="dxa"/>
             <w:tcBorders>
               <w:top w:val="single" w:sz="4" w:space="0" w:color="A6A6A6"/>
               <w:left w:val="single" w:sz="4" w:space="0" w:color="A6A6A6"/>
@@ -6106,7 +6106,7 @@
         </w:tc>
         <w:tc>
           <w:tcPr>
-            <w:tcW w:w="1831" w:type="dxa"/>
+            <w:tcW w:w="1778" w:type="dxa"/>
             <w:tcBorders>
               <w:top w:val="single" w:sz="4" w:space="0" w:color="A6A6A6"/>
               <w:left w:val="single" w:sz="4" w:space="0" w:color="A6A6A6"/>
@@ -6132,7 +6132,7 @@
         </w:tc>
         <w:tc>
           <w:tcPr>
-            <w:tcW w:w="888" w:type="dxa"/>
+            <w:tcW w:w="862" w:type="dxa"/>
             <w:tcBorders>
               <w:top w:val="single" w:sz="4" w:space="0" w:color="A6A6A6"/>
               <w:left w:val="single" w:sz="4" w:space="0" w:color="A6A6A6"/>
@@ -6158,7 +6158,7 @@
         </w:tc>
         <w:tc>
           <w:tcPr>
-            <w:tcW w:w="888" w:type="dxa"/>
+            <w:tcW w:w="862" w:type="dxa"/>
             <w:tcBorders>
               <w:top w:val="single" w:sz="4" w:space="0" w:color="A6A6A6"/>
               <w:left w:val="single" w:sz="4" w:space="0" w:color="A6A6A6"/>
@@ -6184,7 +6184,7 @@
         </w:tc>
         <w:tc>
           <w:tcPr>
-            <w:tcW w:w="1175" w:type="dxa"/>
+            <w:tcW w:w="1141" w:type="dxa"/>
             <w:tcBorders>
               <w:top w:val="single" w:sz="4" w:space="0" w:color="A6A6A6"/>
               <w:left w:val="single" w:sz="4" w:space="0" w:color="A6A6A6"/>
@@ -6210,7 +6210,7 @@
         </w:tc>
         <w:tc>
           <w:tcPr>
-            <w:tcW w:w="2773" w:type="dxa"/>
+            <w:tcW w:w="2693" w:type="dxa"/>
             <w:tcBorders>
               <w:top w:val="single" w:sz="4" w:space="0" w:color="A6A6A6"/>
               <w:left w:val="single" w:sz="4" w:space="0" w:color="A6A6A6"/>
@@ -6247,7 +6247,7 @@
         </w:trPr>
         <w:tc>
           <w:tcPr>
-            <w:tcW w:w="2083" w:type="dxa"/>
+            <w:tcW w:w="2023" w:type="dxa"/>
             <w:tcBorders>
               <w:top w:val="single" w:sz="4" w:space="0" w:color="A6A6A6"/>
               <w:left w:val="single" w:sz="4" w:space="0" w:color="A6A6A6"/>
@@ -6273,7 +6273,7 @@
         </w:tc>
         <w:tc>
           <w:tcPr>
-            <w:tcW w:w="1831" w:type="dxa"/>
+            <w:tcW w:w="1778" w:type="dxa"/>
             <w:tcBorders>
               <w:top w:val="single" w:sz="4" w:space="0" w:color="A6A6A6"/>
               <w:left w:val="single" w:sz="4" w:space="0" w:color="A6A6A6"/>
@@ -6299,7 +6299,7 @@
         </w:tc>
         <w:tc>
           <w:tcPr>
-            <w:tcW w:w="888" w:type="dxa"/>
+            <w:tcW w:w="862" w:type="dxa"/>
             <w:tcBorders>
               <w:top w:val="single" w:sz="4" w:space="0" w:color="A6A6A6"/>
               <w:left w:val="single" w:sz="4" w:space="0" w:color="A6A6A6"/>
@@ -6325,7 +6325,7 @@
         </w:tc>
         <w:tc>
           <w:tcPr>
-            <w:tcW w:w="888" w:type="dxa"/>
+            <w:tcW w:w="862" w:type="dxa"/>
             <w:tcBorders>
               <w:top w:val="single" w:sz="4" w:space="0" w:color="A6A6A6"/>
               <w:left w:val="single" w:sz="4" w:space="0" w:color="A6A6A6"/>
@@ -6351,7 +6351,7 @@
         </w:tc>
         <w:tc>
           <w:tcPr>
-            <w:tcW w:w="1175" w:type="dxa"/>
+            <w:tcW w:w="1141" w:type="dxa"/>
             <w:tcBorders>
               <w:top w:val="single" w:sz="4" w:space="0" w:color="A6A6A6"/>
               <w:left w:val="single" w:sz="4" w:space="0" w:color="A6A6A6"/>
@@ -6377,7 +6377,7 @@
         </w:tc>
         <w:tc>
           <w:tcPr>
-            <w:tcW w:w="2773" w:type="dxa"/>
+            <w:tcW w:w="2693" w:type="dxa"/>
             <w:tcBorders>
               <w:top w:val="single" w:sz="4" w:space="0" w:color="A6A6A6"/>
               <w:left w:val="single" w:sz="4" w:space="0" w:color="A6A6A6"/>
@@ -6414,7 +6414,7 @@
         </w:trPr>
         <w:tc>
           <w:tcPr>
-            <w:tcW w:w="2083" w:type="dxa"/>
+            <w:tcW w:w="2023" w:type="dxa"/>
             <w:tcBorders>
               <w:top w:val="single" w:sz="4" w:space="0" w:color="A6A6A6"/>
               <w:left w:val="single" w:sz="4" w:space="0" w:color="A6A6A6"/>
@@ -6440,7 +6440,7 @@
         </w:tc>
         <w:tc>
           <w:tcPr>
-            <w:tcW w:w="1831" w:type="dxa"/>
+            <w:tcW w:w="1778" w:type="dxa"/>
             <w:tcBorders>
               <w:top w:val="single" w:sz="4" w:space="0" w:color="A6A6A6"/>
               <w:left w:val="single" w:sz="4" w:space="0" w:color="A6A6A6"/>
@@ -6466,7 +6466,7 @@
         </w:tc>
         <w:tc>
           <w:tcPr>
-            <w:tcW w:w="888" w:type="dxa"/>
+            <w:tcW w:w="862" w:type="dxa"/>
             <w:tcBorders>
               <w:top w:val="single" w:sz="4" w:space="0" w:color="A6A6A6"/>
               <w:left w:val="single" w:sz="4" w:space="0" w:color="A6A6A6"/>
@@ -6492,7 +6492,7 @@
         </w:tc>
         <w:tc>
           <w:tcPr>
-            <w:tcW w:w="888" w:type="dxa"/>
+            <w:tcW w:w="862" w:type="dxa"/>
             <w:tcBorders>
               <w:top w:val="single" w:sz="4" w:space="0" w:color="A6A6A6"/>
               <w:left w:val="single" w:sz="4" w:space="0" w:color="A6A6A6"/>
@@ -6518,7 +6518,7 @@
         </w:tc>
         <w:tc>
           <w:tcPr>
-            <w:tcW w:w="1175" w:type="dxa"/>
+            <w:tcW w:w="1141" w:type="dxa"/>
             <w:tcBorders>
               <w:top w:val="single" w:sz="4" w:space="0" w:color="A6A6A6"/>
               <w:left w:val="single" w:sz="4" w:space="0" w:color="A6A6A6"/>
@@ -6544,7 +6544,7 @@
         </w:tc>
         <w:tc>
           <w:tcPr>
-            <w:tcW w:w="2773" w:type="dxa"/>
+            <w:tcW w:w="2693" w:type="dxa"/>
             <w:tcBorders>
               <w:top w:val="single" w:sz="4" w:space="0" w:color="A6A6A6"/>
               <w:left w:val="single" w:sz="4" w:space="0" w:color="A6A6A6"/>
@@ -6581,7 +6581,7 @@
         </w:trPr>
         <w:tc>
           <w:tcPr>
-            <w:tcW w:w="2083" w:type="dxa"/>
+            <w:tcW w:w="2023" w:type="dxa"/>
             <w:tcBorders>
               <w:top w:val="single" w:sz="4" w:space="0" w:color="A6A6A6"/>
               <w:left w:val="single" w:sz="4" w:space="0" w:color="A6A6A6"/>
@@ -6607,7 +6607,7 @@
         </w:tc>
         <w:tc>
           <w:tcPr>
-            <w:tcW w:w="1831" w:type="dxa"/>
+            <w:tcW w:w="1778" w:type="dxa"/>
             <w:tcBorders>
               <w:top w:val="single" w:sz="4" w:space="0" w:color="A6A6A6"/>
               <w:left w:val="single" w:sz="4" w:space="0" w:color="A6A6A6"/>
@@ -6633,7 +6633,7 @@
         </w:tc>
         <w:tc>
           <w:tcPr>
-            <w:tcW w:w="888" w:type="dxa"/>
+            <w:tcW w:w="862" w:type="dxa"/>
             <w:tcBorders>
               <w:top w:val="single" w:sz="4" w:space="0" w:color="A6A6A6"/>
               <w:left w:val="single" w:sz="4" w:space="0" w:color="A6A6A6"/>
@@ -6659,7 +6659,7 @@
         </w:tc>
         <w:tc>
           <w:tcPr>
-            <w:tcW w:w="888" w:type="dxa"/>
+            <w:tcW w:w="862" w:type="dxa"/>
             <w:tcBorders>
               <w:top w:val="single" w:sz="4" w:space="0" w:color="A6A6A6"/>
               <w:left w:val="single" w:sz="4" w:space="0" w:color="A6A6A6"/>
@@ -6685,7 +6685,7 @@
         </w:tc>
         <w:tc>
           <w:tcPr>
-            <w:tcW w:w="1175" w:type="dxa"/>
+            <w:tcW w:w="1141" w:type="dxa"/>
             <w:tcBorders>
               <w:top w:val="single" w:sz="4" w:space="0" w:color="A6A6A6"/>
               <w:left w:val="single" w:sz="4" w:space="0" w:color="A6A6A6"/>
@@ -6711,7 +6711,7 @@
         </w:tc>
         <w:tc>
           <w:tcPr>
-            <w:tcW w:w="2773" w:type="dxa"/>
+            <w:tcW w:w="2693" w:type="dxa"/>
             <w:tcBorders>
               <w:top w:val="single" w:sz="4" w:space="0" w:color="A6A6A6"/>
               <w:left w:val="single" w:sz="4" w:space="0" w:color="A6A6A6"/>
@@ -6757,7 +6757,7 @@
         </w:trPr>
         <w:tc>
           <w:tcPr>
-            <w:tcW w:w="2083" w:type="dxa"/>
+            <w:tcW w:w="2023" w:type="dxa"/>
             <w:tcBorders>
               <w:top w:val="single" w:sz="4" w:space="0" w:color="A6A6A6"/>
               <w:left w:val="single" w:sz="4" w:space="0" w:color="A6A6A6"/>
@@ -6783,7 +6783,7 @@
         </w:tc>
         <w:tc>
           <w:tcPr>
-            <w:tcW w:w="1831" w:type="dxa"/>
+            <w:tcW w:w="1778" w:type="dxa"/>
             <w:tcBorders>
               <w:top w:val="single" w:sz="4" w:space="0" w:color="A6A6A6"/>
               <w:left w:val="single" w:sz="4" w:space="0" w:color="A6A6A6"/>
@@ -6809,7 +6809,7 @@
         </w:tc>
         <w:tc>
           <w:tcPr>
-            <w:tcW w:w="888" w:type="dxa"/>
+            <w:tcW w:w="862" w:type="dxa"/>
             <w:tcBorders>
               <w:top w:val="single" w:sz="4" w:space="0" w:color="A6A6A6"/>
               <w:left w:val="single" w:sz="4" w:space="0" w:color="A6A6A6"/>
@@ -6835,7 +6835,7 @@
         </w:tc>
         <w:tc>
           <w:tcPr>
-            <w:tcW w:w="888" w:type="dxa"/>
+            <w:tcW w:w="862" w:type="dxa"/>
             <w:tcBorders>
               <w:top w:val="single" w:sz="4" w:space="0" w:color="A6A6A6"/>
               <w:left w:val="single" w:sz="4" w:space="0" w:color="A6A6A6"/>
@@ -6861,7 +6861,7 @@
         </w:tc>
         <w:tc>
           <w:tcPr>
-            <w:tcW w:w="1175" w:type="dxa"/>
+            <w:tcW w:w="1141" w:type="dxa"/>
             <w:tcBorders>
               <w:top w:val="single" w:sz="4" w:space="0" w:color="A6A6A6"/>
               <w:left w:val="single" w:sz="4" w:space="0" w:color="A6A6A6"/>
@@ -6887,7 +6887,7 @@
         </w:tc>
         <w:tc>
           <w:tcPr>
-            <w:tcW w:w="2773" w:type="dxa"/>
+            <w:tcW w:w="2693" w:type="dxa"/>
             <w:tcBorders>
               <w:top w:val="single" w:sz="4" w:space="0" w:color="A6A6A6"/>
               <w:left w:val="single" w:sz="4" w:space="0" w:color="A6A6A6"/>
@@ -6916,7 +6916,7 @@
         </w:trPr>
         <w:tc>
           <w:tcPr>
-            <w:tcW w:w="2083" w:type="dxa"/>
+            <w:tcW w:w="2023" w:type="dxa"/>
             <w:tcBorders>
               <w:top w:val="single" w:sz="4" w:space="0" w:color="A6A6A6"/>
               <w:left w:val="single" w:sz="4" w:space="0" w:color="A6A6A6"/>
@@ -6942,7 +6942,7 @@
         </w:tc>
         <w:tc>
           <w:tcPr>
-            <w:tcW w:w="1831" w:type="dxa"/>
+            <w:tcW w:w="1778" w:type="dxa"/>
             <w:tcBorders>
               <w:top w:val="single" w:sz="4" w:space="0" w:color="A6A6A6"/>
               <w:left w:val="single" w:sz="4" w:space="0" w:color="A6A6A6"/>
@@ -6968,7 +6968,7 @@
         </w:tc>
         <w:tc>
           <w:tcPr>
-            <w:tcW w:w="888" w:type="dxa"/>
+            <w:tcW w:w="862" w:type="dxa"/>
             <w:tcBorders>
               <w:top w:val="single" w:sz="4" w:space="0" w:color="A6A6A6"/>
               <w:left w:val="single" w:sz="4" w:space="0" w:color="A6A6A6"/>
@@ -6994,7 +6994,7 @@
         </w:tc>
         <w:tc>
           <w:tcPr>
-            <w:tcW w:w="888" w:type="dxa"/>
+            <w:tcW w:w="862" w:type="dxa"/>
             <w:tcBorders>
               <w:top w:val="single" w:sz="4" w:space="0" w:color="A6A6A6"/>
               <w:left w:val="single" w:sz="4" w:space="0" w:color="A6A6A6"/>
@@ -7020,7 +7020,7 @@
         </w:tc>
         <w:tc>
           <w:tcPr>
-            <w:tcW w:w="1175" w:type="dxa"/>
+            <w:tcW w:w="1141" w:type="dxa"/>
             <w:tcBorders>
               <w:top w:val="single" w:sz="4" w:space="0" w:color="A6A6A6"/>
               <w:left w:val="single" w:sz="4" w:space="0" w:color="A6A6A6"/>
@@ -7046,7 +7046,7 @@
         </w:tc>
         <w:tc>
           <w:tcPr>
-            <w:tcW w:w="2773" w:type="dxa"/>
+            <w:tcW w:w="2693" w:type="dxa"/>
             <w:tcBorders>
               <w:top w:val="single" w:sz="4" w:space="0" w:color="A6A6A6"/>
               <w:left w:val="single" w:sz="4" w:space="0" w:color="A6A6A6"/>
@@ -7083,7 +7083,7 @@
         </w:trPr>
         <w:tc>
           <w:tcPr>
-            <w:tcW w:w="2083" w:type="dxa"/>
+            <w:tcW w:w="2023" w:type="dxa"/>
             <w:tcBorders>
               <w:top w:val="single" w:sz="4" w:space="0" w:color="A6A6A6"/>
               <w:left w:val="single" w:sz="4" w:space="0" w:color="A6A6A6"/>
@@ -7109,7 +7109,7 @@
         </w:tc>
         <w:tc>
           <w:tcPr>
-            <w:tcW w:w="1831" w:type="dxa"/>
+            <w:tcW w:w="1778" w:type="dxa"/>
             <w:tcBorders>
               <w:top w:val="single" w:sz="4" w:space="0" w:color="A6A6A6"/>
               <w:left w:val="single" w:sz="4" w:space="0" w:color="A6A6A6"/>
@@ -7135,7 +7135,7 @@
         </w:tc>
         <w:tc>
           <w:tcPr>
-            <w:tcW w:w="888" w:type="dxa"/>
+            <w:tcW w:w="862" w:type="dxa"/>
             <w:tcBorders>
               <w:top w:val="single" w:sz="4" w:space="0" w:color="A6A6A6"/>
               <w:left w:val="single" w:sz="4" w:space="0" w:color="A6A6A6"/>
@@ -7161,7 +7161,7 @@
         </w:tc>
         <w:tc>
           <w:tcPr>
-            <w:tcW w:w="888" w:type="dxa"/>
+            <w:tcW w:w="862" w:type="dxa"/>
             <w:tcBorders>
               <w:top w:val="single" w:sz="4" w:space="0" w:color="A6A6A6"/>
               <w:left w:val="single" w:sz="4" w:space="0" w:color="A6A6A6"/>
@@ -7187,7 +7187,7 @@
         </w:tc>
         <w:tc>
           <w:tcPr>
-            <w:tcW w:w="1175" w:type="dxa"/>
+            <w:tcW w:w="1141" w:type="dxa"/>
             <w:tcBorders>
               <w:top w:val="single" w:sz="4" w:space="0" w:color="A6A6A6"/>
               <w:left w:val="single" w:sz="4" w:space="0" w:color="A6A6A6"/>
@@ -7213,7 +7213,7 @@
         </w:tc>
         <w:tc>
           <w:tcPr>
-            <w:tcW w:w="2773" w:type="dxa"/>
+            <w:tcW w:w="2693" w:type="dxa"/>
             <w:tcBorders>
               <w:top w:val="single" w:sz="4" w:space="0" w:color="A6A6A6"/>
               <w:left w:val="single" w:sz="4" w:space="0" w:color="A6A6A6"/>
@@ -7250,7 +7250,7 @@
         </w:trPr>
         <w:tc>
           <w:tcPr>
-            <w:tcW w:w="2083" w:type="dxa"/>
+            <w:tcW w:w="2023" w:type="dxa"/>
             <w:tcBorders>
               <w:top w:val="single" w:sz="4" w:space="0" w:color="A6A6A6"/>
               <w:left w:val="single" w:sz="4" w:space="0" w:color="A6A6A6"/>
@@ -7276,7 +7276,7 @@
         </w:tc>
         <w:tc>
           <w:tcPr>
-            <w:tcW w:w="1831" w:type="dxa"/>
+            <w:tcW w:w="1778" w:type="dxa"/>
             <w:tcBorders>
               <w:top w:val="single" w:sz="4" w:space="0" w:color="A6A6A6"/>
               <w:left w:val="single" w:sz="4" w:space="0" w:color="A6A6A6"/>
@@ -7302,7 +7302,7 @@
         </w:tc>
         <w:tc>
           <w:tcPr>
-            <w:tcW w:w="888" w:type="dxa"/>
+            <w:tcW w:w="862" w:type="dxa"/>
             <w:tcBorders>
               <w:top w:val="single" w:sz="4" w:space="0" w:color="A6A6A6"/>
               <w:left w:val="single" w:sz="4" w:space="0" w:color="A6A6A6"/>
@@ -7328,7 +7328,7 @@
         </w:tc>
         <w:tc>
           <w:tcPr>
-            <w:tcW w:w="888" w:type="dxa"/>
+            <w:tcW w:w="862" w:type="dxa"/>
             <w:tcBorders>
               <w:top w:val="single" w:sz="4" w:space="0" w:color="A6A6A6"/>
               <w:left w:val="single" w:sz="4" w:space="0" w:color="A6A6A6"/>
@@ -7354,7 +7354,7 @@
         </w:tc>
         <w:tc>
           <w:tcPr>
-            <w:tcW w:w="1175" w:type="dxa"/>
+            <w:tcW w:w="1141" w:type="dxa"/>
             <w:tcBorders>
               <w:top w:val="single" w:sz="4" w:space="0" w:color="A6A6A6"/>
               <w:left w:val="single" w:sz="4" w:space="0" w:color="A6A6A6"/>
@@ -7380,7 +7380,7 @@
         </w:tc>
         <w:tc>
           <w:tcPr>
-            <w:tcW w:w="2773" w:type="dxa"/>
+            <w:tcW w:w="2693" w:type="dxa"/>
             <w:tcBorders>
               <w:top w:val="single" w:sz="4" w:space="0" w:color="A6A6A6"/>
               <w:left w:val="single" w:sz="4" w:space="0" w:color="A6A6A6"/>
@@ -7417,7 +7417,7 @@
         </w:trPr>
         <w:tc>
           <w:tcPr>
-            <w:tcW w:w="2083" w:type="dxa"/>
+            <w:tcW w:w="2023" w:type="dxa"/>
             <w:tcBorders>
               <w:top w:val="single" w:sz="4" w:space="0" w:color="A6A6A6"/>
               <w:left w:val="single" w:sz="4" w:space="0" w:color="A6A6A6"/>
@@ -7443,7 +7443,7 @@
         </w:tc>
         <w:tc>
           <w:tcPr>
-            <w:tcW w:w="1831" w:type="dxa"/>
+            <w:tcW w:w="1778" w:type="dxa"/>
             <w:tcBorders>
               <w:top w:val="single" w:sz="4" w:space="0" w:color="A6A6A6"/>
               <w:left w:val="single" w:sz="4" w:space="0" w:color="A6A6A6"/>
@@ -7469,7 +7469,7 @@
         </w:tc>
         <w:tc>
           <w:tcPr>
-            <w:tcW w:w="888" w:type="dxa"/>
+            <w:tcW w:w="862" w:type="dxa"/>
             <w:tcBorders>
               <w:top w:val="single" w:sz="4" w:space="0" w:color="A6A6A6"/>
               <w:left w:val="single" w:sz="4" w:space="0" w:color="A6A6A6"/>
@@ -7495,7 +7495,7 @@
         </w:tc>
         <w:tc>
           <w:tcPr>
-            <w:tcW w:w="888" w:type="dxa"/>
+            <w:tcW w:w="862" w:type="dxa"/>
             <w:tcBorders>
               <w:top w:val="single" w:sz="4" w:space="0" w:color="A6A6A6"/>
               <w:left w:val="single" w:sz="4" w:space="0" w:color="A6A6A6"/>
@@ -7521,7 +7521,7 @@
         </w:tc>
         <w:tc>
           <w:tcPr>
-            <w:tcW w:w="1175" w:type="dxa"/>
+            <w:tcW w:w="1141" w:type="dxa"/>
             <w:tcBorders>
               <w:top w:val="single" w:sz="4" w:space="0" w:color="A6A6A6"/>
               <w:left w:val="single" w:sz="4" w:space="0" w:color="A6A6A6"/>
@@ -7547,7 +7547,7 @@
         </w:tc>
         <w:tc>
           <w:tcPr>
-            <w:tcW w:w="2773" w:type="dxa"/>
+            <w:tcW w:w="2693" w:type="dxa"/>
             <w:tcBorders>
               <w:top w:val="single" w:sz="4" w:space="0" w:color="A6A6A6"/>
               <w:left w:val="single" w:sz="4" w:space="0" w:color="A6A6A6"/>
@@ -7584,7 +7584,7 @@
         </w:trPr>
         <w:tc>
           <w:tcPr>
-            <w:tcW w:w="2083" w:type="dxa"/>
+            <w:tcW w:w="2023" w:type="dxa"/>
             <w:tcBorders>
               <w:top w:val="single" w:sz="4" w:space="0" w:color="A6A6A6"/>
               <w:left w:val="single" w:sz="4" w:space="0" w:color="A6A6A6"/>
@@ -7610,7 +7610,7 @@
         </w:tc>
         <w:tc>
           <w:tcPr>
-            <w:tcW w:w="1831" w:type="dxa"/>
+            <w:tcW w:w="1778" w:type="dxa"/>
             <w:tcBorders>
               <w:top w:val="single" w:sz="4" w:space="0" w:color="A6A6A6"/>
               <w:left w:val="single" w:sz="4" w:space="0" w:color="A6A6A6"/>
@@ -7636,7 +7636,7 @@
         </w:tc>
         <w:tc>
           <w:tcPr>
-            <w:tcW w:w="888" w:type="dxa"/>
+            <w:tcW w:w="862" w:type="dxa"/>
             <w:tcBorders>
               <w:top w:val="single" w:sz="4" w:space="0" w:color="A6A6A6"/>
               <w:left w:val="single" w:sz="4" w:space="0" w:color="A6A6A6"/>
@@ -7662,7 +7662,7 @@
         </w:tc>
         <w:tc>
           <w:tcPr>
-            <w:tcW w:w="888" w:type="dxa"/>
+            <w:tcW w:w="862" w:type="dxa"/>
             <w:tcBorders>
               <w:top w:val="single" w:sz="4" w:space="0" w:color="A6A6A6"/>
               <w:left w:val="single" w:sz="4" w:space="0" w:color="A6A6A6"/>
@@ -7688,7 +7688,7 @@
         </w:tc>
         <w:tc>
           <w:tcPr>
-            <w:tcW w:w="1175" w:type="dxa"/>
+            <w:tcW w:w="1141" w:type="dxa"/>
             <w:tcBorders>
               <w:top w:val="single" w:sz="4" w:space="0" w:color="A6A6A6"/>
               <w:left w:val="single" w:sz="4" w:space="0" w:color="A6A6A6"/>
@@ -7714,7 +7714,7 @@
         </w:tc>
         <w:tc>
           <w:tcPr>
-            <w:tcW w:w="2773" w:type="dxa"/>
+            <w:tcW w:w="2693" w:type="dxa"/>
             <w:tcBorders>
               <w:top w:val="single" w:sz="4" w:space="0" w:color="A6A6A6"/>
               <w:left w:val="single" w:sz="4" w:space="0" w:color="A6A6A6"/>
@@ -7798,7 +7798,7 @@
     </w:p>
     <w:tbl>
       <w:tblPr>
-        <w:tblW w:w="9638" w:type="dxa"/>
+        <w:tblW w:w="9360" w:type="dxa"/>
         <w:tblBorders>
           <w:top w:val="single" w:sz="4" w:space="0" w:color="auto"/>
           <w:left w:val="single" w:sz="4" w:space="0" w:color="auto"/>
@@ -7814,9 +7814,9 @@
         <w:tblLook w:val="0000" w:firstRow="0" w:lastRow="0" w:firstColumn="0" w:lastColumn="0" w:noHBand="0" w:noVBand="0"/>
       </w:tblPr>
       <w:tblGrid>
-        <w:gridCol w:w="2251"/>
-        <w:gridCol w:w="5034"/>
-        <w:gridCol w:w="2353"/>
+        <w:gridCol w:w="2186"/>
+        <w:gridCol w:w="4889"/>
+        <w:gridCol w:w="2285"/>
       </w:tblGrid>
       <w:tr>
         <w:tblPrEx>
@@ -7831,7 +7831,7 @@
         </w:trPr>
         <w:tc>
           <w:tcPr>
-            <w:tcW w:w="2251" w:type="dxa"/>
+            <w:tcW w:w="2186" w:type="dxa"/>
             <w:tcBorders>
               <w:top w:val="single" w:sz="4" w:space="0" w:color="A6A6A6"/>
               <w:left w:val="single" w:sz="4" w:space="0" w:color="A6A6A6"/>
@@ -7860,7 +7860,7 @@
         </w:tc>
         <w:tc>
           <w:tcPr>
-            <w:tcW w:w="5034" w:type="dxa"/>
+            <w:tcW w:w="4889" w:type="dxa"/>
             <w:tcBorders>
               <w:top w:val="single" w:sz="4" w:space="0" w:color="A6A6A6"/>
               <w:left w:val="single" w:sz="4" w:space="0" w:color="A6A6A6"/>
@@ -7889,7 +7889,7 @@
         </w:tc>
         <w:tc>
           <w:tcPr>
-            <w:tcW w:w="2353" w:type="dxa"/>
+            <w:tcW w:w="2285" w:type="dxa"/>
             <w:tcBorders>
               <w:top w:val="single" w:sz="4" w:space="0" w:color="A6A6A6"/>
               <w:left w:val="single" w:sz="4" w:space="0" w:color="A6A6A6"/>
@@ -7929,7 +7929,7 @@
         </w:trPr>
         <w:tc>
           <w:tcPr>
-            <w:tcW w:w="2251" w:type="dxa"/>
+            <w:tcW w:w="2186" w:type="dxa"/>
             <w:tcBorders>
               <w:top w:val="single" w:sz="4" w:space="0" w:color="A6A6A6"/>
               <w:left w:val="single" w:sz="4" w:space="0" w:color="A6A6A6"/>
@@ -7955,7 +7955,7 @@
         </w:tc>
         <w:tc>
           <w:tcPr>
-            <w:tcW w:w="5034" w:type="dxa"/>
+            <w:tcW w:w="4889" w:type="dxa"/>
             <w:tcBorders>
               <w:top w:val="single" w:sz="4" w:space="0" w:color="A6A6A6"/>
               <w:left w:val="single" w:sz="4" w:space="0" w:color="A6A6A6"/>
@@ -7981,7 +7981,7 @@
         </w:tc>
         <w:tc>
           <w:tcPr>
-            <w:tcW w:w="2353" w:type="dxa"/>
+            <w:tcW w:w="2285" w:type="dxa"/>
             <w:tcBorders>
               <w:top w:val="single" w:sz="4" w:space="0" w:color="A6A6A6"/>
               <w:left w:val="single" w:sz="4" w:space="0" w:color="A6A6A6"/>
@@ -8018,7 +8018,7 @@
         </w:trPr>
         <w:tc>
           <w:tcPr>
-            <w:tcW w:w="2251" w:type="dxa"/>
+            <w:tcW w:w="2186" w:type="dxa"/>
             <w:tcBorders>
               <w:top w:val="single" w:sz="4" w:space="0" w:color="A6A6A6"/>
               <w:left w:val="single" w:sz="4" w:space="0" w:color="A6A6A6"/>
@@ -8045,7 +8045,7 @@
         </w:tc>
         <w:tc>
           <w:tcPr>
-            <w:tcW w:w="5034" w:type="dxa"/>
+            <w:tcW w:w="4889" w:type="dxa"/>
             <w:tcBorders>
               <w:top w:val="single" w:sz="4" w:space="0" w:color="A6A6A6"/>
               <w:left w:val="single" w:sz="4" w:space="0" w:color="A6A6A6"/>
@@ -8071,7 +8071,7 @@
         </w:tc>
         <w:tc>
           <w:tcPr>
-            <w:tcW w:w="2353" w:type="dxa"/>
+            <w:tcW w:w="2285" w:type="dxa"/>
             <w:tcBorders>
               <w:top w:val="single" w:sz="4" w:space="0" w:color="A6A6A6"/>
               <w:left w:val="single" w:sz="4" w:space="0" w:color="A6A6A6"/>
@@ -8108,7 +8108,7 @@
         </w:trPr>
         <w:tc>
           <w:tcPr>
-            <w:tcW w:w="2251" w:type="dxa"/>
+            <w:tcW w:w="2186" w:type="dxa"/>
             <w:tcBorders>
               <w:top w:val="single" w:sz="4" w:space="0" w:color="A6A6A6"/>
               <w:left w:val="single" w:sz="4" w:space="0" w:color="A6A6A6"/>
@@ -8134,7 +8134,7 @@
         </w:tc>
         <w:tc>
           <w:tcPr>
-            <w:tcW w:w="5034" w:type="dxa"/>
+            <w:tcW w:w="4889" w:type="dxa"/>
             <w:tcBorders>
               <w:top w:val="single" w:sz="4" w:space="0" w:color="A6A6A6"/>
               <w:left w:val="single" w:sz="4" w:space="0" w:color="A6A6A6"/>
@@ -8160,7 +8160,7 @@
         </w:tc>
         <w:tc>
           <w:tcPr>
-            <w:tcW w:w="2353" w:type="dxa"/>
+            <w:tcW w:w="2285" w:type="dxa"/>
             <w:tcBorders>
               <w:top w:val="single" w:sz="4" w:space="0" w:color="A6A6A6"/>
               <w:left w:val="single" w:sz="4" w:space="0" w:color="A6A6A6"/>
@@ -8197,7 +8197,7 @@
         </w:trPr>
         <w:tc>
           <w:tcPr>
-            <w:tcW w:w="2251" w:type="dxa"/>
+            <w:tcW w:w="2186" w:type="dxa"/>
             <w:tcBorders>
               <w:top w:val="single" w:sz="4" w:space="0" w:color="A6A6A6"/>
               <w:left w:val="single" w:sz="4" w:space="0" w:color="A6A6A6"/>
@@ -8223,7 +8223,7 @@
         </w:tc>
         <w:tc>
           <w:tcPr>
-            <w:tcW w:w="5034" w:type="dxa"/>
+            <w:tcW w:w="4889" w:type="dxa"/>
             <w:tcBorders>
               <w:top w:val="single" w:sz="4" w:space="0" w:color="A6A6A6"/>
               <w:left w:val="single" w:sz="4" w:space="0" w:color="A6A6A6"/>
@@ -8249,7 +8249,7 @@
         </w:tc>
         <w:tc>
           <w:tcPr>
-            <w:tcW w:w="2353" w:type="dxa"/>
+            <w:tcW w:w="2285" w:type="dxa"/>
             <w:tcBorders>
               <w:top w:val="single" w:sz="4" w:space="0" w:color="A6A6A6"/>
               <w:left w:val="single" w:sz="4" w:space="0" w:color="A6A6A6"/>
@@ -8286,7 +8286,7 @@
         </w:trPr>
         <w:tc>
           <w:tcPr>
-            <w:tcW w:w="2251" w:type="dxa"/>
+            <w:tcW w:w="2186" w:type="dxa"/>
             <w:tcBorders>
               <w:top w:val="single" w:sz="4" w:space="0" w:color="A6A6A6"/>
               <w:left w:val="single" w:sz="4" w:space="0" w:color="A6A6A6"/>
@@ -8312,7 +8312,7 @@
         </w:tc>
         <w:tc>
           <w:tcPr>
-            <w:tcW w:w="5034" w:type="dxa"/>
+            <w:tcW w:w="4889" w:type="dxa"/>
             <w:tcBorders>
               <w:top w:val="single" w:sz="4" w:space="0" w:color="A6A6A6"/>
               <w:left w:val="single" w:sz="4" w:space="0" w:color="A6A6A6"/>
@@ -8338,7 +8338,7 @@
         </w:tc>
         <w:tc>
           <w:tcPr>
-            <w:tcW w:w="2353" w:type="dxa"/>
+            <w:tcW w:w="2285" w:type="dxa"/>
             <w:tcBorders>
               <w:top w:val="single" w:sz="4" w:space="0" w:color="A6A6A6"/>
               <w:left w:val="single" w:sz="4" w:space="0" w:color="A6A6A6"/>
@@ -8375,7 +8375,7 @@
         </w:trPr>
         <w:tc>
           <w:tcPr>
-            <w:tcW w:w="2251" w:type="dxa"/>
+            <w:tcW w:w="2186" w:type="dxa"/>
             <w:tcBorders>
               <w:top w:val="single" w:sz="4" w:space="0" w:color="A6A6A6"/>
               <w:left w:val="single" w:sz="4" w:space="0" w:color="A6A6A6"/>
@@ -8401,7 +8401,7 @@
         </w:tc>
         <w:tc>
           <w:tcPr>
-            <w:tcW w:w="5034" w:type="dxa"/>
+            <w:tcW w:w="4889" w:type="dxa"/>
             <w:tcBorders>
               <w:top w:val="single" w:sz="4" w:space="0" w:color="A6A6A6"/>
               <w:left w:val="single" w:sz="4" w:space="0" w:color="A6A6A6"/>
@@ -8427,7 +8427,7 @@
         </w:tc>
         <w:tc>
           <w:tcPr>
-            <w:tcW w:w="2353" w:type="dxa"/>
+            <w:tcW w:w="2285" w:type="dxa"/>
             <w:tcBorders>
               <w:top w:val="single" w:sz="4" w:space="0" w:color="A6A6A6"/>
               <w:left w:val="single" w:sz="4" w:space="0" w:color="A6A6A6"/>
@@ -8513,7 +8513,7 @@
     </w:p>
     <w:tbl>
       <w:tblPr>
-        <w:tblW w:w="9638" w:type="dxa"/>
+        <w:tblW w:w="9360" w:type="dxa"/>
         <w:tblBorders>
           <w:top w:val="single" w:sz="4" w:space="0" w:color="auto"/>
           <w:left w:val="single" w:sz="4" w:space="0" w:color="auto"/>
@@ -8529,9 +8529,9 @@
         <w:tblLook w:val="0000" w:firstRow="0" w:lastRow="0" w:firstColumn="0" w:lastColumn="0" w:noHBand="0" w:noVBand="0"/>
       </w:tblPr>
       <w:tblGrid>
-        <w:gridCol w:w="3112"/>
-        <w:gridCol w:w="3337"/>
-        <w:gridCol w:w="3189"/>
+        <w:gridCol w:w="3022"/>
+        <w:gridCol w:w="3241"/>
+        <w:gridCol w:w="3097"/>
       </w:tblGrid>
       <w:tr>
         <w:tblPrEx>
@@ -8546,7 +8546,7 @@
         </w:trPr>
         <w:tc>
           <w:tcPr>
-            <w:tcW w:w="3112" w:type="dxa"/>
+            <w:tcW w:w="3022" w:type="dxa"/>
             <w:tcBorders>
               <w:top w:val="single" w:sz="4" w:space="0" w:color="A6A6A6"/>
               <w:left w:val="single" w:sz="4" w:space="0" w:color="A6A6A6"/>
@@ -8575,7 +8575,7 @@
         </w:tc>
         <w:tc>
           <w:tcPr>
-            <w:tcW w:w="3337" w:type="dxa"/>
+            <w:tcW w:w="3241" w:type="dxa"/>
             <w:tcBorders>
               <w:top w:val="single" w:sz="4" w:space="0" w:color="A6A6A6"/>
               <w:left w:val="single" w:sz="4" w:space="0" w:color="A6A6A6"/>
@@ -8604,7 +8604,7 @@
         </w:tc>
         <w:tc>
           <w:tcPr>
-            <w:tcW w:w="3189" w:type="dxa"/>
+            <w:tcW w:w="3097" w:type="dxa"/>
             <w:tcBorders>
               <w:top w:val="single" w:sz="4" w:space="0" w:color="A6A6A6"/>
               <w:left w:val="single" w:sz="4" w:space="0" w:color="A6A6A6"/>
@@ -8644,7 +8644,7 @@
         </w:trPr>
         <w:tc>
           <w:tcPr>
-            <w:tcW w:w="3112" w:type="dxa"/>
+            <w:tcW w:w="3022" w:type="dxa"/>
             <w:tcBorders>
               <w:top w:val="single" w:sz="4" w:space="0" w:color="A6A6A6"/>
               <w:left w:val="single" w:sz="4" w:space="0" w:color="A6A6A6"/>
@@ -8670,7 +8670,7 @@
         </w:tc>
         <w:tc>
           <w:tcPr>
-            <w:tcW w:w="3337" w:type="dxa"/>
+            <w:tcW w:w="3241" w:type="dxa"/>
             <w:tcBorders>
               <w:top w:val="single" w:sz="4" w:space="0" w:color="A6A6A6"/>
               <w:left w:val="single" w:sz="4" w:space="0" w:color="A6A6A6"/>
@@ -8696,7 +8696,7 @@
         </w:tc>
         <w:tc>
           <w:tcPr>
-            <w:tcW w:w="3189" w:type="dxa"/>
+            <w:tcW w:w="3097" w:type="dxa"/>
             <w:tcBorders>
               <w:top w:val="single" w:sz="4" w:space="0" w:color="A6A6A6"/>
               <w:left w:val="single" w:sz="4" w:space="0" w:color="A6A6A6"/>
@@ -8733,7 +8733,7 @@
         </w:trPr>
         <w:tc>
           <w:tcPr>
-            <w:tcW w:w="3112" w:type="dxa"/>
+            <w:tcW w:w="3022" w:type="dxa"/>
             <w:tcBorders>
               <w:top w:val="single" w:sz="4" w:space="0" w:color="A6A6A6"/>
               <w:left w:val="single" w:sz="4" w:space="0" w:color="A6A6A6"/>
@@ -8759,7 +8759,7 @@
         </w:tc>
         <w:tc>
           <w:tcPr>
-            <w:tcW w:w="3337" w:type="dxa"/>
+            <w:tcW w:w="3241" w:type="dxa"/>
             <w:tcBorders>
               <w:top w:val="single" w:sz="4" w:space="0" w:color="A6A6A6"/>
               <w:left w:val="single" w:sz="4" w:space="0" w:color="A6A6A6"/>
@@ -8785,7 +8785,7 @@
         </w:tc>
         <w:tc>
           <w:tcPr>
-            <w:tcW w:w="3189" w:type="dxa"/>
+            <w:tcW w:w="3097" w:type="dxa"/>
             <w:tcBorders>
               <w:top w:val="single" w:sz="4" w:space="0" w:color="A6A6A6"/>
               <w:left w:val="single" w:sz="4" w:space="0" w:color="A6A6A6"/>
@@ -8865,7 +8865,7 @@
     </w:p>
     <w:tbl>
       <w:tblPr>
-        <w:tblW w:w="9638" w:type="dxa"/>
+        <w:tblW w:w="9360" w:type="dxa"/>
         <w:tblBorders>
           <w:top w:val="single" w:sz="4" w:space="0" w:color="auto"/>
           <w:left w:val="single" w:sz="4" w:space="0" w:color="auto"/>
@@ -8881,10 +8881,10 @@
         <w:tblLook w:val="0000" w:firstRow="0" w:lastRow="0" w:firstColumn="0" w:lastColumn="0" w:noHBand="0" w:noVBand="0"/>
       </w:tblPr>
       <w:tblGrid>
-        <w:gridCol w:w="1448"/>
-        <w:gridCol w:w="2692"/>
-        <w:gridCol w:w="2001"/>
-        <w:gridCol w:w="3497"/>
+        <w:gridCol w:w="1406"/>
+        <w:gridCol w:w="2614"/>
+        <w:gridCol w:w="1943"/>
+        <w:gridCol w:w="3396"/>
       </w:tblGrid>
       <w:tr>
         <w:tblPrEx>
@@ -8899,7 +8899,7 @@
         </w:trPr>
         <w:tc>
           <w:tcPr>
-            <w:tcW w:w="1448" w:type="dxa"/>
+            <w:tcW w:w="1406" w:type="dxa"/>
             <w:tcBorders>
               <w:top w:val="single" w:sz="4" w:space="0" w:color="A6A6A6"/>
               <w:left w:val="single" w:sz="4" w:space="0" w:color="A6A6A6"/>
@@ -8928,7 +8928,7 @@
         </w:tc>
         <w:tc>
           <w:tcPr>
-            <w:tcW w:w="2692" w:type="dxa"/>
+            <w:tcW w:w="2614" w:type="dxa"/>
             <w:tcBorders>
               <w:top w:val="single" w:sz="4" w:space="0" w:color="A6A6A6"/>
               <w:left w:val="single" w:sz="4" w:space="0" w:color="A6A6A6"/>
@@ -8957,7 +8957,7 @@
         </w:tc>
         <w:tc>
           <w:tcPr>
-            <w:tcW w:w="2001" w:type="dxa"/>
+            <w:tcW w:w="1943" w:type="dxa"/>
             <w:tcBorders>
               <w:top w:val="single" w:sz="4" w:space="0" w:color="A6A6A6"/>
               <w:left w:val="single" w:sz="4" w:space="0" w:color="A6A6A6"/>
@@ -8986,7 +8986,7 @@
         </w:tc>
         <w:tc>
           <w:tcPr>
-            <w:tcW w:w="3497" w:type="dxa"/>
+            <w:tcW w:w="3396" w:type="dxa"/>
             <w:tcBorders>
               <w:top w:val="single" w:sz="4" w:space="0" w:color="A6A6A6"/>
               <w:left w:val="single" w:sz="4" w:space="0" w:color="A6A6A6"/>
@@ -9026,7 +9026,7 @@
         </w:trPr>
         <w:tc>
           <w:tcPr>
-            <w:tcW w:w="1448" w:type="dxa"/>
+            <w:tcW w:w="1406" w:type="dxa"/>
             <w:tcBorders>
               <w:top w:val="single" w:sz="4" w:space="0" w:color="A6A6A6"/>
               <w:left w:val="single" w:sz="4" w:space="0" w:color="A6A6A6"/>
@@ -9052,7 +9052,7 @@
         </w:tc>
         <w:tc>
           <w:tcPr>
-            <w:tcW w:w="2692" w:type="dxa"/>
+            <w:tcW w:w="2614" w:type="dxa"/>
             <w:tcBorders>
               <w:top w:val="single" w:sz="4" w:space="0" w:color="A6A6A6"/>
               <w:left w:val="single" w:sz="4" w:space="0" w:color="A6A6A6"/>
@@ -9078,7 +9078,7 @@
         </w:tc>
         <w:tc>
           <w:tcPr>
-            <w:tcW w:w="2001" w:type="dxa"/>
+            <w:tcW w:w="1943" w:type="dxa"/>
             <w:tcBorders>
               <w:top w:val="single" w:sz="4" w:space="0" w:color="A6A6A6"/>
               <w:left w:val="single" w:sz="4" w:space="0" w:color="A6A6A6"/>
@@ -9104,7 +9104,7 @@
         </w:tc>
         <w:tc>
           <w:tcPr>
-            <w:tcW w:w="3497" w:type="dxa"/>
+            <w:tcW w:w="3396" w:type="dxa"/>
             <w:tcBorders>
               <w:top w:val="single" w:sz="4" w:space="0" w:color="A6A6A6"/>
               <w:left w:val="single" w:sz="4" w:space="0" w:color="A6A6A6"/>
@@ -9141,7 +9141,7 @@
         </w:trPr>
         <w:tc>
           <w:tcPr>
-            <w:tcW w:w="1448" w:type="dxa"/>
+            <w:tcW w:w="1406" w:type="dxa"/>
             <w:tcBorders>
               <w:top w:val="single" w:sz="4" w:space="0" w:color="A6A6A6"/>
               <w:left w:val="single" w:sz="4" w:space="0" w:color="A6A6A6"/>
@@ -9167,7 +9167,7 @@
         </w:tc>
         <w:tc>
           <w:tcPr>
-            <w:tcW w:w="2692" w:type="dxa"/>
+            <w:tcW w:w="2614" w:type="dxa"/>
             <w:tcBorders>
               <w:top w:val="single" w:sz="4" w:space="0" w:color="A6A6A6"/>
               <w:left w:val="single" w:sz="4" w:space="0" w:color="A6A6A6"/>
@@ -9193,7 +9193,7 @@
         </w:tc>
         <w:tc>
           <w:tcPr>
-            <w:tcW w:w="2001" w:type="dxa"/>
+            <w:tcW w:w="1943" w:type="dxa"/>
             <w:tcBorders>
               <w:top w:val="single" w:sz="4" w:space="0" w:color="A6A6A6"/>
               <w:left w:val="single" w:sz="4" w:space="0" w:color="A6A6A6"/>
@@ -9219,7 +9219,7 @@
         </w:tc>
         <w:tc>
           <w:tcPr>
-            <w:tcW w:w="3497" w:type="dxa"/>
+            <w:tcW w:w="3396" w:type="dxa"/>
             <w:tcBorders>
               <w:top w:val="single" w:sz="4" w:space="0" w:color="A6A6A6"/>
               <w:left w:val="single" w:sz="4" w:space="0" w:color="A6A6A6"/>
@@ -9256,7 +9256,7 @@
         </w:trPr>
         <w:tc>
           <w:tcPr>
-            <w:tcW w:w="1448" w:type="dxa"/>
+            <w:tcW w:w="1406" w:type="dxa"/>
             <w:tcBorders>
               <w:top w:val="single" w:sz="4" w:space="0" w:color="A6A6A6"/>
               <w:left w:val="single" w:sz="4" w:space="0" w:color="A6A6A6"/>
@@ -9282,7 +9282,7 @@
         </w:tc>
         <w:tc>
           <w:tcPr>
-            <w:tcW w:w="2692" w:type="dxa"/>
+            <w:tcW w:w="2614" w:type="dxa"/>
             <w:tcBorders>
               <w:top w:val="single" w:sz="4" w:space="0" w:color="A6A6A6"/>
               <w:left w:val="single" w:sz="4" w:space="0" w:color="A6A6A6"/>
@@ -9308,7 +9308,7 @@
         </w:tc>
         <w:tc>
           <w:tcPr>
-            <w:tcW w:w="2001" w:type="dxa"/>
+            <w:tcW w:w="1943" w:type="dxa"/>
             <w:tcBorders>
               <w:top w:val="single" w:sz="4" w:space="0" w:color="A6A6A6"/>
               <w:left w:val="single" w:sz="4" w:space="0" w:color="A6A6A6"/>
@@ -9334,7 +9334,7 @@
         </w:tc>
         <w:tc>
           <w:tcPr>
-            <w:tcW w:w="3497" w:type="dxa"/>
+            <w:tcW w:w="3396" w:type="dxa"/>
             <w:tcBorders>
               <w:top w:val="single" w:sz="4" w:space="0" w:color="A6A6A6"/>
               <w:left w:val="single" w:sz="4" w:space="0" w:color="A6A6A6"/>
@@ -9371,7 +9371,7 @@
         </w:trPr>
         <w:tc>
           <w:tcPr>
-            <w:tcW w:w="1448" w:type="dxa"/>
+            <w:tcW w:w="1406" w:type="dxa"/>
             <w:tcBorders>
               <w:top w:val="single" w:sz="4" w:space="0" w:color="A6A6A6"/>
               <w:left w:val="single" w:sz="4" w:space="0" w:color="A6A6A6"/>
@@ -9397,7 +9397,7 @@
         </w:tc>
         <w:tc>
           <w:tcPr>
-            <w:tcW w:w="2692" w:type="dxa"/>
+            <w:tcW w:w="2614" w:type="dxa"/>
             <w:tcBorders>
               <w:top w:val="single" w:sz="4" w:space="0" w:color="A6A6A6"/>
               <w:left w:val="single" w:sz="4" w:space="0" w:color="A6A6A6"/>
@@ -9423,7 +9423,7 @@
         </w:tc>
         <w:tc>
           <w:tcPr>
-            <w:tcW w:w="2001" w:type="dxa"/>
+            <w:tcW w:w="1943" w:type="dxa"/>
             <w:tcBorders>
               <w:top w:val="single" w:sz="4" w:space="0" w:color="A6A6A6"/>
               <w:left w:val="single" w:sz="4" w:space="0" w:color="A6A6A6"/>
@@ -9449,7 +9449,7 @@
         </w:tc>
         <w:tc>
           <w:tcPr>
-            <w:tcW w:w="3497" w:type="dxa"/>
+            <w:tcW w:w="3396" w:type="dxa"/>
             <w:tcBorders>
               <w:top w:val="single" w:sz="4" w:space="0" w:color="A6A6A6"/>
               <w:left w:val="single" w:sz="4" w:space="0" w:color="A6A6A6"/>
@@ -9486,7 +9486,7 @@
         </w:trPr>
         <w:tc>
           <w:tcPr>
-            <w:tcW w:w="1448" w:type="dxa"/>
+            <w:tcW w:w="1406" w:type="dxa"/>
             <w:tcBorders>
               <w:top w:val="single" w:sz="4" w:space="0" w:color="A6A6A6"/>
               <w:left w:val="single" w:sz="4" w:space="0" w:color="A6A6A6"/>
@@ -9512,7 +9512,7 @@
         </w:tc>
         <w:tc>
           <w:tcPr>
-            <w:tcW w:w="2692" w:type="dxa"/>
+            <w:tcW w:w="2614" w:type="dxa"/>
             <w:tcBorders>
               <w:top w:val="single" w:sz="4" w:space="0" w:color="A6A6A6"/>
               <w:left w:val="single" w:sz="4" w:space="0" w:color="A6A6A6"/>
@@ -9538,7 +9538,7 @@
         </w:tc>
         <w:tc>
           <w:tcPr>
-            <w:tcW w:w="2001" w:type="dxa"/>
+            <w:tcW w:w="1943" w:type="dxa"/>
             <w:tcBorders>
               <w:top w:val="single" w:sz="4" w:space="0" w:color="A6A6A6"/>
               <w:left w:val="single" w:sz="4" w:space="0" w:color="A6A6A6"/>
@@ -9564,7 +9564,7 @@
         </w:tc>
         <w:tc>
           <w:tcPr>
-            <w:tcW w:w="3497" w:type="dxa"/>
+            <w:tcW w:w="3396" w:type="dxa"/>
             <w:tcBorders>
               <w:top w:val="single" w:sz="4" w:space="0" w:color="A6A6A6"/>
               <w:left w:val="single" w:sz="4" w:space="0" w:color="A6A6A6"/>
@@ -9601,7 +9601,7 @@
         </w:trPr>
         <w:tc>
           <w:tcPr>
-            <w:tcW w:w="1448" w:type="dxa"/>
+            <w:tcW w:w="1406" w:type="dxa"/>
             <w:tcBorders>
               <w:top w:val="single" w:sz="4" w:space="0" w:color="A6A6A6"/>
               <w:left w:val="single" w:sz="4" w:space="0" w:color="A6A6A6"/>
@@ -9627,7 +9627,7 @@
         </w:tc>
         <w:tc>
           <w:tcPr>
-            <w:tcW w:w="2692" w:type="dxa"/>
+            <w:tcW w:w="2614" w:type="dxa"/>
             <w:tcBorders>
               <w:top w:val="single" w:sz="4" w:space="0" w:color="A6A6A6"/>
               <w:left w:val="single" w:sz="4" w:space="0" w:color="A6A6A6"/>
@@ -9653,7 +9653,7 @@
         </w:tc>
         <w:tc>
           <w:tcPr>
-            <w:tcW w:w="2001" w:type="dxa"/>
+            <w:tcW w:w="1943" w:type="dxa"/>
             <w:tcBorders>
               <w:top w:val="single" w:sz="4" w:space="0" w:color="A6A6A6"/>
               <w:left w:val="single" w:sz="4" w:space="0" w:color="A6A6A6"/>
@@ -9679,7 +9679,7 @@
         </w:tc>
         <w:tc>
           <w:tcPr>
-            <w:tcW w:w="3497" w:type="dxa"/>
+            <w:tcW w:w="3396" w:type="dxa"/>
             <w:tcBorders>
               <w:top w:val="single" w:sz="4" w:space="0" w:color="A6A6A6"/>
               <w:left w:val="single" w:sz="4" w:space="0" w:color="A6A6A6"/>
@@ -9716,7 +9716,7 @@
         </w:trPr>
         <w:tc>
           <w:tcPr>
-            <w:tcW w:w="1448" w:type="dxa"/>
+            <w:tcW w:w="1406" w:type="dxa"/>
             <w:tcBorders>
               <w:top w:val="single" w:sz="4" w:space="0" w:color="A6A6A6"/>
               <w:left w:val="single" w:sz="4" w:space="0" w:color="A6A6A6"/>
@@ -9742,7 +9742,7 @@
         </w:tc>
         <w:tc>
           <w:tcPr>
-            <w:tcW w:w="2692" w:type="dxa"/>
+            <w:tcW w:w="2614" w:type="dxa"/>
             <w:tcBorders>
               <w:top w:val="single" w:sz="4" w:space="0" w:color="A6A6A6"/>
               <w:left w:val="single" w:sz="4" w:space="0" w:color="A6A6A6"/>
@@ -9768,7 +9768,7 @@
         </w:tc>
         <w:tc>
           <w:tcPr>
-            <w:tcW w:w="2001" w:type="dxa"/>
+            <w:tcW w:w="1943" w:type="dxa"/>
             <w:tcBorders>
               <w:top w:val="single" w:sz="4" w:space="0" w:color="A6A6A6"/>
               <w:left w:val="single" w:sz="4" w:space="0" w:color="A6A6A6"/>
@@ -9794,7 +9794,7 @@
         </w:tc>
         <w:tc>
           <w:tcPr>
-            <w:tcW w:w="3497" w:type="dxa"/>
+            <w:tcW w:w="3396" w:type="dxa"/>
             <w:tcBorders>
               <w:top w:val="single" w:sz="4" w:space="0" w:color="A6A6A6"/>
               <w:left w:val="single" w:sz="4" w:space="0" w:color="A6A6A6"/>
@@ -9831,7 +9831,7 @@
         </w:trPr>
         <w:tc>
           <w:tcPr>
-            <w:tcW w:w="1448" w:type="dxa"/>
+            <w:tcW w:w="1406" w:type="dxa"/>
             <w:tcBorders>
               <w:top w:val="single" w:sz="4" w:space="0" w:color="A6A6A6"/>
               <w:left w:val="single" w:sz="4" w:space="0" w:color="A6A6A6"/>
@@ -9857,7 +9857,7 @@
         </w:tc>
         <w:tc>
           <w:tcPr>
-            <w:tcW w:w="2692" w:type="dxa"/>
+            <w:tcW w:w="2614" w:type="dxa"/>
             <w:tcBorders>
               <w:top w:val="single" w:sz="4" w:space="0" w:color="A6A6A6"/>
               <w:left w:val="single" w:sz="4" w:space="0" w:color="A6A6A6"/>
@@ -9883,7 +9883,7 @@
         </w:tc>
         <w:tc>
           <w:tcPr>
-            <w:tcW w:w="2001" w:type="dxa"/>
+            <w:tcW w:w="1943" w:type="dxa"/>
             <w:tcBorders>
               <w:top w:val="single" w:sz="4" w:space="0" w:color="A6A6A6"/>
               <w:left w:val="single" w:sz="4" w:space="0" w:color="A6A6A6"/>
@@ -9909,7 +9909,7 @@
         </w:tc>
         <w:tc>
           <w:tcPr>
-            <w:tcW w:w="3497" w:type="dxa"/>
+            <w:tcW w:w="3396" w:type="dxa"/>
             <w:tcBorders>
               <w:top w:val="single" w:sz="4" w:space="0" w:color="A6A6A6"/>
               <w:left w:val="single" w:sz="4" w:space="0" w:color="A6A6A6"/>
@@ -9938,7 +9938,7 @@
         </w:trPr>
         <w:tc>
           <w:tcPr>
-            <w:tcW w:w="1448" w:type="dxa"/>
+            <w:tcW w:w="1406" w:type="dxa"/>
             <w:tcBorders>
               <w:top w:val="single" w:sz="4" w:space="0" w:color="A6A6A6"/>
               <w:left w:val="single" w:sz="4" w:space="0" w:color="A6A6A6"/>
@@ -9964,7 +9964,7 @@
         </w:tc>
         <w:tc>
           <w:tcPr>
-            <w:tcW w:w="2692" w:type="dxa"/>
+            <w:tcW w:w="2614" w:type="dxa"/>
             <w:tcBorders>
               <w:top w:val="single" w:sz="4" w:space="0" w:color="A6A6A6"/>
               <w:left w:val="single" w:sz="4" w:space="0" w:color="A6A6A6"/>
@@ -9990,7 +9990,7 @@
         </w:tc>
         <w:tc>
           <w:tcPr>
-            <w:tcW w:w="2001" w:type="dxa"/>
+            <w:tcW w:w="1943" w:type="dxa"/>
             <w:tcBorders>
               <w:top w:val="single" w:sz="4" w:space="0" w:color="A6A6A6"/>
               <w:left w:val="single" w:sz="4" w:space="0" w:color="A6A6A6"/>
@@ -10016,7 +10016,7 @@
         </w:tc>
         <w:tc>
           <w:tcPr>
-            <w:tcW w:w="3497" w:type="dxa"/>
+            <w:tcW w:w="3396" w:type="dxa"/>
             <w:tcBorders>
               <w:top w:val="single" w:sz="4" w:space="0" w:color="A6A6A6"/>
               <w:left w:val="single" w:sz="4" w:space="0" w:color="A6A6A6"/>
@@ -10053,7 +10053,7 @@
         </w:trPr>
         <w:tc>
           <w:tcPr>
-            <w:tcW w:w="1448" w:type="dxa"/>
+            <w:tcW w:w="1406" w:type="dxa"/>
             <w:tcBorders>
               <w:top w:val="single" w:sz="4" w:space="0" w:color="A6A6A6"/>
               <w:left w:val="single" w:sz="4" w:space="0" w:color="A6A6A6"/>
@@ -10079,7 +10079,7 @@
         </w:tc>
         <w:tc>
           <w:tcPr>
-            <w:tcW w:w="2692" w:type="dxa"/>
+            <w:tcW w:w="2614" w:type="dxa"/>
             <w:tcBorders>
               <w:top w:val="single" w:sz="4" w:space="0" w:color="A6A6A6"/>
               <w:left w:val="single" w:sz="4" w:space="0" w:color="A6A6A6"/>
@@ -10105,7 +10105,7 @@
         </w:tc>
         <w:tc>
           <w:tcPr>
-            <w:tcW w:w="2001" w:type="dxa"/>
+            <w:tcW w:w="1943" w:type="dxa"/>
             <w:tcBorders>
               <w:top w:val="single" w:sz="4" w:space="0" w:color="A6A6A6"/>
               <w:left w:val="single" w:sz="4" w:space="0" w:color="A6A6A6"/>
@@ -10131,7 +10131,7 @@
         </w:tc>
         <w:tc>
           <w:tcPr>
-            <w:tcW w:w="3497" w:type="dxa"/>
+            <w:tcW w:w="3396" w:type="dxa"/>
             <w:tcBorders>
               <w:top w:val="single" w:sz="4" w:space="0" w:color="A6A6A6"/>
               <w:left w:val="single" w:sz="4" w:space="0" w:color="A6A6A6"/>
@@ -10239,7 +10239,7 @@
     </w:p>
     <w:tbl>
       <w:tblPr>
-        <w:tblW w:w="9638" w:type="dxa"/>
+        <w:tblW w:w="9360" w:type="dxa"/>
         <w:tblBorders>
           <w:top w:val="single" w:sz="4" w:space="0" w:color="auto"/>
           <w:left w:val="single" w:sz="4" w:space="0" w:color="auto"/>
@@ -10255,9 +10255,9 @@
         <w:tblLook w:val="0000" w:firstRow="0" w:lastRow="0" w:firstColumn="0" w:lastColumn="0" w:noHBand="0" w:noVBand="0"/>
       </w:tblPr>
       <w:tblGrid>
-        <w:gridCol w:w="2768"/>
-        <w:gridCol w:w="4747"/>
-        <w:gridCol w:w="2123"/>
+        <w:gridCol w:w="2688"/>
+        <w:gridCol w:w="4610"/>
+        <w:gridCol w:w="2062"/>
       </w:tblGrid>
       <w:tr>
         <w:tblPrEx>
@@ -10272,7 +10272,7 @@
         </w:trPr>
         <w:tc>
           <w:tcPr>
-            <w:tcW w:w="2768" w:type="dxa"/>
+            <w:tcW w:w="2688" w:type="dxa"/>
             <w:tcBorders>
               <w:top w:val="single" w:sz="4" w:space="0" w:color="A6A6A6"/>
               <w:left w:val="single" w:sz="4" w:space="0" w:color="A6A6A6"/>
@@ -10301,7 +10301,7 @@
         </w:tc>
         <w:tc>
           <w:tcPr>
-            <w:tcW w:w="4747" w:type="dxa"/>
+            <w:tcW w:w="4610" w:type="dxa"/>
             <w:tcBorders>
               <w:top w:val="single" w:sz="4" w:space="0" w:color="A6A6A6"/>
               <w:left w:val="single" w:sz="4" w:space="0" w:color="A6A6A6"/>
@@ -10330,7 +10330,7 @@
         </w:tc>
         <w:tc>
           <w:tcPr>
-            <w:tcW w:w="2123" w:type="dxa"/>
+            <w:tcW w:w="2062" w:type="dxa"/>
             <w:tcBorders>
               <w:top w:val="single" w:sz="4" w:space="0" w:color="A6A6A6"/>
               <w:left w:val="single" w:sz="4" w:space="0" w:color="A6A6A6"/>
@@ -10370,7 +10370,7 @@
         </w:trPr>
         <w:tc>
           <w:tcPr>
-            <w:tcW w:w="2768" w:type="dxa"/>
+            <w:tcW w:w="2688" w:type="dxa"/>
             <w:tcBorders>
               <w:top w:val="single" w:sz="4" w:space="0" w:color="A6A6A6"/>
               <w:left w:val="single" w:sz="4" w:space="0" w:color="A6A6A6"/>
@@ -10396,7 +10396,7 @@
         </w:tc>
         <w:tc>
           <w:tcPr>
-            <w:tcW w:w="4747" w:type="dxa"/>
+            <w:tcW w:w="4610" w:type="dxa"/>
             <w:tcBorders>
               <w:top w:val="single" w:sz="4" w:space="0" w:color="A6A6A6"/>
               <w:left w:val="single" w:sz="4" w:space="0" w:color="A6A6A6"/>
@@ -10422,7 +10422,7 @@
         </w:tc>
         <w:tc>
           <w:tcPr>
-            <w:tcW w:w="2123" w:type="dxa"/>
+            <w:tcW w:w="2062" w:type="dxa"/>
             <w:tcBorders>
               <w:top w:val="single" w:sz="4" w:space="0" w:color="A6A6A6"/>
               <w:left w:val="single" w:sz="4" w:space="0" w:color="A6A6A6"/>
@@ -10459,7 +10459,7 @@
         </w:trPr>
         <w:tc>
           <w:tcPr>
-            <w:tcW w:w="2768" w:type="dxa"/>
+            <w:tcW w:w="2688" w:type="dxa"/>
             <w:tcBorders>
               <w:top w:val="single" w:sz="4" w:space="0" w:color="A6A6A6"/>
               <w:left w:val="single" w:sz="4" w:space="0" w:color="A6A6A6"/>
@@ -10485,7 +10485,7 @@
         </w:tc>
         <w:tc>
           <w:tcPr>
-            <w:tcW w:w="4747" w:type="dxa"/>
+            <w:tcW w:w="4610" w:type="dxa"/>
             <w:tcBorders>
               <w:top w:val="single" w:sz="4" w:space="0" w:color="A6A6A6"/>
               <w:left w:val="single" w:sz="4" w:space="0" w:color="A6A6A6"/>
@@ -10511,7 +10511,7 @@
         </w:tc>
         <w:tc>
           <w:tcPr>
-            <w:tcW w:w="2123" w:type="dxa"/>
+            <w:tcW w:w="2062" w:type="dxa"/>
             <w:tcBorders>
               <w:top w:val="single" w:sz="4" w:space="0" w:color="A6A6A6"/>
               <w:left w:val="single" w:sz="4" w:space="0" w:color="A6A6A6"/>
@@ -10548,7 +10548,7 @@
         </w:trPr>
         <w:tc>
           <w:tcPr>
-            <w:tcW w:w="2768" w:type="dxa"/>
+            <w:tcW w:w="2688" w:type="dxa"/>
             <w:tcBorders>
               <w:top w:val="single" w:sz="4" w:space="0" w:color="A6A6A6"/>
               <w:left w:val="single" w:sz="4" w:space="0" w:color="A6A6A6"/>
@@ -10574,7 +10574,7 @@
         </w:tc>
         <w:tc>
           <w:tcPr>
-            <w:tcW w:w="4747" w:type="dxa"/>
+            <w:tcW w:w="4610" w:type="dxa"/>
             <w:tcBorders>
               <w:top w:val="single" w:sz="4" w:space="0" w:color="A6A6A6"/>
               <w:left w:val="single" w:sz="4" w:space="0" w:color="A6A6A6"/>
@@ -10600,7 +10600,7 @@
         </w:tc>
         <w:tc>
           <w:tcPr>
-            <w:tcW w:w="2123" w:type="dxa"/>
+            <w:tcW w:w="2062" w:type="dxa"/>
             <w:tcBorders>
               <w:top w:val="single" w:sz="4" w:space="0" w:color="A6A6A6"/>
               <w:left w:val="single" w:sz="4" w:space="0" w:color="A6A6A6"/>
@@ -10637,7 +10637,7 @@
         </w:trPr>
         <w:tc>
           <w:tcPr>
-            <w:tcW w:w="2768" w:type="dxa"/>
+            <w:tcW w:w="2688" w:type="dxa"/>
             <w:tcBorders>
               <w:top w:val="single" w:sz="4" w:space="0" w:color="A6A6A6"/>
               <w:left w:val="single" w:sz="4" w:space="0" w:color="A6A6A6"/>
@@ -10663,7 +10663,7 @@
         </w:tc>
         <w:tc>
           <w:tcPr>
-            <w:tcW w:w="4747" w:type="dxa"/>
+            <w:tcW w:w="4610" w:type="dxa"/>
             <w:tcBorders>
               <w:top w:val="single" w:sz="4" w:space="0" w:color="A6A6A6"/>
               <w:left w:val="single" w:sz="4" w:space="0" w:color="A6A6A6"/>
@@ -10689,7 +10689,7 @@
         </w:tc>
         <w:tc>
           <w:tcPr>
-            <w:tcW w:w="2123" w:type="dxa"/>
+            <w:tcW w:w="2062" w:type="dxa"/>
             <w:tcBorders>
               <w:top w:val="single" w:sz="4" w:space="0" w:color="A6A6A6"/>
               <w:left w:val="single" w:sz="4" w:space="0" w:color="A6A6A6"/>
@@ -10726,7 +10726,7 @@
         </w:trPr>
         <w:tc>
           <w:tcPr>
-            <w:tcW w:w="2768" w:type="dxa"/>
+            <w:tcW w:w="2688" w:type="dxa"/>
             <w:tcBorders>
               <w:top w:val="single" w:sz="4" w:space="0" w:color="A6A6A6"/>
               <w:left w:val="single" w:sz="4" w:space="0" w:color="A6A6A6"/>
@@ -10752,7 +10752,7 @@
         </w:tc>
         <w:tc>
           <w:tcPr>
-            <w:tcW w:w="4747" w:type="dxa"/>
+            <w:tcW w:w="4610" w:type="dxa"/>
             <w:tcBorders>
               <w:top w:val="single" w:sz="4" w:space="0" w:color="A6A6A6"/>
               <w:left w:val="single" w:sz="4" w:space="0" w:color="A6A6A6"/>
@@ -10778,7 +10778,7 @@
         </w:tc>
         <w:tc>
           <w:tcPr>
-            <w:tcW w:w="2123" w:type="dxa"/>
+            <w:tcW w:w="2062" w:type="dxa"/>
             <w:tcBorders>
               <w:top w:val="single" w:sz="4" w:space="0" w:color="A6A6A6"/>
               <w:left w:val="single" w:sz="4" w:space="0" w:color="A6A6A6"/>
@@ -10815,7 +10815,7 @@
         </w:trPr>
         <w:tc>
           <w:tcPr>
-            <w:tcW w:w="2768" w:type="dxa"/>
+            <w:tcW w:w="2688" w:type="dxa"/>
             <w:tcBorders>
               <w:top w:val="single" w:sz="4" w:space="0" w:color="A6A6A6"/>
               <w:left w:val="single" w:sz="4" w:space="0" w:color="A6A6A6"/>
@@ -10841,7 +10841,7 @@
         </w:tc>
         <w:tc>
           <w:tcPr>
-            <w:tcW w:w="4747" w:type="dxa"/>
+            <w:tcW w:w="4610" w:type="dxa"/>
             <w:tcBorders>
               <w:top w:val="single" w:sz="4" w:space="0" w:color="A6A6A6"/>
               <w:left w:val="single" w:sz="4" w:space="0" w:color="A6A6A6"/>
@@ -10867,7 +10867,7 @@
         </w:tc>
         <w:tc>
           <w:tcPr>
-            <w:tcW w:w="2123" w:type="dxa"/>
+            <w:tcW w:w="2062" w:type="dxa"/>
             <w:tcBorders>
               <w:top w:val="single" w:sz="4" w:space="0" w:color="A6A6A6"/>
               <w:left w:val="single" w:sz="4" w:space="0" w:color="A6A6A6"/>
@@ -15040,7 +15040,7 @@
     </w:p>
     <w:tbl>
       <w:tblPr>
-        <w:tblW w:w="9638" w:type="dxa"/>
+        <w:tblW w:w="9360" w:type="dxa"/>
         <w:tblBorders>
           <w:top w:val="single" w:sz="4" w:space="0" w:color="auto"/>
           <w:left w:val="single" w:sz="4" w:space="0" w:color="auto"/>
@@ -15056,12 +15056,12 @@
         <w:tblLook w:val="0000" w:firstRow="0" w:lastRow="0" w:firstColumn="0" w:lastColumn="0" w:noHBand="0" w:noVBand="0"/>
       </w:tblPr>
       <w:tblGrid>
-        <w:gridCol w:w="1729"/>
-        <w:gridCol w:w="1640"/>
-        <w:gridCol w:w="1546"/>
-        <w:gridCol w:w="1546"/>
-        <w:gridCol w:w="1447"/>
-        <w:gridCol w:w="1730"/>
+        <w:gridCol w:w="1679"/>
+        <w:gridCol w:w="1593"/>
+        <w:gridCol w:w="1501"/>
+        <w:gridCol w:w="1501"/>
+        <w:gridCol w:w="1405"/>
+        <w:gridCol w:w="1680"/>
       </w:tblGrid>
       <w:tr>
         <w:tblPrEx>
@@ -15076,7 +15076,7 @@
         </w:trPr>
         <w:tc>
           <w:tcPr>
-            <w:tcW w:w="1729" w:type="dxa"/>
+            <w:tcW w:w="1679" w:type="dxa"/>
             <w:tcBorders>
               <w:top w:val="single" w:sz="4" w:space="0" w:color="A6A6A6"/>
               <w:left w:val="single" w:sz="4" w:space="0" w:color="A6A6A6"/>
@@ -15095,7 +15095,7 @@
         </w:tc>
         <w:tc>
           <w:tcPr>
-            <w:tcW w:w="1640" w:type="dxa"/>
+            <w:tcW w:w="1593" w:type="dxa"/>
             <w:tcBorders>
               <w:top w:val="single" w:sz="4" w:space="0" w:color="A6A6A6"/>
               <w:left w:val="single" w:sz="4" w:space="0" w:color="A6A6A6"/>
@@ -15124,7 +15124,7 @@
         </w:tc>
         <w:tc>
           <w:tcPr>
-            <w:tcW w:w="1546" w:type="dxa"/>
+            <w:tcW w:w="1501" w:type="dxa"/>
             <w:tcBorders>
               <w:top w:val="single" w:sz="4" w:space="0" w:color="A6A6A6"/>
               <w:left w:val="single" w:sz="4" w:space="0" w:color="A6A6A6"/>
@@ -15153,7 +15153,7 @@
         </w:tc>
         <w:tc>
           <w:tcPr>
-            <w:tcW w:w="1546" w:type="dxa"/>
+            <w:tcW w:w="1501" w:type="dxa"/>
             <w:tcBorders>
               <w:top w:val="single" w:sz="4" w:space="0" w:color="A6A6A6"/>
               <w:left w:val="single" w:sz="4" w:space="0" w:color="A6A6A6"/>
@@ -15182,7 +15182,7 @@
         </w:tc>
         <w:tc>
           <w:tcPr>
-            <w:tcW w:w="1447" w:type="dxa"/>
+            <w:tcW w:w="1405" w:type="dxa"/>
             <w:tcBorders>
               <w:top w:val="single" w:sz="4" w:space="0" w:color="A6A6A6"/>
               <w:left w:val="single" w:sz="4" w:space="0" w:color="A6A6A6"/>
@@ -15211,7 +15211,7 @@
         </w:tc>
         <w:tc>
           <w:tcPr>
-            <w:tcW w:w="1730" w:type="dxa"/>
+            <w:tcW w:w="1680" w:type="dxa"/>
             <w:tcBorders>
               <w:top w:val="single" w:sz="4" w:space="0" w:color="A6A6A6"/>
               <w:left w:val="single" w:sz="4" w:space="0" w:color="A6A6A6"/>
@@ -15251,7 +15251,7 @@
         </w:trPr>
         <w:tc>
           <w:tcPr>
-            <w:tcW w:w="1729" w:type="dxa"/>
+            <w:tcW w:w="1679" w:type="dxa"/>
             <w:tcBorders>
               <w:top w:val="single" w:sz="4" w:space="0" w:color="A6A6A6"/>
               <w:left w:val="single" w:sz="4" w:space="0" w:color="A6A6A6"/>
@@ -15277,7 +15277,7 @@
         </w:tc>
         <w:tc>
           <w:tcPr>
-            <w:tcW w:w="1640" w:type="dxa"/>
+            <w:tcW w:w="1593" w:type="dxa"/>
             <w:tcBorders>
               <w:top w:val="single" w:sz="4" w:space="0" w:color="A6A6A6"/>
               <w:left w:val="single" w:sz="4" w:space="0" w:color="A6A6A6"/>
@@ -15303,7 +15303,7 @@
         </w:tc>
         <w:tc>
           <w:tcPr>
-            <w:tcW w:w="1546" w:type="dxa"/>
+            <w:tcW w:w="1501" w:type="dxa"/>
             <w:tcBorders>
               <w:top w:val="single" w:sz="4" w:space="0" w:color="A6A6A6"/>
               <w:left w:val="single" w:sz="4" w:space="0" w:color="A6A6A6"/>
@@ -15329,7 +15329,7 @@
         </w:tc>
         <w:tc>
           <w:tcPr>
-            <w:tcW w:w="1546" w:type="dxa"/>
+            <w:tcW w:w="1501" w:type="dxa"/>
             <w:tcBorders>
               <w:top w:val="single" w:sz="4" w:space="0" w:color="A6A6A6"/>
               <w:left w:val="single" w:sz="4" w:space="0" w:color="A6A6A6"/>
@@ -15355,7 +15355,7 @@
         </w:tc>
         <w:tc>
           <w:tcPr>
-            <w:tcW w:w="1447" w:type="dxa"/>
+            <w:tcW w:w="1405" w:type="dxa"/>
             <w:tcBorders>
               <w:top w:val="single" w:sz="4" w:space="0" w:color="A6A6A6"/>
               <w:left w:val="single" w:sz="4" w:space="0" w:color="A6A6A6"/>
@@ -15381,7 +15381,7 @@
         </w:tc>
         <w:tc>
           <w:tcPr>
-            <w:tcW w:w="1730" w:type="dxa"/>
+            <w:tcW w:w="1680" w:type="dxa"/>
             <w:tcBorders>
               <w:top w:val="single" w:sz="4" w:space="0" w:color="A6A6A6"/>
               <w:left w:val="single" w:sz="4" w:space="0" w:color="A6A6A6"/>
@@ -15418,7 +15418,7 @@
         </w:trPr>
         <w:tc>
           <w:tcPr>
-            <w:tcW w:w="1729" w:type="dxa"/>
+            <w:tcW w:w="1679" w:type="dxa"/>
             <w:tcBorders>
               <w:top w:val="single" w:sz="4" w:space="0" w:color="A6A6A6"/>
               <w:left w:val="single" w:sz="4" w:space="0" w:color="A6A6A6"/>
@@ -15444,7 +15444,7 @@
         </w:tc>
         <w:tc>
           <w:tcPr>
-            <w:tcW w:w="1640" w:type="dxa"/>
+            <w:tcW w:w="1593" w:type="dxa"/>
             <w:tcBorders>
               <w:top w:val="single" w:sz="4" w:space="0" w:color="A6A6A6"/>
               <w:left w:val="single" w:sz="4" w:space="0" w:color="A6A6A6"/>
@@ -15470,7 +15470,7 @@
         </w:tc>
         <w:tc>
           <w:tcPr>
-            <w:tcW w:w="1546" w:type="dxa"/>
+            <w:tcW w:w="1501" w:type="dxa"/>
             <w:tcBorders>
               <w:top w:val="single" w:sz="4" w:space="0" w:color="A6A6A6"/>
               <w:left w:val="single" w:sz="4" w:space="0" w:color="A6A6A6"/>
@@ -15496,7 +15496,7 @@
         </w:tc>
         <w:tc>
           <w:tcPr>
-            <w:tcW w:w="1546" w:type="dxa"/>
+            <w:tcW w:w="1501" w:type="dxa"/>
             <w:tcBorders>
               <w:top w:val="single" w:sz="4" w:space="0" w:color="A6A6A6"/>
               <w:left w:val="single" w:sz="4" w:space="0" w:color="A6A6A6"/>
@@ -15522,7 +15522,7 @@
         </w:tc>
         <w:tc>
           <w:tcPr>
-            <w:tcW w:w="1447" w:type="dxa"/>
+            <w:tcW w:w="1405" w:type="dxa"/>
             <w:tcBorders>
               <w:top w:val="single" w:sz="4" w:space="0" w:color="A6A6A6"/>
               <w:left w:val="single" w:sz="4" w:space="0" w:color="A6A6A6"/>
@@ -15548,7 +15548,7 @@
         </w:tc>
         <w:tc>
           <w:tcPr>
-            <w:tcW w:w="1730" w:type="dxa"/>
+            <w:tcW w:w="1680" w:type="dxa"/>
             <w:tcBorders>
               <w:top w:val="single" w:sz="4" w:space="0" w:color="A6A6A6"/>
               <w:left w:val="single" w:sz="4" w:space="0" w:color="A6A6A6"/>
@@ -16068,7 +16068,7 @@
     </w:p>
     <w:tbl>
       <w:tblPr>
-        <w:tblW w:w="9638" w:type="dxa"/>
+        <w:tblW w:w="9360" w:type="dxa"/>
         <w:tblBorders>
           <w:top w:val="single" w:sz="4" w:space="0" w:color="auto"/>
           <w:left w:val="single" w:sz="4" w:space="0" w:color="auto"/>
@@ -16084,8 +16084,8 @@
         <w:tblLook w:val="0000" w:firstRow="0" w:lastRow="0" w:firstColumn="0" w:lastColumn="0" w:noHBand="0" w:noVBand="0"/>
       </w:tblPr>
       <w:tblGrid>
-        <w:gridCol w:w="4633"/>
-        <w:gridCol w:w="5005"/>
+        <w:gridCol w:w="4499"/>
+        <w:gridCol w:w="4861"/>
       </w:tblGrid>
       <w:tr>
         <w:tblPrEx>
@@ -16100,7 +16100,7 @@
         </w:trPr>
         <w:tc>
           <w:tcPr>
-            <w:tcW w:w="4633" w:type="dxa"/>
+            <w:tcW w:w="4499" w:type="dxa"/>
             <w:tcBorders>
               <w:top w:val="single" w:sz="4" w:space="0" w:color="A6A6A6"/>
               <w:left w:val="single" w:sz="4" w:space="0" w:color="A6A6A6"/>
@@ -16129,7 +16129,7 @@
         </w:tc>
         <w:tc>
           <w:tcPr>
-            <w:tcW w:w="5005" w:type="dxa"/>
+            <w:tcW w:w="4861" w:type="dxa"/>
             <w:tcBorders>
               <w:top w:val="single" w:sz="4" w:space="0" w:color="A6A6A6"/>
               <w:left w:val="single" w:sz="4" w:space="0" w:color="A6A6A6"/>
@@ -16169,7 +16169,7 @@
         </w:trPr>
         <w:tc>
           <w:tcPr>
-            <w:tcW w:w="4633" w:type="dxa"/>
+            <w:tcW w:w="4499" w:type="dxa"/>
             <w:tcBorders>
               <w:top w:val="single" w:sz="4" w:space="0" w:color="A6A6A6"/>
               <w:left w:val="single" w:sz="4" w:space="0" w:color="A6A6A6"/>
@@ -16195,7 +16195,7 @@
         </w:tc>
         <w:tc>
           <w:tcPr>
-            <w:tcW w:w="5005" w:type="dxa"/>
+            <w:tcW w:w="4861" w:type="dxa"/>
             <w:tcBorders>
               <w:top w:val="single" w:sz="4" w:space="0" w:color="A6A6A6"/>
               <w:left w:val="single" w:sz="4" w:space="0" w:color="A6A6A6"/>
@@ -16232,7 +16232,7 @@
         </w:trPr>
         <w:tc>
           <w:tcPr>
-            <w:tcW w:w="4633" w:type="dxa"/>
+            <w:tcW w:w="4499" w:type="dxa"/>
             <w:tcBorders>
               <w:top w:val="single" w:sz="4" w:space="0" w:color="A6A6A6"/>
               <w:left w:val="single" w:sz="4" w:space="0" w:color="A6A6A6"/>
@@ -16258,7 +16258,7 @@
         </w:tc>
         <w:tc>
           <w:tcPr>
-            <w:tcW w:w="5005" w:type="dxa"/>
+            <w:tcW w:w="4861" w:type="dxa"/>
             <w:tcBorders>
               <w:top w:val="single" w:sz="4" w:space="0" w:color="A6A6A6"/>
               <w:left w:val="single" w:sz="4" w:space="0" w:color="A6A6A6"/>
@@ -16295,7 +16295,7 @@
         </w:trPr>
         <w:tc>
           <w:tcPr>
-            <w:tcW w:w="4633" w:type="dxa"/>
+            <w:tcW w:w="4499" w:type="dxa"/>
             <w:tcBorders>
               <w:top w:val="single" w:sz="4" w:space="0" w:color="A6A6A6"/>
               <w:left w:val="single" w:sz="4" w:space="0" w:color="A6A6A6"/>
@@ -16321,7 +16321,7 @@
         </w:tc>
         <w:tc>
           <w:tcPr>
-            <w:tcW w:w="5005" w:type="dxa"/>
+            <w:tcW w:w="4861" w:type="dxa"/>
             <w:tcBorders>
               <w:top w:val="single" w:sz="4" w:space="0" w:color="A6A6A6"/>
               <w:left w:val="single" w:sz="4" w:space="0" w:color="A6A6A6"/>
@@ -16374,7 +16374,7 @@
         </w:trPr>
         <w:tc>
           <w:tcPr>
-            <w:tcW w:w="4633" w:type="dxa"/>
+            <w:tcW w:w="4499" w:type="dxa"/>
             <w:tcBorders>
               <w:top w:val="single" w:sz="4" w:space="0" w:color="A6A6A6"/>
               <w:left w:val="single" w:sz="4" w:space="0" w:color="A6A6A6"/>
@@ -16408,7 +16408,7 @@
         </w:tc>
         <w:tc>
           <w:tcPr>
-            <w:tcW w:w="5005" w:type="dxa"/>
+            <w:tcW w:w="4861" w:type="dxa"/>
             <w:tcBorders>
               <w:top w:val="single" w:sz="4" w:space="0" w:color="A6A6A6"/>
               <w:left w:val="single" w:sz="4" w:space="0" w:color="A6A6A6"/>
@@ -16445,7 +16445,7 @@
         </w:trPr>
         <w:tc>
           <w:tcPr>
-            <w:tcW w:w="4633" w:type="dxa"/>
+            <w:tcW w:w="4499" w:type="dxa"/>
             <w:tcBorders>
               <w:top w:val="single" w:sz="4" w:space="0" w:color="A6A6A6"/>
               <w:left w:val="single" w:sz="4" w:space="0" w:color="A6A6A6"/>
@@ -16471,7 +16471,7 @@
         </w:tc>
         <w:tc>
           <w:tcPr>
-            <w:tcW w:w="5005" w:type="dxa"/>
+            <w:tcW w:w="4861" w:type="dxa"/>
             <w:tcBorders>
               <w:top w:val="single" w:sz="4" w:space="0" w:color="A6A6A6"/>
               <w:left w:val="single" w:sz="4" w:space="0" w:color="A6A6A6"/>
@@ -16508,7 +16508,7 @@
         </w:trPr>
         <w:tc>
           <w:tcPr>
-            <w:tcW w:w="4633" w:type="dxa"/>
+            <w:tcW w:w="4499" w:type="dxa"/>
             <w:tcBorders>
               <w:top w:val="single" w:sz="4" w:space="0" w:color="A6A6A6"/>
               <w:left w:val="single" w:sz="4" w:space="0" w:color="A6A6A6"/>
@@ -16534,7 +16534,7 @@
         </w:tc>
         <w:tc>
           <w:tcPr>
-            <w:tcW w:w="5005" w:type="dxa"/>
+            <w:tcW w:w="4861" w:type="dxa"/>
             <w:tcBorders>
               <w:top w:val="single" w:sz="4" w:space="0" w:color="A6A6A6"/>
               <w:left w:val="single" w:sz="4" w:space="0" w:color="A6A6A6"/>
@@ -16571,7 +16571,7 @@
         </w:trPr>
         <w:tc>
           <w:tcPr>
-            <w:tcW w:w="4633" w:type="dxa"/>
+            <w:tcW w:w="4499" w:type="dxa"/>
             <w:tcBorders>
               <w:top w:val="single" w:sz="4" w:space="0" w:color="A6A6A6"/>
               <w:left w:val="single" w:sz="4" w:space="0" w:color="A6A6A6"/>
@@ -16604,7 +16604,7 @@
         </w:tc>
         <w:tc>
           <w:tcPr>
-            <w:tcW w:w="5005" w:type="dxa"/>
+            <w:tcW w:w="4861" w:type="dxa"/>
             <w:tcBorders>
               <w:top w:val="single" w:sz="4" w:space="0" w:color="A6A6A6"/>
               <w:left w:val="single" w:sz="4" w:space="0" w:color="A6A6A6"/>
@@ -16641,7 +16641,7 @@
         </w:trPr>
         <w:tc>
           <w:tcPr>
-            <w:tcW w:w="4633" w:type="dxa"/>
+            <w:tcW w:w="4499" w:type="dxa"/>
             <w:tcBorders>
               <w:top w:val="single" w:sz="4" w:space="0" w:color="A6A6A6"/>
               <w:left w:val="single" w:sz="4" w:space="0" w:color="A6A6A6"/>
@@ -16667,7 +16667,7 @@
         </w:tc>
         <w:tc>
           <w:tcPr>
-            <w:tcW w:w="5005" w:type="dxa"/>
+            <w:tcW w:w="4861" w:type="dxa"/>
             <w:tcBorders>
               <w:top w:val="single" w:sz="4" w:space="0" w:color="A6A6A6"/>
               <w:left w:val="single" w:sz="4" w:space="0" w:color="A6A6A6"/>
@@ -16704,7 +16704,7 @@
         </w:trPr>
         <w:tc>
           <w:tcPr>
-            <w:tcW w:w="4633" w:type="dxa"/>
+            <w:tcW w:w="4499" w:type="dxa"/>
             <w:tcBorders>
               <w:top w:val="single" w:sz="4" w:space="0" w:color="A6A6A6"/>
               <w:left w:val="single" w:sz="4" w:space="0" w:color="A6A6A6"/>
@@ -16730,7 +16730,7 @@
         </w:tc>
         <w:tc>
           <w:tcPr>
-            <w:tcW w:w="5005" w:type="dxa"/>
+            <w:tcW w:w="4861" w:type="dxa"/>
             <w:tcBorders>
               <w:top w:val="single" w:sz="4" w:space="0" w:color="A6A6A6"/>
               <w:left w:val="single" w:sz="4" w:space="0" w:color="A6A6A6"/>
@@ -16885,7 +16885,7 @@
     </w:p>
     <w:tbl>
       <w:tblPr>
-        <w:tblW w:w="9638" w:type="dxa"/>
+        <w:tblW w:w="9360" w:type="dxa"/>
         <w:tblBorders>
           <w:top w:val="single" w:sz="4" w:space="0" w:color="auto"/>
           <w:left w:val="single" w:sz="4" w:space="0" w:color="auto"/>
@@ -16901,9 +16901,9 @@
         <w:tblLook w:val="0000" w:firstRow="0" w:lastRow="0" w:firstColumn="0" w:lastColumn="0" w:noHBand="0" w:noVBand="0"/>
       </w:tblPr>
       <w:tblGrid>
-        <w:gridCol w:w="1028"/>
-        <w:gridCol w:w="4304"/>
-        <w:gridCol w:w="4306"/>
+        <w:gridCol w:w="998"/>
+        <w:gridCol w:w="4180"/>
+        <w:gridCol w:w="4182"/>
       </w:tblGrid>
       <w:tr>
         <w:tblPrEx>
@@ -16918,7 +16918,7 @@
         </w:trPr>
         <w:tc>
           <w:tcPr>
-            <w:tcW w:w="1028" w:type="dxa"/>
+            <w:tcW w:w="998" w:type="dxa"/>
             <w:tcBorders>
               <w:top w:val="single" w:sz="4" w:space="0" w:color="A6A6A6"/>
               <w:left w:val="single" w:sz="4" w:space="0" w:color="A6A6A6"/>
@@ -16947,7 +16947,7 @@
         </w:tc>
         <w:tc>
           <w:tcPr>
-            <w:tcW w:w="4304" w:type="dxa"/>
+            <w:tcW w:w="4180" w:type="dxa"/>
             <w:tcBorders>
               <w:top w:val="single" w:sz="4" w:space="0" w:color="A6A6A6"/>
               <w:left w:val="single" w:sz="4" w:space="0" w:color="A6A6A6"/>
@@ -16976,7 +16976,7 @@
         </w:tc>
         <w:tc>
           <w:tcPr>
-            <w:tcW w:w="4306" w:type="dxa"/>
+            <w:tcW w:w="4182" w:type="dxa"/>
             <w:tcBorders>
               <w:top w:val="single" w:sz="4" w:space="0" w:color="A6A6A6"/>
               <w:left w:val="single" w:sz="4" w:space="0" w:color="A6A6A6"/>
@@ -17016,7 +17016,7 @@
         </w:trPr>
         <w:tc>
           <w:tcPr>
-            <w:tcW w:w="1028" w:type="dxa"/>
+            <w:tcW w:w="998" w:type="dxa"/>
             <w:tcBorders>
               <w:top w:val="single" w:sz="4" w:space="0" w:color="A6A6A6"/>
               <w:left w:val="single" w:sz="4" w:space="0" w:color="A6A6A6"/>
@@ -17042,7 +17042,7 @@
         </w:tc>
         <w:tc>
           <w:tcPr>
-            <w:tcW w:w="4304" w:type="dxa"/>
+            <w:tcW w:w="4180" w:type="dxa"/>
             <w:tcBorders>
               <w:top w:val="single" w:sz="4" w:space="0" w:color="A6A6A6"/>
               <w:left w:val="single" w:sz="4" w:space="0" w:color="A6A6A6"/>
@@ -17077,7 +17077,7 @@
         </w:tc>
         <w:tc>
           <w:tcPr>
-            <w:tcW w:w="4306" w:type="dxa"/>
+            <w:tcW w:w="4182" w:type="dxa"/>
             <w:tcBorders>
               <w:top w:val="single" w:sz="4" w:space="0" w:color="A6A6A6"/>
               <w:left w:val="single" w:sz="4" w:space="0" w:color="A6A6A6"/>
@@ -17114,7 +17114,7 @@
         </w:trPr>
         <w:tc>
           <w:tcPr>
-            <w:tcW w:w="1028" w:type="dxa"/>
+            <w:tcW w:w="998" w:type="dxa"/>
             <w:tcBorders>
               <w:top w:val="single" w:sz="4" w:space="0" w:color="A6A6A6"/>
               <w:left w:val="single" w:sz="4" w:space="0" w:color="A6A6A6"/>
@@ -17140,7 +17140,7 @@
         </w:tc>
         <w:tc>
           <w:tcPr>
-            <w:tcW w:w="4304" w:type="dxa"/>
+            <w:tcW w:w="4180" w:type="dxa"/>
             <w:tcBorders>
               <w:top w:val="single" w:sz="4" w:space="0" w:color="A6A6A6"/>
               <w:left w:val="single" w:sz="4" w:space="0" w:color="A6A6A6"/>
@@ -17175,7 +17175,7 @@
         </w:tc>
         <w:tc>
           <w:tcPr>
-            <w:tcW w:w="4306" w:type="dxa"/>
+            <w:tcW w:w="4182" w:type="dxa"/>
             <w:tcBorders>
               <w:top w:val="single" w:sz="4" w:space="0" w:color="A6A6A6"/>
               <w:left w:val="single" w:sz="4" w:space="0" w:color="A6A6A6"/>
@@ -17212,7 +17212,7 @@
         </w:trPr>
         <w:tc>
           <w:tcPr>
-            <w:tcW w:w="1028" w:type="dxa"/>
+            <w:tcW w:w="998" w:type="dxa"/>
             <w:tcBorders>
               <w:top w:val="single" w:sz="4" w:space="0" w:color="A6A6A6"/>
               <w:left w:val="single" w:sz="4" w:space="0" w:color="A6A6A6"/>
@@ -17238,7 +17238,7 @@
         </w:tc>
         <w:tc>
           <w:tcPr>
-            <w:tcW w:w="4304" w:type="dxa"/>
+            <w:tcW w:w="4180" w:type="dxa"/>
             <w:tcBorders>
               <w:top w:val="single" w:sz="4" w:space="0" w:color="A6A6A6"/>
               <w:left w:val="single" w:sz="4" w:space="0" w:color="A6A6A6"/>
@@ -17273,7 +17273,7 @@
         </w:tc>
         <w:tc>
           <w:tcPr>
-            <w:tcW w:w="4306" w:type="dxa"/>
+            <w:tcW w:w="4182" w:type="dxa"/>
             <w:tcBorders>
               <w:top w:val="single" w:sz="4" w:space="0" w:color="A6A6A6"/>
               <w:left w:val="single" w:sz="4" w:space="0" w:color="A6A6A6"/>
@@ -17310,7 +17310,7 @@
         </w:trPr>
         <w:tc>
           <w:tcPr>
-            <w:tcW w:w="1028" w:type="dxa"/>
+            <w:tcW w:w="998" w:type="dxa"/>
             <w:tcBorders>
               <w:top w:val="single" w:sz="4" w:space="0" w:color="A6A6A6"/>
               <w:left w:val="single" w:sz="4" w:space="0" w:color="A6A6A6"/>
@@ -17336,7 +17336,7 @@
         </w:tc>
         <w:tc>
           <w:tcPr>
-            <w:tcW w:w="4304" w:type="dxa"/>
+            <w:tcW w:w="4180" w:type="dxa"/>
             <w:tcBorders>
               <w:top w:val="single" w:sz="4" w:space="0" w:color="A6A6A6"/>
               <w:left w:val="single" w:sz="4" w:space="0" w:color="A6A6A6"/>
@@ -17371,7 +17371,7 @@
         </w:tc>
         <w:tc>
           <w:tcPr>
-            <w:tcW w:w="4306" w:type="dxa"/>
+            <w:tcW w:w="4182" w:type="dxa"/>
             <w:tcBorders>
               <w:top w:val="single" w:sz="4" w:space="0" w:color="A6A6A6"/>
               <w:left w:val="single" w:sz="4" w:space="0" w:color="A6A6A6"/>
@@ -17408,7 +17408,7 @@
         </w:trPr>
         <w:tc>
           <w:tcPr>
-            <w:tcW w:w="1028" w:type="dxa"/>
+            <w:tcW w:w="998" w:type="dxa"/>
             <w:tcBorders>
               <w:top w:val="single" w:sz="4" w:space="0" w:color="A6A6A6"/>
               <w:left w:val="single" w:sz="4" w:space="0" w:color="A6A6A6"/>
@@ -17434,7 +17434,7 @@
         </w:tc>
         <w:tc>
           <w:tcPr>
-            <w:tcW w:w="4304" w:type="dxa"/>
+            <w:tcW w:w="4180" w:type="dxa"/>
             <w:tcBorders>
               <w:top w:val="single" w:sz="4" w:space="0" w:color="A6A6A6"/>
               <w:left w:val="single" w:sz="4" w:space="0" w:color="A6A6A6"/>
@@ -17483,7 +17483,7 @@
         </w:tc>
         <w:tc>
           <w:tcPr>
-            <w:tcW w:w="4306" w:type="dxa"/>
+            <w:tcW w:w="4182" w:type="dxa"/>
             <w:tcBorders>
               <w:top w:val="single" w:sz="4" w:space="0" w:color="A6A6A6"/>
               <w:left w:val="single" w:sz="4" w:space="0" w:color="A6A6A6"/>
@@ -17520,7 +17520,7 @@
         </w:trPr>
         <w:tc>
           <w:tcPr>
-            <w:tcW w:w="1028" w:type="dxa"/>
+            <w:tcW w:w="998" w:type="dxa"/>
             <w:tcBorders>
               <w:top w:val="single" w:sz="4" w:space="0" w:color="A6A6A6"/>
               <w:left w:val="single" w:sz="4" w:space="0" w:color="A6A6A6"/>
@@ -17546,7 +17546,7 @@
         </w:tc>
         <w:tc>
           <w:tcPr>
-            <w:tcW w:w="4304" w:type="dxa"/>
+            <w:tcW w:w="4180" w:type="dxa"/>
             <w:tcBorders>
               <w:top w:val="single" w:sz="4" w:space="0" w:color="A6A6A6"/>
               <w:left w:val="single" w:sz="4" w:space="0" w:color="A6A6A6"/>
@@ -17572,7 +17572,7 @@
         </w:tc>
         <w:tc>
           <w:tcPr>
-            <w:tcW w:w="4306" w:type="dxa"/>
+            <w:tcW w:w="4182" w:type="dxa"/>
             <w:tcBorders>
               <w:top w:val="single" w:sz="4" w:space="0" w:color="A6A6A6"/>
               <w:left w:val="single" w:sz="4" w:space="0" w:color="A6A6A6"/>
@@ -17609,7 +17609,7 @@
         </w:trPr>
         <w:tc>
           <w:tcPr>
-            <w:tcW w:w="1028" w:type="dxa"/>
+            <w:tcW w:w="998" w:type="dxa"/>
             <w:tcBorders>
               <w:top w:val="single" w:sz="4" w:space="0" w:color="A6A6A6"/>
               <w:left w:val="single" w:sz="4" w:space="0" w:color="A6A6A6"/>
@@ -17635,7 +17635,7 @@
         </w:tc>
         <w:tc>
           <w:tcPr>
-            <w:tcW w:w="4304" w:type="dxa"/>
+            <w:tcW w:w="4180" w:type="dxa"/>
             <w:tcBorders>
               <w:top w:val="single" w:sz="4" w:space="0" w:color="A6A6A6"/>
               <w:left w:val="single" w:sz="4" w:space="0" w:color="A6A6A6"/>
@@ -17677,7 +17677,7 @@
         </w:tc>
         <w:tc>
           <w:tcPr>
-            <w:tcW w:w="4306" w:type="dxa"/>
+            <w:tcW w:w="4182" w:type="dxa"/>
             <w:tcBorders>
               <w:top w:val="single" w:sz="4" w:space="0" w:color="A6A6A6"/>
               <w:left w:val="single" w:sz="4" w:space="0" w:color="A6A6A6"/>
@@ -17714,7 +17714,7 @@
         </w:trPr>
         <w:tc>
           <w:tcPr>
-            <w:tcW w:w="1028" w:type="dxa"/>
+            <w:tcW w:w="998" w:type="dxa"/>
             <w:tcBorders>
               <w:top w:val="single" w:sz="4" w:space="0" w:color="A6A6A6"/>
               <w:left w:val="single" w:sz="4" w:space="0" w:color="A6A6A6"/>
@@ -17740,7 +17740,7 @@
         </w:tc>
         <w:tc>
           <w:tcPr>
-            <w:tcW w:w="4304" w:type="dxa"/>
+            <w:tcW w:w="4180" w:type="dxa"/>
             <w:tcBorders>
               <w:top w:val="single" w:sz="4" w:space="0" w:color="A6A6A6"/>
               <w:left w:val="single" w:sz="4" w:space="0" w:color="A6A6A6"/>
@@ -17775,7 +17775,7 @@
         </w:tc>
         <w:tc>
           <w:tcPr>
-            <w:tcW w:w="4306" w:type="dxa"/>
+            <w:tcW w:w="4182" w:type="dxa"/>
             <w:tcBorders>
               <w:top w:val="single" w:sz="4" w:space="0" w:color="A6A6A6"/>
               <w:left w:val="single" w:sz="4" w:space="0" w:color="A6A6A6"/>
@@ -17819,7 +17819,7 @@
         </w:trPr>
         <w:tc>
           <w:tcPr>
-            <w:tcW w:w="1028" w:type="dxa"/>
+            <w:tcW w:w="998" w:type="dxa"/>
             <w:tcBorders>
               <w:top w:val="single" w:sz="4" w:space="0" w:color="A6A6A6"/>
               <w:left w:val="single" w:sz="4" w:space="0" w:color="A6A6A6"/>
@@ -17845,7 +17845,7 @@
         </w:tc>
         <w:tc>
           <w:tcPr>
-            <w:tcW w:w="4304" w:type="dxa"/>
+            <w:tcW w:w="4180" w:type="dxa"/>
             <w:tcBorders>
               <w:top w:val="single" w:sz="4" w:space="0" w:color="A6A6A6"/>
               <w:left w:val="single" w:sz="4" w:space="0" w:color="A6A6A6"/>
@@ -17880,7 +17880,7 @@
         </w:tc>
         <w:tc>
           <w:tcPr>
-            <w:tcW w:w="4306" w:type="dxa"/>
+            <w:tcW w:w="4182" w:type="dxa"/>
             <w:tcBorders>
               <w:top w:val="single" w:sz="4" w:space="0" w:color="A6A6A6"/>
               <w:left w:val="single" w:sz="4" w:space="0" w:color="A6A6A6"/>
@@ -18061,7 +18061,7 @@
     </w:p>
     <w:tbl>
       <w:tblPr>
-        <w:tblW w:w="9638" w:type="dxa"/>
+        <w:tblW w:w="9360" w:type="dxa"/>
         <w:tblBorders>
           <w:top w:val="single" w:sz="4" w:space="0" w:color="auto"/>
           <w:left w:val="single" w:sz="4" w:space="0" w:color="auto"/>
@@ -18077,8 +18077,8 @@
         <w:tblLook w:val="0000" w:firstRow="0" w:lastRow="0" w:firstColumn="0" w:lastColumn="0" w:noHBand="0" w:noVBand="0"/>
       </w:tblPr>
       <w:tblGrid>
-        <w:gridCol w:w="3512"/>
-        <w:gridCol w:w="6126"/>
+        <w:gridCol w:w="3411"/>
+        <w:gridCol w:w="5949"/>
       </w:tblGrid>
       <w:tr>
         <w:tblPrEx>
@@ -18093,7 +18093,7 @@
         </w:trPr>
         <w:tc>
           <w:tcPr>
-            <w:tcW w:w="3512" w:type="dxa"/>
+            <w:tcW w:w="3411" w:type="dxa"/>
             <w:tcBorders>
               <w:top w:val="single" w:sz="4" w:space="0" w:color="A6A6A6"/>
               <w:left w:val="single" w:sz="4" w:space="0" w:color="A6A6A6"/>
@@ -18122,7 +18122,7 @@
         </w:tc>
         <w:tc>
           <w:tcPr>
-            <w:tcW w:w="6126" w:type="dxa"/>
+            <w:tcW w:w="5949" w:type="dxa"/>
             <w:tcBorders>
               <w:top w:val="single" w:sz="4" w:space="0" w:color="A6A6A6"/>
               <w:left w:val="single" w:sz="4" w:space="0" w:color="A6A6A6"/>
@@ -18162,7 +18162,7 @@
         </w:trPr>
         <w:tc>
           <w:tcPr>
-            <w:tcW w:w="3512" w:type="dxa"/>
+            <w:tcW w:w="3411" w:type="dxa"/>
             <w:tcBorders>
               <w:top w:val="single" w:sz="4" w:space="0" w:color="A6A6A6"/>
               <w:left w:val="single" w:sz="4" w:space="0" w:color="A6A6A6"/>
@@ -18188,7 +18188,7 @@
         </w:tc>
         <w:tc>
           <w:tcPr>
-            <w:tcW w:w="6126" w:type="dxa"/>
+            <w:tcW w:w="5949" w:type="dxa"/>
             <w:tcBorders>
               <w:top w:val="single" w:sz="4" w:space="0" w:color="A6A6A6"/>
               <w:left w:val="single" w:sz="4" w:space="0" w:color="A6A6A6"/>
@@ -18225,7 +18225,7 @@
         </w:trPr>
         <w:tc>
           <w:tcPr>
-            <w:tcW w:w="3512" w:type="dxa"/>
+            <w:tcW w:w="3411" w:type="dxa"/>
             <w:tcBorders>
               <w:top w:val="single" w:sz="4" w:space="0" w:color="A6A6A6"/>
               <w:left w:val="single" w:sz="4" w:space="0" w:color="A6A6A6"/>
@@ -18251,7 +18251,7 @@
         </w:tc>
         <w:tc>
           <w:tcPr>
-            <w:tcW w:w="6126" w:type="dxa"/>
+            <w:tcW w:w="5949" w:type="dxa"/>
             <w:tcBorders>
               <w:top w:val="single" w:sz="4" w:space="0" w:color="A6A6A6"/>
               <w:left w:val="single" w:sz="4" w:space="0" w:color="A6A6A6"/>
@@ -18288,7 +18288,7 @@
         </w:trPr>
         <w:tc>
           <w:tcPr>
-            <w:tcW w:w="3512" w:type="dxa"/>
+            <w:tcW w:w="3411" w:type="dxa"/>
             <w:tcBorders>
               <w:top w:val="single" w:sz="4" w:space="0" w:color="A6A6A6"/>
               <w:left w:val="single" w:sz="4" w:space="0" w:color="A6A6A6"/>
@@ -18314,7 +18314,7 @@
         </w:tc>
         <w:tc>
           <w:tcPr>
-            <w:tcW w:w="6126" w:type="dxa"/>
+            <w:tcW w:w="5949" w:type="dxa"/>
             <w:tcBorders>
               <w:top w:val="single" w:sz="4" w:space="0" w:color="A6A6A6"/>
               <w:left w:val="single" w:sz="4" w:space="0" w:color="A6A6A6"/>
@@ -18351,7 +18351,7 @@
         </w:trPr>
         <w:tc>
           <w:tcPr>
-            <w:tcW w:w="3512" w:type="dxa"/>
+            <w:tcW w:w="3411" w:type="dxa"/>
             <w:tcBorders>
               <w:top w:val="single" w:sz="4" w:space="0" w:color="A6A6A6"/>
               <w:left w:val="single" w:sz="4" w:space="0" w:color="A6A6A6"/>
@@ -18377,7 +18377,7 @@
         </w:tc>
         <w:tc>
           <w:tcPr>
-            <w:tcW w:w="6126" w:type="dxa"/>
+            <w:tcW w:w="5949" w:type="dxa"/>
             <w:tcBorders>
               <w:top w:val="single" w:sz="4" w:space="0" w:color="A6A6A6"/>
               <w:left w:val="single" w:sz="4" w:space="0" w:color="A6A6A6"/>
@@ -18414,7 +18414,7 @@
         </w:trPr>
         <w:tc>
           <w:tcPr>
-            <w:tcW w:w="3512" w:type="dxa"/>
+            <w:tcW w:w="3411" w:type="dxa"/>
             <w:tcBorders>
               <w:top w:val="single" w:sz="4" w:space="0" w:color="A6A6A6"/>
               <w:left w:val="single" w:sz="4" w:space="0" w:color="A6A6A6"/>
@@ -18440,7 +18440,7 @@
         </w:tc>
         <w:tc>
           <w:tcPr>
-            <w:tcW w:w="6126" w:type="dxa"/>
+            <w:tcW w:w="5949" w:type="dxa"/>
             <w:tcBorders>
               <w:top w:val="single" w:sz="4" w:space="0" w:color="A6A6A6"/>
               <w:left w:val="single" w:sz="4" w:space="0" w:color="A6A6A6"/>
@@ -18477,7 +18477,7 @@
         </w:trPr>
         <w:tc>
           <w:tcPr>
-            <w:tcW w:w="3512" w:type="dxa"/>
+            <w:tcW w:w="3411" w:type="dxa"/>
             <w:tcBorders>
               <w:top w:val="single" w:sz="4" w:space="0" w:color="A6A6A6"/>
               <w:left w:val="single" w:sz="4" w:space="0" w:color="A6A6A6"/>
@@ -18503,7 +18503,7 @@
         </w:tc>
         <w:tc>
           <w:tcPr>
-            <w:tcW w:w="6126" w:type="dxa"/>
+            <w:tcW w:w="5949" w:type="dxa"/>
             <w:tcBorders>
               <w:top w:val="single" w:sz="4" w:space="0" w:color="A6A6A6"/>
               <w:left w:val="single" w:sz="4" w:space="0" w:color="A6A6A6"/>
@@ -18540,7 +18540,7 @@
         </w:trPr>
         <w:tc>
           <w:tcPr>
-            <w:tcW w:w="3512" w:type="dxa"/>
+            <w:tcW w:w="3411" w:type="dxa"/>
             <w:tcBorders>
               <w:top w:val="single" w:sz="4" w:space="0" w:color="A6A6A6"/>
               <w:left w:val="single" w:sz="4" w:space="0" w:color="A6A6A6"/>
@@ -18566,7 +18566,7 @@
         </w:tc>
         <w:tc>
           <w:tcPr>
-            <w:tcW w:w="6126" w:type="dxa"/>
+            <w:tcW w:w="5949" w:type="dxa"/>
             <w:tcBorders>
               <w:top w:val="single" w:sz="4" w:space="0" w:color="A6A6A6"/>
               <w:left w:val="single" w:sz="4" w:space="0" w:color="A6A6A6"/>
@@ -18603,7 +18603,7 @@
         </w:trPr>
         <w:tc>
           <w:tcPr>
-            <w:tcW w:w="3512" w:type="dxa"/>
+            <w:tcW w:w="3411" w:type="dxa"/>
             <w:tcBorders>
               <w:top w:val="single" w:sz="4" w:space="0" w:color="A6A6A6"/>
               <w:left w:val="single" w:sz="4" w:space="0" w:color="A6A6A6"/>
@@ -18629,7 +18629,7 @@
         </w:tc>
         <w:tc>
           <w:tcPr>
-            <w:tcW w:w="6126" w:type="dxa"/>
+            <w:tcW w:w="5949" w:type="dxa"/>
             <w:tcBorders>
               <w:top w:val="single" w:sz="4" w:space="0" w:color="A6A6A6"/>
               <w:left w:val="single" w:sz="4" w:space="0" w:color="A6A6A6"/>
@@ -18666,7 +18666,7 @@
         </w:trPr>
         <w:tc>
           <w:tcPr>
-            <w:tcW w:w="3512" w:type="dxa"/>
+            <w:tcW w:w="3411" w:type="dxa"/>
             <w:tcBorders>
               <w:top w:val="single" w:sz="4" w:space="0" w:color="A6A6A6"/>
               <w:left w:val="single" w:sz="4" w:space="0" w:color="A6A6A6"/>
@@ -18692,7 +18692,7 @@
         </w:tc>
         <w:tc>
           <w:tcPr>
-            <w:tcW w:w="6126" w:type="dxa"/>
+            <w:tcW w:w="5949" w:type="dxa"/>
             <w:tcBorders>
               <w:top w:val="single" w:sz="4" w:space="0" w:color="A6A6A6"/>
               <w:left w:val="single" w:sz="4" w:space="0" w:color="A6A6A6"/>
@@ -18729,7 +18729,7 @@
         </w:trPr>
         <w:tc>
           <w:tcPr>
-            <w:tcW w:w="3512" w:type="dxa"/>
+            <w:tcW w:w="3411" w:type="dxa"/>
             <w:tcBorders>
               <w:top w:val="single" w:sz="4" w:space="0" w:color="A6A6A6"/>
               <w:left w:val="single" w:sz="4" w:space="0" w:color="A6A6A6"/>
@@ -18755,7 +18755,7 @@
         </w:tc>
         <w:tc>
           <w:tcPr>
-            <w:tcW w:w="6126" w:type="dxa"/>
+            <w:tcW w:w="5949" w:type="dxa"/>
             <w:tcBorders>
               <w:top w:val="single" w:sz="4" w:space="0" w:color="A6A6A6"/>
               <w:left w:val="single" w:sz="4" w:space="0" w:color="A6A6A6"/>
@@ -18792,7 +18792,7 @@
         </w:trPr>
         <w:tc>
           <w:tcPr>
-            <w:tcW w:w="3512" w:type="dxa"/>
+            <w:tcW w:w="3411" w:type="dxa"/>
             <w:tcBorders>
               <w:top w:val="single" w:sz="4" w:space="0" w:color="A6A6A6"/>
               <w:left w:val="single" w:sz="4" w:space="0" w:color="A6A6A6"/>
@@ -18818,7 +18818,7 @@
         </w:tc>
         <w:tc>
           <w:tcPr>
-            <w:tcW w:w="6126" w:type="dxa"/>
+            <w:tcW w:w="5949" w:type="dxa"/>
             <w:tcBorders>
               <w:top w:val="single" w:sz="4" w:space="0" w:color="A6A6A6"/>
               <w:left w:val="single" w:sz="4" w:space="0" w:color="A6A6A6"/>
@@ -18855,7 +18855,7 @@
         </w:trPr>
         <w:tc>
           <w:tcPr>
-            <w:tcW w:w="3512" w:type="dxa"/>
+            <w:tcW w:w="3411" w:type="dxa"/>
             <w:tcBorders>
               <w:top w:val="single" w:sz="4" w:space="0" w:color="A6A6A6"/>
               <w:left w:val="single" w:sz="4" w:space="0" w:color="A6A6A6"/>
@@ -18881,7 +18881,7 @@
         </w:tc>
         <w:tc>
           <w:tcPr>
-            <w:tcW w:w="6126" w:type="dxa"/>
+            <w:tcW w:w="5949" w:type="dxa"/>
             <w:tcBorders>
               <w:top w:val="single" w:sz="4" w:space="0" w:color="A6A6A6"/>
               <w:left w:val="single" w:sz="4" w:space="0" w:color="A6A6A6"/>
@@ -18925,7 +18925,7 @@
         </w:trPr>
         <w:tc>
           <w:tcPr>
-            <w:tcW w:w="3512" w:type="dxa"/>
+            <w:tcW w:w="3411" w:type="dxa"/>
             <w:tcBorders>
               <w:top w:val="single" w:sz="4" w:space="0" w:color="A6A6A6"/>
               <w:left w:val="single" w:sz="4" w:space="0" w:color="A6A6A6"/>
@@ -18951,7 +18951,7 @@
         </w:tc>
         <w:tc>
           <w:tcPr>
-            <w:tcW w:w="6126" w:type="dxa"/>
+            <w:tcW w:w="5949" w:type="dxa"/>
             <w:tcBorders>
               <w:top w:val="single" w:sz="4" w:space="0" w:color="A6A6A6"/>
               <w:left w:val="single" w:sz="4" w:space="0" w:color="A6A6A6"/>
@@ -18988,7 +18988,7 @@
         </w:trPr>
         <w:tc>
           <w:tcPr>
-            <w:tcW w:w="3512" w:type="dxa"/>
+            <w:tcW w:w="3411" w:type="dxa"/>
             <w:tcBorders>
               <w:top w:val="single" w:sz="4" w:space="0" w:color="A6A6A6"/>
               <w:left w:val="single" w:sz="4" w:space="0" w:color="A6A6A6"/>
@@ -19014,7 +19014,7 @@
         </w:tc>
         <w:tc>
           <w:tcPr>
-            <w:tcW w:w="6126" w:type="dxa"/>
+            <w:tcW w:w="5949" w:type="dxa"/>
             <w:tcBorders>
               <w:top w:val="single" w:sz="4" w:space="0" w:color="A6A6A6"/>
               <w:left w:val="single" w:sz="4" w:space="0" w:color="A6A6A6"/>
@@ -19051,7 +19051,7 @@
         </w:trPr>
         <w:tc>
           <w:tcPr>
-            <w:tcW w:w="3512" w:type="dxa"/>
+            <w:tcW w:w="3411" w:type="dxa"/>
             <w:tcBorders>
               <w:top w:val="single" w:sz="4" w:space="0" w:color="A6A6A6"/>
               <w:left w:val="single" w:sz="4" w:space="0" w:color="A6A6A6"/>
@@ -19077,7 +19077,7 @@
         </w:tc>
         <w:tc>
           <w:tcPr>
-            <w:tcW w:w="6126" w:type="dxa"/>
+            <w:tcW w:w="5949" w:type="dxa"/>
             <w:tcBorders>
               <w:top w:val="single" w:sz="4" w:space="0" w:color="A6A6A6"/>
               <w:left w:val="single" w:sz="4" w:space="0" w:color="A6A6A6"/>
@@ -19114,7 +19114,7 @@
         </w:trPr>
         <w:tc>
           <w:tcPr>
-            <w:tcW w:w="3512" w:type="dxa"/>
+            <w:tcW w:w="3411" w:type="dxa"/>
             <w:tcBorders>
               <w:top w:val="single" w:sz="4" w:space="0" w:color="A6A6A6"/>
               <w:left w:val="single" w:sz="4" w:space="0" w:color="A6A6A6"/>
@@ -19140,7 +19140,7 @@
         </w:tc>
         <w:tc>
           <w:tcPr>
-            <w:tcW w:w="6126" w:type="dxa"/>
+            <w:tcW w:w="5949" w:type="dxa"/>
             <w:tcBorders>
               <w:top w:val="single" w:sz="4" w:space="0" w:color="A6A6A6"/>
               <w:left w:val="single" w:sz="4" w:space="0" w:color="A6A6A6"/>
@@ -19482,7 +19482,7 @@
     </w:p>
     <w:tbl>
       <w:tblPr>
-        <w:tblW w:w="9638" w:type="dxa"/>
+        <w:tblW w:w="9360" w:type="dxa"/>
         <w:tblBorders>
           <w:top w:val="single" w:sz="4" w:space="0" w:color="auto"/>
           <w:left w:val="single" w:sz="4" w:space="0" w:color="auto"/>
@@ -19498,10 +19498,10 @@
         <w:tblLook w:val="0000" w:firstRow="0" w:lastRow="0" w:firstColumn="0" w:lastColumn="0" w:noHBand="0" w:noVBand="0"/>
       </w:tblPr>
       <w:tblGrid>
-        <w:gridCol w:w="710"/>
-        <w:gridCol w:w="2975"/>
-        <w:gridCol w:w="2975"/>
-        <w:gridCol w:w="2978"/>
+        <w:gridCol w:w="690"/>
+        <w:gridCol w:w="2889"/>
+        <w:gridCol w:w="2889"/>
+        <w:gridCol w:w="2892"/>
       </w:tblGrid>
       <w:tr>
         <w:tblPrEx>
@@ -19516,7 +19516,7 @@
         </w:trPr>
         <w:tc>
           <w:tcPr>
-            <w:tcW w:w="710" w:type="dxa"/>
+            <w:tcW w:w="690" w:type="dxa"/>
             <w:tcBorders>
               <w:top w:val="single" w:sz="4" w:space="0" w:color="A6A6A6"/>
               <w:left w:val="single" w:sz="4" w:space="0" w:color="A6A6A6"/>
@@ -19545,7 +19545,7 @@
         </w:tc>
         <w:tc>
           <w:tcPr>
-            <w:tcW w:w="2975" w:type="dxa"/>
+            <w:tcW w:w="2889" w:type="dxa"/>
             <w:tcBorders>
               <w:top w:val="single" w:sz="4" w:space="0" w:color="A6A6A6"/>
               <w:left w:val="single" w:sz="4" w:space="0" w:color="A6A6A6"/>
@@ -19574,7 +19574,7 @@
         </w:tc>
         <w:tc>
           <w:tcPr>
-            <w:tcW w:w="2975" w:type="dxa"/>
+            <w:tcW w:w="2889" w:type="dxa"/>
             <w:tcBorders>
               <w:top w:val="single" w:sz="4" w:space="0" w:color="A6A6A6"/>
               <w:left w:val="single" w:sz="4" w:space="0" w:color="A6A6A6"/>
@@ -19603,7 +19603,7 @@
         </w:tc>
         <w:tc>
           <w:tcPr>
-            <w:tcW w:w="2978" w:type="dxa"/>
+            <w:tcW w:w="2892" w:type="dxa"/>
             <w:tcBorders>
               <w:top w:val="single" w:sz="4" w:space="0" w:color="A6A6A6"/>
               <w:left w:val="single" w:sz="4" w:space="0" w:color="A6A6A6"/>
@@ -19643,7 +19643,7 @@
         </w:trPr>
         <w:tc>
           <w:tcPr>
-            <w:tcW w:w="710" w:type="dxa"/>
+            <w:tcW w:w="690" w:type="dxa"/>
             <w:tcBorders>
               <w:top w:val="single" w:sz="4" w:space="0" w:color="A6A6A6"/>
               <w:left w:val="single" w:sz="4" w:space="0" w:color="A6A6A6"/>
@@ -19669,7 +19669,7 @@
         </w:tc>
         <w:tc>
           <w:tcPr>
-            <w:tcW w:w="2975" w:type="dxa"/>
+            <w:tcW w:w="2889" w:type="dxa"/>
             <w:tcBorders>
               <w:top w:val="single" w:sz="4" w:space="0" w:color="A6A6A6"/>
               <w:left w:val="single" w:sz="4" w:space="0" w:color="A6A6A6"/>
@@ -19711,7 +19711,7 @@
         </w:tc>
         <w:tc>
           <w:tcPr>
-            <w:tcW w:w="2975" w:type="dxa"/>
+            <w:tcW w:w="2889" w:type="dxa"/>
             <w:tcBorders>
               <w:top w:val="single" w:sz="4" w:space="0" w:color="A6A6A6"/>
               <w:left w:val="single" w:sz="4" w:space="0" w:color="A6A6A6"/>
@@ -19753,7 +19753,7 @@
         </w:tc>
         <w:tc>
           <w:tcPr>
-            <w:tcW w:w="2978" w:type="dxa"/>
+            <w:tcW w:w="2892" w:type="dxa"/>
             <w:tcBorders>
               <w:top w:val="single" w:sz="4" w:space="0" w:color="A6A6A6"/>
               <w:left w:val="single" w:sz="4" w:space="0" w:color="A6A6A6"/>
@@ -19799,7 +19799,7 @@
         </w:trPr>
         <w:tc>
           <w:tcPr>
-            <w:tcW w:w="710" w:type="dxa"/>
+            <w:tcW w:w="690" w:type="dxa"/>
             <w:tcBorders>
               <w:top w:val="single" w:sz="4" w:space="0" w:color="A6A6A6"/>
               <w:left w:val="single" w:sz="4" w:space="0" w:color="A6A6A6"/>
@@ -19825,7 +19825,7 @@
         </w:tc>
         <w:tc>
           <w:tcPr>
-            <w:tcW w:w="2975" w:type="dxa"/>
+            <w:tcW w:w="2889" w:type="dxa"/>
             <w:tcBorders>
               <w:top w:val="single" w:sz="4" w:space="0" w:color="A6A6A6"/>
               <w:left w:val="single" w:sz="4" w:space="0" w:color="A6A6A6"/>
@@ -19851,7 +19851,7 @@
         </w:tc>
         <w:tc>
           <w:tcPr>
-            <w:tcW w:w="2975" w:type="dxa"/>
+            <w:tcW w:w="2889" w:type="dxa"/>
             <w:tcBorders>
               <w:top w:val="single" w:sz="4" w:space="0" w:color="A6A6A6"/>
               <w:left w:val="single" w:sz="4" w:space="0" w:color="A6A6A6"/>
@@ -19893,7 +19893,7 @@
         </w:tc>
         <w:tc>
           <w:tcPr>
-            <w:tcW w:w="2978" w:type="dxa"/>
+            <w:tcW w:w="2892" w:type="dxa"/>
             <w:tcBorders>
               <w:top w:val="single" w:sz="4" w:space="0" w:color="A6A6A6"/>
               <w:left w:val="single" w:sz="4" w:space="0" w:color="A6A6A6"/>
@@ -19930,7 +19930,7 @@
         </w:trPr>
         <w:tc>
           <w:tcPr>
-            <w:tcW w:w="710" w:type="dxa"/>
+            <w:tcW w:w="690" w:type="dxa"/>
             <w:tcBorders>
               <w:top w:val="single" w:sz="4" w:space="0" w:color="A6A6A6"/>
               <w:left w:val="single" w:sz="4" w:space="0" w:color="A6A6A6"/>
@@ -19956,7 +19956,7 @@
         </w:tc>
         <w:tc>
           <w:tcPr>
-            <w:tcW w:w="2975" w:type="dxa"/>
+            <w:tcW w:w="2889" w:type="dxa"/>
             <w:tcBorders>
               <w:top w:val="single" w:sz="4" w:space="0" w:color="A6A6A6"/>
               <w:left w:val="single" w:sz="4" w:space="0" w:color="A6A6A6"/>
@@ -19982,7 +19982,7 @@
         </w:tc>
         <w:tc>
           <w:tcPr>
-            <w:tcW w:w="2975" w:type="dxa"/>
+            <w:tcW w:w="2889" w:type="dxa"/>
             <w:tcBorders>
               <w:top w:val="single" w:sz="4" w:space="0" w:color="A6A6A6"/>
               <w:left w:val="single" w:sz="4" w:space="0" w:color="A6A6A6"/>
@@ -20024,7 +20024,7 @@
         </w:tc>
         <w:tc>
           <w:tcPr>
-            <w:tcW w:w="2978" w:type="dxa"/>
+            <w:tcW w:w="2892" w:type="dxa"/>
             <w:tcBorders>
               <w:top w:val="single" w:sz="4" w:space="0" w:color="A6A6A6"/>
               <w:left w:val="single" w:sz="4" w:space="0" w:color="A6A6A6"/>
@@ -20125,7 +20125,7 @@
         </w:trPr>
         <w:tc>
           <w:tcPr>
-            <w:tcW w:w="710" w:type="dxa"/>
+            <w:tcW w:w="690" w:type="dxa"/>
             <w:tcBorders>
               <w:top w:val="single" w:sz="4" w:space="0" w:color="A6A6A6"/>
               <w:left w:val="single" w:sz="4" w:space="0" w:color="A6A6A6"/>
@@ -20151,7 +20151,7 @@
         </w:tc>
         <w:tc>
           <w:tcPr>
-            <w:tcW w:w="2975" w:type="dxa"/>
+            <w:tcW w:w="2889" w:type="dxa"/>
             <w:tcBorders>
               <w:top w:val="single" w:sz="4" w:space="0" w:color="A6A6A6"/>
               <w:left w:val="single" w:sz="4" w:space="0" w:color="A6A6A6"/>
@@ -20177,7 +20177,7 @@
         </w:tc>
         <w:tc>
           <w:tcPr>
-            <w:tcW w:w="2975" w:type="dxa"/>
+            <w:tcW w:w="2889" w:type="dxa"/>
             <w:tcBorders>
               <w:top w:val="single" w:sz="4" w:space="0" w:color="A6A6A6"/>
               <w:left w:val="single" w:sz="4" w:space="0" w:color="A6A6A6"/>
@@ -20226,7 +20226,7 @@
         </w:tc>
         <w:tc>
           <w:tcPr>
-            <w:tcW w:w="2978" w:type="dxa"/>
+            <w:tcW w:w="2892" w:type="dxa"/>
             <w:tcBorders>
               <w:top w:val="single" w:sz="4" w:space="0" w:color="A6A6A6"/>
               <w:left w:val="single" w:sz="4" w:space="0" w:color="A6A6A6"/>
@@ -20295,7 +20295,7 @@
         </w:trPr>
         <w:tc>
           <w:tcPr>
-            <w:tcW w:w="710" w:type="dxa"/>
+            <w:tcW w:w="690" w:type="dxa"/>
             <w:tcBorders>
               <w:top w:val="single" w:sz="4" w:space="0" w:color="A6A6A6"/>
               <w:left w:val="single" w:sz="4" w:space="0" w:color="A6A6A6"/>
@@ -20322,7 +20322,7 @@
         </w:tc>
         <w:tc>
           <w:tcPr>
-            <w:tcW w:w="2975" w:type="dxa"/>
+            <w:tcW w:w="2889" w:type="dxa"/>
             <w:tcBorders>
               <w:top w:val="single" w:sz="4" w:space="0" w:color="A6A6A6"/>
               <w:left w:val="single" w:sz="4" w:space="0" w:color="A6A6A6"/>
@@ -20348,7 +20348,7 @@
         </w:tc>
         <w:tc>
           <w:tcPr>
-            <w:tcW w:w="2975" w:type="dxa"/>
+            <w:tcW w:w="2889" w:type="dxa"/>
             <w:tcBorders>
               <w:top w:val="single" w:sz="4" w:space="0" w:color="A6A6A6"/>
               <w:left w:val="single" w:sz="4" w:space="0" w:color="A6A6A6"/>
@@ -20390,7 +20390,7 @@
         </w:tc>
         <w:tc>
           <w:tcPr>
-            <w:tcW w:w="2978" w:type="dxa"/>
+            <w:tcW w:w="2892" w:type="dxa"/>
             <w:tcBorders>
               <w:top w:val="single" w:sz="4" w:space="0" w:color="A6A6A6"/>
               <w:left w:val="single" w:sz="4" w:space="0" w:color="A6A6A6"/>
@@ -20459,7 +20459,7 @@
         </w:trPr>
         <w:tc>
           <w:tcPr>
-            <w:tcW w:w="710" w:type="dxa"/>
+            <w:tcW w:w="690" w:type="dxa"/>
             <w:tcBorders>
               <w:top w:val="single" w:sz="4" w:space="0" w:color="A6A6A6"/>
               <w:left w:val="single" w:sz="4" w:space="0" w:color="A6A6A6"/>
@@ -20485,7 +20485,7 @@
         </w:tc>
         <w:tc>
           <w:tcPr>
-            <w:tcW w:w="2975" w:type="dxa"/>
+            <w:tcW w:w="2889" w:type="dxa"/>
             <w:tcBorders>
               <w:top w:val="single" w:sz="4" w:space="0" w:color="A6A6A6"/>
               <w:left w:val="single" w:sz="4" w:space="0" w:color="A6A6A6"/>
@@ -20511,7 +20511,7 @@
         </w:tc>
         <w:tc>
           <w:tcPr>
-            <w:tcW w:w="2975" w:type="dxa"/>
+            <w:tcW w:w="2889" w:type="dxa"/>
             <w:tcBorders>
               <w:top w:val="single" w:sz="4" w:space="0" w:color="A6A6A6"/>
               <w:left w:val="single" w:sz="4" w:space="0" w:color="A6A6A6"/>
@@ -20544,7 +20544,7 @@
         </w:tc>
         <w:tc>
           <w:tcPr>
-            <w:tcW w:w="2978" w:type="dxa"/>
+            <w:tcW w:w="2892" w:type="dxa"/>
             <w:tcBorders>
               <w:top w:val="single" w:sz="4" w:space="0" w:color="A6A6A6"/>
               <w:left w:val="single" w:sz="4" w:space="0" w:color="A6A6A6"/>
@@ -20597,7 +20597,7 @@
         </w:trPr>
         <w:tc>
           <w:tcPr>
-            <w:tcW w:w="710" w:type="dxa"/>
+            <w:tcW w:w="690" w:type="dxa"/>
             <w:tcBorders>
               <w:top w:val="single" w:sz="4" w:space="0" w:color="A6A6A6"/>
               <w:left w:val="single" w:sz="4" w:space="0" w:color="A6A6A6"/>
@@ -20623,7 +20623,7 @@
         </w:tc>
         <w:tc>
           <w:tcPr>
-            <w:tcW w:w="2975" w:type="dxa"/>
+            <w:tcW w:w="2889" w:type="dxa"/>
             <w:tcBorders>
               <w:top w:val="single" w:sz="4" w:space="0" w:color="A6A6A6"/>
               <w:left w:val="single" w:sz="4" w:space="0" w:color="A6A6A6"/>
@@ -20649,7 +20649,7 @@
         </w:tc>
         <w:tc>
           <w:tcPr>
-            <w:tcW w:w="2975" w:type="dxa"/>
+            <w:tcW w:w="2889" w:type="dxa"/>
             <w:tcBorders>
               <w:top w:val="single" w:sz="4" w:space="0" w:color="A6A6A6"/>
               <w:left w:val="single" w:sz="4" w:space="0" w:color="A6A6A6"/>
@@ -20691,7 +20691,7 @@
         </w:tc>
         <w:tc>
           <w:tcPr>
-            <w:tcW w:w="2978" w:type="dxa"/>
+            <w:tcW w:w="2892" w:type="dxa"/>
             <w:tcBorders>
               <w:top w:val="single" w:sz="4" w:space="0" w:color="A6A6A6"/>
               <w:left w:val="single" w:sz="4" w:space="0" w:color="A6A6A6"/>
@@ -20728,7 +20728,7 @@
         </w:trPr>
         <w:tc>
           <w:tcPr>
-            <w:tcW w:w="710" w:type="dxa"/>
+            <w:tcW w:w="690" w:type="dxa"/>
             <w:tcBorders>
               <w:top w:val="single" w:sz="4" w:space="0" w:color="A6A6A6"/>
               <w:left w:val="single" w:sz="4" w:space="0" w:color="A6A6A6"/>
@@ -20754,7 +20754,7 @@
         </w:tc>
         <w:tc>
           <w:tcPr>
-            <w:tcW w:w="2975" w:type="dxa"/>
+            <w:tcW w:w="2889" w:type="dxa"/>
             <w:tcBorders>
               <w:top w:val="single" w:sz="4" w:space="0" w:color="A6A6A6"/>
               <w:left w:val="single" w:sz="4" w:space="0" w:color="A6A6A6"/>
@@ -20780,7 +20780,7 @@
         </w:tc>
         <w:tc>
           <w:tcPr>
-            <w:tcW w:w="2975" w:type="dxa"/>
+            <w:tcW w:w="2889" w:type="dxa"/>
             <w:tcBorders>
               <w:top w:val="single" w:sz="4" w:space="0" w:color="A6A6A6"/>
               <w:left w:val="single" w:sz="4" w:space="0" w:color="A6A6A6"/>
@@ -20806,7 +20806,7 @@
         </w:tc>
         <w:tc>
           <w:tcPr>
-            <w:tcW w:w="2978" w:type="dxa"/>
+            <w:tcW w:w="2892" w:type="dxa"/>
             <w:tcBorders>
               <w:top w:val="single" w:sz="4" w:space="0" w:color="A6A6A6"/>
               <w:left w:val="single" w:sz="4" w:space="0" w:color="A6A6A6"/>
@@ -20843,7 +20843,7 @@
         </w:trPr>
         <w:tc>
           <w:tcPr>
-            <w:tcW w:w="710" w:type="dxa"/>
+            <w:tcW w:w="690" w:type="dxa"/>
             <w:tcBorders>
               <w:top w:val="single" w:sz="4" w:space="0" w:color="A6A6A6"/>
               <w:left w:val="single" w:sz="4" w:space="0" w:color="A6A6A6"/>
@@ -20869,7 +20869,7 @@
         </w:tc>
         <w:tc>
           <w:tcPr>
-            <w:tcW w:w="2975" w:type="dxa"/>
+            <w:tcW w:w="2889" w:type="dxa"/>
             <w:tcBorders>
               <w:top w:val="single" w:sz="4" w:space="0" w:color="A6A6A6"/>
               <w:left w:val="single" w:sz="4" w:space="0" w:color="A6A6A6"/>
@@ -20897,7 +20897,7 @@
         </w:tc>
         <w:tc>
           <w:tcPr>
-            <w:tcW w:w="2975" w:type="dxa"/>
+            <w:tcW w:w="2889" w:type="dxa"/>
             <w:tcBorders>
               <w:top w:val="single" w:sz="4" w:space="0" w:color="A6A6A6"/>
               <w:left w:val="single" w:sz="4" w:space="0" w:color="A6A6A6"/>
@@ -20923,7 +20923,7 @@
         </w:tc>
         <w:tc>
           <w:tcPr>
-            <w:tcW w:w="2978" w:type="dxa"/>
+            <w:tcW w:w="2892" w:type="dxa"/>
             <w:tcBorders>
               <w:top w:val="single" w:sz="4" w:space="0" w:color="A6A6A6"/>
               <w:left w:val="single" w:sz="4" w:space="0" w:color="A6A6A6"/>
@@ -20960,7 +20960,7 @@
         </w:trPr>
         <w:tc>
           <w:tcPr>
-            <w:tcW w:w="710" w:type="dxa"/>
+            <w:tcW w:w="690" w:type="dxa"/>
             <w:tcBorders>
               <w:top w:val="single" w:sz="4" w:space="0" w:color="A6A6A6"/>
               <w:left w:val="single" w:sz="4" w:space="0" w:color="A6A6A6"/>
@@ -20986,7 +20986,7 @@
         </w:tc>
         <w:tc>
           <w:tcPr>
-            <w:tcW w:w="2975" w:type="dxa"/>
+            <w:tcW w:w="2889" w:type="dxa"/>
             <w:tcBorders>
               <w:top w:val="single" w:sz="4" w:space="0" w:color="A6A6A6"/>
               <w:left w:val="single" w:sz="4" w:space="0" w:color="A6A6A6"/>
@@ -21044,7 +21044,7 @@
         </w:tc>
         <w:tc>
           <w:tcPr>
-            <w:tcW w:w="2975" w:type="dxa"/>
+            <w:tcW w:w="2889" w:type="dxa"/>
             <w:tcBorders>
               <w:top w:val="single" w:sz="4" w:space="0" w:color="A6A6A6"/>
               <w:left w:val="single" w:sz="4" w:space="0" w:color="A6A6A6"/>
@@ -21086,7 +21086,7 @@
         </w:tc>
         <w:tc>
           <w:tcPr>
-            <w:tcW w:w="2978" w:type="dxa"/>
+            <w:tcW w:w="2892" w:type="dxa"/>
             <w:tcBorders>
               <w:top w:val="single" w:sz="4" w:space="0" w:color="A6A6A6"/>
               <w:left w:val="single" w:sz="4" w:space="0" w:color="A6A6A6"/>
@@ -21219,7 +21219,7 @@
         </w:trPr>
         <w:tc>
           <w:tcPr>
-            <w:tcW w:w="710" w:type="dxa"/>
+            <w:tcW w:w="690" w:type="dxa"/>
             <w:tcBorders>
               <w:top w:val="single" w:sz="4" w:space="0" w:color="A6A6A6"/>
               <w:left w:val="single" w:sz="4" w:space="0" w:color="A6A6A6"/>
@@ -21245,7 +21245,7 @@
         </w:tc>
         <w:tc>
           <w:tcPr>
-            <w:tcW w:w="2975" w:type="dxa"/>
+            <w:tcW w:w="2889" w:type="dxa"/>
             <w:tcBorders>
               <w:top w:val="single" w:sz="4" w:space="0" w:color="A6A6A6"/>
               <w:left w:val="single" w:sz="4" w:space="0" w:color="A6A6A6"/>
@@ -21271,7 +21271,7 @@
         </w:tc>
         <w:tc>
           <w:tcPr>
-            <w:tcW w:w="2975" w:type="dxa"/>
+            <w:tcW w:w="2889" w:type="dxa"/>
             <w:tcBorders>
               <w:top w:val="single" w:sz="4" w:space="0" w:color="A6A6A6"/>
               <w:left w:val="single" w:sz="4" w:space="0" w:color="A6A6A6"/>
@@ -21297,7 +21297,7 @@
         </w:tc>
         <w:tc>
           <w:tcPr>
-            <w:tcW w:w="2978" w:type="dxa"/>
+            <w:tcW w:w="2892" w:type="dxa"/>
             <w:tcBorders>
               <w:top w:val="single" w:sz="4" w:space="0" w:color="A6A6A6"/>
               <w:left w:val="single" w:sz="4" w:space="0" w:color="A6A6A6"/>
@@ -21334,7 +21334,7 @@
         </w:trPr>
         <w:tc>
           <w:tcPr>
-            <w:tcW w:w="710" w:type="dxa"/>
+            <w:tcW w:w="690" w:type="dxa"/>
             <w:tcBorders>
               <w:top w:val="single" w:sz="4" w:space="0" w:color="A6A6A6"/>
               <w:left w:val="single" w:sz="4" w:space="0" w:color="A6A6A6"/>
@@ -21360,7 +21360,7 @@
         </w:tc>
         <w:tc>
           <w:tcPr>
-            <w:tcW w:w="2975" w:type="dxa"/>
+            <w:tcW w:w="2889" w:type="dxa"/>
             <w:tcBorders>
               <w:top w:val="single" w:sz="4" w:space="0" w:color="A6A6A6"/>
               <w:left w:val="single" w:sz="4" w:space="0" w:color="A6A6A6"/>
@@ -21402,7 +21402,7 @@
         </w:tc>
         <w:tc>
           <w:tcPr>
-            <w:tcW w:w="2975" w:type="dxa"/>
+            <w:tcW w:w="2889" w:type="dxa"/>
             <w:tcBorders>
               <w:top w:val="single" w:sz="4" w:space="0" w:color="A6A6A6"/>
               <w:left w:val="single" w:sz="4" w:space="0" w:color="A6A6A6"/>
@@ -21451,7 +21451,7 @@
         </w:tc>
         <w:tc>
           <w:tcPr>
-            <w:tcW w:w="2978" w:type="dxa"/>
+            <w:tcW w:w="2892" w:type="dxa"/>
             <w:tcBorders>
               <w:top w:val="single" w:sz="4" w:space="0" w:color="A6A6A6"/>
               <w:left w:val="single" w:sz="4" w:space="0" w:color="A6A6A6"/>
@@ -21488,7 +21488,7 @@
         </w:trPr>
         <w:tc>
           <w:tcPr>
-            <w:tcW w:w="710" w:type="dxa"/>
+            <w:tcW w:w="690" w:type="dxa"/>
             <w:tcBorders>
               <w:top w:val="single" w:sz="4" w:space="0" w:color="A6A6A6"/>
               <w:left w:val="single" w:sz="4" w:space="0" w:color="A6A6A6"/>
@@ -21514,7 +21514,7 @@
         </w:tc>
         <w:tc>
           <w:tcPr>
-            <w:tcW w:w="2975" w:type="dxa"/>
+            <w:tcW w:w="2889" w:type="dxa"/>
             <w:tcBorders>
               <w:top w:val="single" w:sz="4" w:space="0" w:color="A6A6A6"/>
               <w:left w:val="single" w:sz="4" w:space="0" w:color="A6A6A6"/>
@@ -21540,7 +21540,7 @@
         </w:tc>
         <w:tc>
           <w:tcPr>
-            <w:tcW w:w="2975" w:type="dxa"/>
+            <w:tcW w:w="2889" w:type="dxa"/>
             <w:tcBorders>
               <w:top w:val="single" w:sz="4" w:space="0" w:color="A6A6A6"/>
               <w:left w:val="single" w:sz="4" w:space="0" w:color="A6A6A6"/>
@@ -21582,7 +21582,7 @@
         </w:tc>
         <w:tc>
           <w:tcPr>
-            <w:tcW w:w="2978" w:type="dxa"/>
+            <w:tcW w:w="2892" w:type="dxa"/>
             <w:tcBorders>
               <w:top w:val="single" w:sz="4" w:space="0" w:color="A6A6A6"/>
               <w:left w:val="single" w:sz="4" w:space="0" w:color="A6A6A6"/>
@@ -21626,7 +21626,7 @@
         </w:trPr>
         <w:tc>
           <w:tcPr>
-            <w:tcW w:w="710" w:type="dxa"/>
+            <w:tcW w:w="690" w:type="dxa"/>
             <w:tcBorders>
               <w:top w:val="single" w:sz="4" w:space="0" w:color="A6A6A6"/>
               <w:left w:val="single" w:sz="4" w:space="0" w:color="A6A6A6"/>
@@ -21652,7 +21652,7 @@
         </w:tc>
         <w:tc>
           <w:tcPr>
-            <w:tcW w:w="2975" w:type="dxa"/>
+            <w:tcW w:w="2889" w:type="dxa"/>
             <w:tcBorders>
               <w:top w:val="single" w:sz="4" w:space="0" w:color="A6A6A6"/>
               <w:left w:val="single" w:sz="4" w:space="0" w:color="A6A6A6"/>
@@ -21685,7 +21685,7 @@
         </w:tc>
         <w:tc>
           <w:tcPr>
-            <w:tcW w:w="2975" w:type="dxa"/>
+            <w:tcW w:w="2889" w:type="dxa"/>
             <w:tcBorders>
               <w:top w:val="single" w:sz="4" w:space="0" w:color="A6A6A6"/>
               <w:left w:val="single" w:sz="4" w:space="0" w:color="A6A6A6"/>
@@ -21711,7 +21711,7 @@
         </w:tc>
         <w:tc>
           <w:tcPr>
-            <w:tcW w:w="2978" w:type="dxa"/>
+            <w:tcW w:w="2892" w:type="dxa"/>
             <w:tcBorders>
               <w:top w:val="single" w:sz="4" w:space="0" w:color="A6A6A6"/>
               <w:left w:val="single" w:sz="4" w:space="0" w:color="A6A6A6"/>
@@ -21748,7 +21748,7 @@
         </w:trPr>
         <w:tc>
           <w:tcPr>
-            <w:tcW w:w="710" w:type="dxa"/>
+            <w:tcW w:w="690" w:type="dxa"/>
             <w:tcBorders>
               <w:top w:val="single" w:sz="4" w:space="0" w:color="A6A6A6"/>
               <w:left w:val="single" w:sz="4" w:space="0" w:color="A6A6A6"/>
@@ -21774,7 +21774,7 @@
         </w:tc>
         <w:tc>
           <w:tcPr>
-            <w:tcW w:w="2975" w:type="dxa"/>
+            <w:tcW w:w="2889" w:type="dxa"/>
             <w:tcBorders>
               <w:top w:val="single" w:sz="4" w:space="0" w:color="A6A6A6"/>
               <w:left w:val="single" w:sz="4" w:space="0" w:color="A6A6A6"/>
@@ -21802,7 +21802,7 @@
         </w:tc>
         <w:tc>
           <w:tcPr>
-            <w:tcW w:w="2975" w:type="dxa"/>
+            <w:tcW w:w="2889" w:type="dxa"/>
             <w:tcBorders>
               <w:top w:val="single" w:sz="4" w:space="0" w:color="A6A6A6"/>
               <w:left w:val="single" w:sz="4" w:space="0" w:color="A6A6A6"/>
@@ -21828,7 +21828,7 @@
         </w:tc>
         <w:tc>
           <w:tcPr>
-            <w:tcW w:w="2978" w:type="dxa"/>
+            <w:tcW w:w="2892" w:type="dxa"/>
             <w:tcBorders>
               <w:top w:val="single" w:sz="4" w:space="0" w:color="A6A6A6"/>
               <w:left w:val="single" w:sz="4" w:space="0" w:color="A6A6A6"/>
@@ -21865,7 +21865,7 @@
         </w:trPr>
         <w:tc>
           <w:tcPr>
-            <w:tcW w:w="710" w:type="dxa"/>
+            <w:tcW w:w="690" w:type="dxa"/>
             <w:tcBorders>
               <w:top w:val="single" w:sz="4" w:space="0" w:color="A6A6A6"/>
               <w:left w:val="single" w:sz="4" w:space="0" w:color="A6A6A6"/>
@@ -21891,7 +21891,7 @@
         </w:tc>
         <w:tc>
           <w:tcPr>
-            <w:tcW w:w="2975" w:type="dxa"/>
+            <w:tcW w:w="2889" w:type="dxa"/>
             <w:tcBorders>
               <w:top w:val="single" w:sz="4" w:space="0" w:color="A6A6A6"/>
               <w:left w:val="single" w:sz="4" w:space="0" w:color="A6A6A6"/>
@@ -21965,7 +21965,7 @@
         </w:tc>
         <w:tc>
           <w:tcPr>
-            <w:tcW w:w="2975" w:type="dxa"/>
+            <w:tcW w:w="2889" w:type="dxa"/>
             <w:tcBorders>
               <w:top w:val="single" w:sz="4" w:space="0" w:color="A6A6A6"/>
               <w:left w:val="single" w:sz="4" w:space="0" w:color="A6A6A6"/>
@@ -21991,7 +21991,7 @@
         </w:tc>
         <w:tc>
           <w:tcPr>
-            <w:tcW w:w="2978" w:type="dxa"/>
+            <w:tcW w:w="2892" w:type="dxa"/>
             <w:tcBorders>
               <w:top w:val="single" w:sz="4" w:space="0" w:color="A6A6A6"/>
               <w:left w:val="single" w:sz="4" w:space="0" w:color="A6A6A6"/>
@@ -22035,7 +22035,7 @@
         </w:trPr>
         <w:tc>
           <w:tcPr>
-            <w:tcW w:w="710" w:type="dxa"/>
+            <w:tcW w:w="690" w:type="dxa"/>
             <w:tcBorders>
               <w:top w:val="single" w:sz="4" w:space="0" w:color="A6A6A6"/>
               <w:left w:val="single" w:sz="4" w:space="0" w:color="A6A6A6"/>
@@ -22061,7 +22061,7 @@
         </w:tc>
         <w:tc>
           <w:tcPr>
-            <w:tcW w:w="2975" w:type="dxa"/>
+            <w:tcW w:w="2889" w:type="dxa"/>
             <w:tcBorders>
               <w:top w:val="single" w:sz="4" w:space="0" w:color="A6A6A6"/>
               <w:left w:val="single" w:sz="4" w:space="0" w:color="A6A6A6"/>
@@ -22087,7 +22087,7 @@
         </w:tc>
         <w:tc>
           <w:tcPr>
-            <w:tcW w:w="2975" w:type="dxa"/>
+            <w:tcW w:w="2889" w:type="dxa"/>
             <w:tcBorders>
               <w:top w:val="single" w:sz="4" w:space="0" w:color="A6A6A6"/>
               <w:left w:val="single" w:sz="4" w:space="0" w:color="A6A6A6"/>
@@ -22113,7 +22113,7 @@
         </w:tc>
         <w:tc>
           <w:tcPr>
-            <w:tcW w:w="2978" w:type="dxa"/>
+            <w:tcW w:w="2892" w:type="dxa"/>
             <w:tcBorders>
               <w:top w:val="single" w:sz="4" w:space="0" w:color="A6A6A6"/>
               <w:left w:val="single" w:sz="4" w:space="0" w:color="A6A6A6"/>
@@ -22150,7 +22150,7 @@
         </w:trPr>
         <w:tc>
           <w:tcPr>
-            <w:tcW w:w="710" w:type="dxa"/>
+            <w:tcW w:w="690" w:type="dxa"/>
             <w:tcBorders>
               <w:top w:val="single" w:sz="4" w:space="0" w:color="A6A6A6"/>
               <w:left w:val="single" w:sz="4" w:space="0" w:color="A6A6A6"/>
@@ -22177,7 +22177,7 @@
         </w:tc>
         <w:tc>
           <w:tcPr>
-            <w:tcW w:w="2975" w:type="dxa"/>
+            <w:tcW w:w="2889" w:type="dxa"/>
             <w:tcBorders>
               <w:top w:val="single" w:sz="4" w:space="0" w:color="A6A6A6"/>
               <w:left w:val="single" w:sz="4" w:space="0" w:color="A6A6A6"/>
@@ -22205,7 +22205,7 @@
         </w:tc>
         <w:tc>
           <w:tcPr>
-            <w:tcW w:w="2975" w:type="dxa"/>
+            <w:tcW w:w="2889" w:type="dxa"/>
             <w:tcBorders>
               <w:top w:val="single" w:sz="4" w:space="0" w:color="A6A6A6"/>
               <w:left w:val="single" w:sz="4" w:space="0" w:color="A6A6A6"/>
@@ -22231,7 +22231,7 @@
         </w:tc>
         <w:tc>
           <w:tcPr>
-            <w:tcW w:w="2978" w:type="dxa"/>
+            <w:tcW w:w="2892" w:type="dxa"/>
             <w:tcBorders>
               <w:top w:val="single" w:sz="4" w:space="0" w:color="A6A6A6"/>
               <w:left w:val="single" w:sz="4" w:space="0" w:color="A6A6A6"/>
@@ -22275,7 +22275,7 @@
     </w:p>
     <w:tbl>
       <w:tblPr>
-        <w:tblW w:w="9638" w:type="dxa"/>
+        <w:tblW w:w="9360" w:type="dxa"/>
         <w:tblBorders>
           <w:top w:val="single" w:sz="4" w:space="0" w:color="auto"/>
           <w:left w:val="single" w:sz="4" w:space="0" w:color="auto"/>
@@ -22291,12 +22291,12 @@
         <w:tblLook w:val="0000" w:firstRow="0" w:lastRow="0" w:firstColumn="0" w:lastColumn="0" w:noHBand="0" w:noVBand="0"/>
       </w:tblPr>
       <w:tblGrid>
-        <w:gridCol w:w="2398"/>
-        <w:gridCol w:w="1384"/>
-        <w:gridCol w:w="1340"/>
-        <w:gridCol w:w="1340"/>
-        <w:gridCol w:w="1340"/>
-        <w:gridCol w:w="1836"/>
+        <w:gridCol w:w="2329"/>
+        <w:gridCol w:w="1344"/>
+        <w:gridCol w:w="1301"/>
+        <w:gridCol w:w="1301"/>
+        <w:gridCol w:w="1301"/>
+        <w:gridCol w:w="1783"/>
       </w:tblGrid>
       <w:tr>
         <w:tblPrEx>
@@ -22311,7 +22311,7 @@
         </w:trPr>
         <w:tc>
           <w:tcPr>
-            <w:tcW w:w="2398" w:type="dxa"/>
+            <w:tcW w:w="2329" w:type="dxa"/>
             <w:tcBorders>
               <w:top w:val="single" w:sz="4" w:space="0" w:color="A6A6A6"/>
               <w:left w:val="single" w:sz="4" w:space="0" w:color="A6A6A6"/>
@@ -22340,7 +22340,7 @@
         </w:tc>
         <w:tc>
           <w:tcPr>
-            <w:tcW w:w="1384" w:type="dxa"/>
+            <w:tcW w:w="1344" w:type="dxa"/>
             <w:tcBorders>
               <w:top w:val="single" w:sz="4" w:space="0" w:color="A6A6A6"/>
               <w:left w:val="single" w:sz="4" w:space="0" w:color="A6A6A6"/>
@@ -22369,7 +22369,7 @@
         </w:tc>
         <w:tc>
           <w:tcPr>
-            <w:tcW w:w="1340" w:type="dxa"/>
+            <w:tcW w:w="1301" w:type="dxa"/>
             <w:tcBorders>
               <w:top w:val="single" w:sz="4" w:space="0" w:color="A6A6A6"/>
               <w:left w:val="single" w:sz="4" w:space="0" w:color="A6A6A6"/>
@@ -22398,7 +22398,7 @@
         </w:tc>
         <w:tc>
           <w:tcPr>
-            <w:tcW w:w="1340" w:type="dxa"/>
+            <w:tcW w:w="1301" w:type="dxa"/>
             <w:tcBorders>
               <w:top w:val="single" w:sz="4" w:space="0" w:color="A6A6A6"/>
               <w:left w:val="single" w:sz="4" w:space="0" w:color="A6A6A6"/>
@@ -22427,7 +22427,7 @@
         </w:tc>
         <w:tc>
           <w:tcPr>
-            <w:tcW w:w="1340" w:type="dxa"/>
+            <w:tcW w:w="1301" w:type="dxa"/>
             <w:tcBorders>
               <w:top w:val="single" w:sz="4" w:space="0" w:color="A6A6A6"/>
               <w:left w:val="single" w:sz="4" w:space="0" w:color="A6A6A6"/>
@@ -22456,7 +22456,7 @@
         </w:tc>
         <w:tc>
           <w:tcPr>
-            <w:tcW w:w="1836" w:type="dxa"/>
+            <w:tcW w:w="1783" w:type="dxa"/>
             <w:tcBorders>
               <w:top w:val="single" w:sz="4" w:space="0" w:color="A6A6A6"/>
               <w:left w:val="single" w:sz="4" w:space="0" w:color="A6A6A6"/>
@@ -22496,7 +22496,7 @@
         </w:trPr>
         <w:tc>
           <w:tcPr>
-            <w:tcW w:w="2398" w:type="dxa"/>
+            <w:tcW w:w="2329" w:type="dxa"/>
             <w:tcBorders>
               <w:top w:val="single" w:sz="4" w:space="0" w:color="A6A6A6"/>
               <w:left w:val="single" w:sz="4" w:space="0" w:color="A6A6A6"/>
@@ -22538,7 +22538,7 @@
         </w:tc>
         <w:tc>
           <w:tcPr>
-            <w:tcW w:w="1384" w:type="dxa"/>
+            <w:tcW w:w="1344" w:type="dxa"/>
             <w:tcBorders>
               <w:top w:val="single" w:sz="4" w:space="0" w:color="A6A6A6"/>
               <w:left w:val="single" w:sz="4" w:space="0" w:color="A6A6A6"/>
@@ -22564,7 +22564,7 @@
         </w:tc>
         <w:tc>
           <w:tcPr>
-            <w:tcW w:w="1340" w:type="dxa"/>
+            <w:tcW w:w="1301" w:type="dxa"/>
             <w:tcBorders>
               <w:top w:val="single" w:sz="4" w:space="0" w:color="A6A6A6"/>
               <w:left w:val="single" w:sz="4" w:space="0" w:color="A6A6A6"/>
@@ -22590,7 +22590,7 @@
         </w:tc>
         <w:tc>
           <w:tcPr>
-            <w:tcW w:w="1340" w:type="dxa"/>
+            <w:tcW w:w="1301" w:type="dxa"/>
             <w:tcBorders>
               <w:top w:val="single" w:sz="4" w:space="0" w:color="A6A6A6"/>
               <w:left w:val="single" w:sz="4" w:space="0" w:color="A6A6A6"/>
@@ -22616,7 +22616,7 @@
         </w:tc>
         <w:tc>
           <w:tcPr>
-            <w:tcW w:w="1340" w:type="dxa"/>
+            <w:tcW w:w="1301" w:type="dxa"/>
             <w:tcBorders>
               <w:top w:val="single" w:sz="4" w:space="0" w:color="A6A6A6"/>
               <w:left w:val="single" w:sz="4" w:space="0" w:color="A6A6A6"/>
@@ -22642,7 +22642,7 @@
         </w:tc>
         <w:tc>
           <w:tcPr>
-            <w:tcW w:w="1836" w:type="dxa"/>
+            <w:tcW w:w="1783" w:type="dxa"/>
             <w:tcBorders>
               <w:top w:val="single" w:sz="4" w:space="0" w:color="A6A6A6"/>
               <w:left w:val="single" w:sz="4" w:space="0" w:color="A6A6A6"/>
@@ -22679,7 +22679,7 @@
         </w:trPr>
         <w:tc>
           <w:tcPr>
-            <w:tcW w:w="2398" w:type="dxa"/>
+            <w:tcW w:w="2329" w:type="dxa"/>
             <w:tcBorders>
               <w:top w:val="single" w:sz="4" w:space="0" w:color="A6A6A6"/>
               <w:left w:val="single" w:sz="4" w:space="0" w:color="A6A6A6"/>
@@ -22705,7 +22705,7 @@
         </w:tc>
         <w:tc>
           <w:tcPr>
-            <w:tcW w:w="1384" w:type="dxa"/>
+            <w:tcW w:w="1344" w:type="dxa"/>
             <w:tcBorders>
               <w:top w:val="single" w:sz="4" w:space="0" w:color="A6A6A6"/>
               <w:left w:val="single" w:sz="4" w:space="0" w:color="A6A6A6"/>
@@ -22731,7 +22731,7 @@
         </w:tc>
         <w:tc>
           <w:tcPr>
-            <w:tcW w:w="1340" w:type="dxa"/>
+            <w:tcW w:w="1301" w:type="dxa"/>
             <w:tcBorders>
               <w:top w:val="single" w:sz="4" w:space="0" w:color="A6A6A6"/>
               <w:left w:val="single" w:sz="4" w:space="0" w:color="A6A6A6"/>
@@ -22757,7 +22757,7 @@
         </w:tc>
         <w:tc>
           <w:tcPr>
-            <w:tcW w:w="1340" w:type="dxa"/>
+            <w:tcW w:w="1301" w:type="dxa"/>
             <w:tcBorders>
               <w:top w:val="single" w:sz="4" w:space="0" w:color="A6A6A6"/>
               <w:left w:val="single" w:sz="4" w:space="0" w:color="A6A6A6"/>
@@ -22783,7 +22783,7 @@
         </w:tc>
         <w:tc>
           <w:tcPr>
-            <w:tcW w:w="1340" w:type="dxa"/>
+            <w:tcW w:w="1301" w:type="dxa"/>
             <w:tcBorders>
               <w:top w:val="single" w:sz="4" w:space="0" w:color="A6A6A6"/>
               <w:left w:val="single" w:sz="4" w:space="0" w:color="A6A6A6"/>
@@ -22811,7 +22811,7 @@
         </w:tc>
         <w:tc>
           <w:tcPr>
-            <w:tcW w:w="1836" w:type="dxa"/>
+            <w:tcW w:w="1783" w:type="dxa"/>
             <w:tcBorders>
               <w:top w:val="single" w:sz="4" w:space="0" w:color="A6A6A6"/>
               <w:left w:val="single" w:sz="4" w:space="0" w:color="A6A6A6"/>
@@ -22848,7 +22848,7 @@
         </w:trPr>
         <w:tc>
           <w:tcPr>
-            <w:tcW w:w="2398" w:type="dxa"/>
+            <w:tcW w:w="2329" w:type="dxa"/>
             <w:tcBorders>
               <w:top w:val="single" w:sz="4" w:space="0" w:color="A6A6A6"/>
               <w:left w:val="single" w:sz="4" w:space="0" w:color="A6A6A6"/>
@@ -22874,7 +22874,7 @@
         </w:tc>
         <w:tc>
           <w:tcPr>
-            <w:tcW w:w="1384" w:type="dxa"/>
+            <w:tcW w:w="1344" w:type="dxa"/>
             <w:tcBorders>
               <w:top w:val="single" w:sz="4" w:space="0" w:color="A6A6A6"/>
               <w:left w:val="single" w:sz="4" w:space="0" w:color="A6A6A6"/>
@@ -22900,7 +22900,7 @@
         </w:tc>
         <w:tc>
           <w:tcPr>
-            <w:tcW w:w="1340" w:type="dxa"/>
+            <w:tcW w:w="1301" w:type="dxa"/>
             <w:tcBorders>
               <w:top w:val="single" w:sz="4" w:space="0" w:color="A6A6A6"/>
               <w:left w:val="single" w:sz="4" w:space="0" w:color="A6A6A6"/>
@@ -22926,7 +22926,7 @@
         </w:tc>
         <w:tc>
           <w:tcPr>
-            <w:tcW w:w="1340" w:type="dxa"/>
+            <w:tcW w:w="1301" w:type="dxa"/>
             <w:tcBorders>
               <w:top w:val="single" w:sz="4" w:space="0" w:color="A6A6A6"/>
               <w:left w:val="single" w:sz="4" w:space="0" w:color="A6A6A6"/>
@@ -22952,7 +22952,7 @@
         </w:tc>
         <w:tc>
           <w:tcPr>
-            <w:tcW w:w="1340" w:type="dxa"/>
+            <w:tcW w:w="1301" w:type="dxa"/>
             <w:tcBorders>
               <w:top w:val="single" w:sz="4" w:space="0" w:color="A6A6A6"/>
               <w:left w:val="single" w:sz="4" w:space="0" w:color="A6A6A6"/>
@@ -22978,7 +22978,7 @@
         </w:tc>
         <w:tc>
           <w:tcPr>
-            <w:tcW w:w="1836" w:type="dxa"/>
+            <w:tcW w:w="1783" w:type="dxa"/>
             <w:tcBorders>
               <w:top w:val="single" w:sz="4" w:space="0" w:color="A6A6A6"/>
               <w:left w:val="single" w:sz="4" w:space="0" w:color="A6A6A6"/>
@@ -23015,7 +23015,7 @@
         </w:trPr>
         <w:tc>
           <w:tcPr>
-            <w:tcW w:w="2398" w:type="dxa"/>
+            <w:tcW w:w="2329" w:type="dxa"/>
             <w:tcBorders>
               <w:top w:val="single" w:sz="4" w:space="0" w:color="A6A6A6"/>
               <w:left w:val="single" w:sz="4" w:space="0" w:color="A6A6A6"/>
@@ -23041,7 +23041,7 @@
         </w:tc>
         <w:tc>
           <w:tcPr>
-            <w:tcW w:w="1384" w:type="dxa"/>
+            <w:tcW w:w="1344" w:type="dxa"/>
             <w:tcBorders>
               <w:top w:val="single" w:sz="4" w:space="0" w:color="A6A6A6"/>
               <w:left w:val="single" w:sz="4" w:space="0" w:color="A6A6A6"/>
@@ -23067,7 +23067,7 @@
         </w:tc>
         <w:tc>
           <w:tcPr>
-            <w:tcW w:w="1340" w:type="dxa"/>
+            <w:tcW w:w="1301" w:type="dxa"/>
             <w:tcBorders>
               <w:top w:val="single" w:sz="4" w:space="0" w:color="A6A6A6"/>
               <w:left w:val="single" w:sz="4" w:space="0" w:color="A6A6A6"/>
@@ -23093,7 +23093,7 @@
         </w:tc>
         <w:tc>
           <w:tcPr>
-            <w:tcW w:w="1340" w:type="dxa"/>
+            <w:tcW w:w="1301" w:type="dxa"/>
             <w:tcBorders>
               <w:top w:val="single" w:sz="4" w:space="0" w:color="A6A6A6"/>
               <w:left w:val="single" w:sz="4" w:space="0" w:color="A6A6A6"/>
@@ -23119,7 +23119,7 @@
         </w:tc>
         <w:tc>
           <w:tcPr>
-            <w:tcW w:w="1340" w:type="dxa"/>
+            <w:tcW w:w="1301" w:type="dxa"/>
             <w:tcBorders>
               <w:top w:val="single" w:sz="4" w:space="0" w:color="A6A6A6"/>
               <w:left w:val="single" w:sz="4" w:space="0" w:color="A6A6A6"/>
@@ -23145,7 +23145,7 @@
         </w:tc>
         <w:tc>
           <w:tcPr>
-            <w:tcW w:w="1836" w:type="dxa"/>
+            <w:tcW w:w="1783" w:type="dxa"/>
             <w:tcBorders>
               <w:top w:val="single" w:sz="4" w:space="0" w:color="A6A6A6"/>
               <w:left w:val="single" w:sz="4" w:space="0" w:color="A6A6A6"/>
@@ -23182,7 +23182,7 @@
         </w:trPr>
         <w:tc>
           <w:tcPr>
-            <w:tcW w:w="2398" w:type="dxa"/>
+            <w:tcW w:w="2329" w:type="dxa"/>
             <w:tcBorders>
               <w:top w:val="single" w:sz="4" w:space="0" w:color="A6A6A6"/>
               <w:left w:val="single" w:sz="4" w:space="0" w:color="A6A6A6"/>
@@ -23208,7 +23208,7 @@
         </w:tc>
         <w:tc>
           <w:tcPr>
-            <w:tcW w:w="1384" w:type="dxa"/>
+            <w:tcW w:w="1344" w:type="dxa"/>
             <w:tcBorders>
               <w:top w:val="single" w:sz="4" w:space="0" w:color="A6A6A6"/>
               <w:left w:val="single" w:sz="4" w:space="0" w:color="A6A6A6"/>
@@ -23234,7 +23234,7 @@
         </w:tc>
         <w:tc>
           <w:tcPr>
-            <w:tcW w:w="1340" w:type="dxa"/>
+            <w:tcW w:w="1301" w:type="dxa"/>
             <w:tcBorders>
               <w:top w:val="single" w:sz="4" w:space="0" w:color="A6A6A6"/>
               <w:left w:val="single" w:sz="4" w:space="0" w:color="A6A6A6"/>
@@ -23260,7 +23260,7 @@
         </w:tc>
         <w:tc>
           <w:tcPr>
-            <w:tcW w:w="1340" w:type="dxa"/>
+            <w:tcW w:w="1301" w:type="dxa"/>
             <w:tcBorders>
               <w:top w:val="single" w:sz="4" w:space="0" w:color="A6A6A6"/>
               <w:left w:val="single" w:sz="4" w:space="0" w:color="A6A6A6"/>
@@ -23286,7 +23286,7 @@
         </w:tc>
         <w:tc>
           <w:tcPr>
-            <w:tcW w:w="1340" w:type="dxa"/>
+            <w:tcW w:w="1301" w:type="dxa"/>
             <w:tcBorders>
               <w:top w:val="single" w:sz="4" w:space="0" w:color="A6A6A6"/>
               <w:left w:val="single" w:sz="4" w:space="0" w:color="A6A6A6"/>
@@ -23312,7 +23312,7 @@
         </w:tc>
         <w:tc>
           <w:tcPr>
-            <w:tcW w:w="1836" w:type="dxa"/>
+            <w:tcW w:w="1783" w:type="dxa"/>
             <w:tcBorders>
               <w:top w:val="single" w:sz="4" w:space="0" w:color="A6A6A6"/>
               <w:left w:val="single" w:sz="4" w:space="0" w:color="A6A6A6"/>
@@ -23351,7 +23351,7 @@
         </w:trPr>
         <w:tc>
           <w:tcPr>
-            <w:tcW w:w="2398" w:type="dxa"/>
+            <w:tcW w:w="2329" w:type="dxa"/>
             <w:tcBorders>
               <w:top w:val="single" w:sz="4" w:space="0" w:color="A6A6A6"/>
               <w:left w:val="single" w:sz="4" w:space="0" w:color="A6A6A6"/>
@@ -23377,7 +23377,7 @@
         </w:tc>
         <w:tc>
           <w:tcPr>
-            <w:tcW w:w="1384" w:type="dxa"/>
+            <w:tcW w:w="1344" w:type="dxa"/>
             <w:tcBorders>
               <w:top w:val="single" w:sz="4" w:space="0" w:color="A6A6A6"/>
               <w:left w:val="single" w:sz="4" w:space="0" w:color="A6A6A6"/>
@@ -23403,7 +23403,7 @@
         </w:tc>
         <w:tc>
           <w:tcPr>
-            <w:tcW w:w="1340" w:type="dxa"/>
+            <w:tcW w:w="1301" w:type="dxa"/>
             <w:tcBorders>
               <w:top w:val="single" w:sz="4" w:space="0" w:color="A6A6A6"/>
               <w:left w:val="single" w:sz="4" w:space="0" w:color="A6A6A6"/>
@@ -23429,7 +23429,7 @@
         </w:tc>
         <w:tc>
           <w:tcPr>
-            <w:tcW w:w="1340" w:type="dxa"/>
+            <w:tcW w:w="1301" w:type="dxa"/>
             <w:tcBorders>
               <w:top w:val="single" w:sz="4" w:space="0" w:color="A6A6A6"/>
               <w:left w:val="single" w:sz="4" w:space="0" w:color="A6A6A6"/>
@@ -23455,7 +23455,7 @@
         </w:tc>
         <w:tc>
           <w:tcPr>
-            <w:tcW w:w="1340" w:type="dxa"/>
+            <w:tcW w:w="1301" w:type="dxa"/>
             <w:tcBorders>
               <w:top w:val="single" w:sz="4" w:space="0" w:color="A6A6A6"/>
               <w:left w:val="single" w:sz="4" w:space="0" w:color="A6A6A6"/>
@@ -23481,7 +23481,7 @@
         </w:tc>
         <w:tc>
           <w:tcPr>
-            <w:tcW w:w="1836" w:type="dxa"/>
+            <w:tcW w:w="1783" w:type="dxa"/>
             <w:tcBorders>
               <w:top w:val="single" w:sz="4" w:space="0" w:color="A6A6A6"/>
               <w:left w:val="single" w:sz="4" w:space="0" w:color="A6A6A6"/>
@@ -23518,7 +23518,7 @@
         </w:trPr>
         <w:tc>
           <w:tcPr>
-            <w:tcW w:w="2398" w:type="dxa"/>
+            <w:tcW w:w="2329" w:type="dxa"/>
             <w:tcBorders>
               <w:top w:val="single" w:sz="4" w:space="0" w:color="A6A6A6"/>
               <w:left w:val="single" w:sz="4" w:space="0" w:color="A6A6A6"/>
@@ -23544,7 +23544,7 @@
         </w:tc>
         <w:tc>
           <w:tcPr>
-            <w:tcW w:w="1384" w:type="dxa"/>
+            <w:tcW w:w="1344" w:type="dxa"/>
             <w:tcBorders>
               <w:top w:val="single" w:sz="4" w:space="0" w:color="A6A6A6"/>
               <w:left w:val="single" w:sz="4" w:space="0" w:color="A6A6A6"/>
@@ -23570,7 +23570,7 @@
         </w:tc>
         <w:tc>
           <w:tcPr>
-            <w:tcW w:w="1340" w:type="dxa"/>
+            <w:tcW w:w="1301" w:type="dxa"/>
             <w:tcBorders>
               <w:top w:val="single" w:sz="4" w:space="0" w:color="A6A6A6"/>
               <w:left w:val="single" w:sz="4" w:space="0" w:color="A6A6A6"/>
@@ -23596,7 +23596,7 @@
         </w:tc>
         <w:tc>
           <w:tcPr>
-            <w:tcW w:w="1340" w:type="dxa"/>
+            <w:tcW w:w="1301" w:type="dxa"/>
             <w:tcBorders>
               <w:top w:val="single" w:sz="4" w:space="0" w:color="A6A6A6"/>
               <w:left w:val="single" w:sz="4" w:space="0" w:color="A6A6A6"/>
@@ -23622,7 +23622,7 @@
         </w:tc>
         <w:tc>
           <w:tcPr>
-            <w:tcW w:w="1340" w:type="dxa"/>
+            <w:tcW w:w="1301" w:type="dxa"/>
             <w:tcBorders>
               <w:top w:val="single" w:sz="4" w:space="0" w:color="A6A6A6"/>
               <w:left w:val="single" w:sz="4" w:space="0" w:color="A6A6A6"/>
@@ -23648,7 +23648,7 @@
         </w:tc>
         <w:tc>
           <w:tcPr>
-            <w:tcW w:w="1836" w:type="dxa"/>
+            <w:tcW w:w="1783" w:type="dxa"/>
             <w:tcBorders>
               <w:top w:val="single" w:sz="4" w:space="0" w:color="A6A6A6"/>
               <w:left w:val="single" w:sz="4" w:space="0" w:color="A6A6A6"/>
@@ -23685,7 +23685,7 @@
         </w:trPr>
         <w:tc>
           <w:tcPr>
-            <w:tcW w:w="2398" w:type="dxa"/>
+            <w:tcW w:w="2329" w:type="dxa"/>
             <w:tcBorders>
               <w:top w:val="single" w:sz="4" w:space="0" w:color="A6A6A6"/>
               <w:left w:val="single" w:sz="4" w:space="0" w:color="A6A6A6"/>
@@ -23711,7 +23711,7 @@
         </w:tc>
         <w:tc>
           <w:tcPr>
-            <w:tcW w:w="1384" w:type="dxa"/>
+            <w:tcW w:w="1344" w:type="dxa"/>
             <w:tcBorders>
               <w:top w:val="single" w:sz="4" w:space="0" w:color="A6A6A6"/>
               <w:left w:val="single" w:sz="4" w:space="0" w:color="A6A6A6"/>
@@ -23737,7 +23737,7 @@
         </w:tc>
         <w:tc>
           <w:tcPr>
-            <w:tcW w:w="1340" w:type="dxa"/>
+            <w:tcW w:w="1301" w:type="dxa"/>
             <w:tcBorders>
               <w:top w:val="single" w:sz="4" w:space="0" w:color="A6A6A6"/>
               <w:left w:val="single" w:sz="4" w:space="0" w:color="A6A6A6"/>
@@ -23763,7 +23763,7 @@
         </w:tc>
         <w:tc>
           <w:tcPr>
-            <w:tcW w:w="1340" w:type="dxa"/>
+            <w:tcW w:w="1301" w:type="dxa"/>
             <w:tcBorders>
               <w:top w:val="single" w:sz="4" w:space="0" w:color="A6A6A6"/>
               <w:left w:val="single" w:sz="4" w:space="0" w:color="A6A6A6"/>
@@ -23789,7 +23789,7 @@
         </w:tc>
         <w:tc>
           <w:tcPr>
-            <w:tcW w:w="1340" w:type="dxa"/>
+            <w:tcW w:w="1301" w:type="dxa"/>
             <w:tcBorders>
               <w:top w:val="single" w:sz="4" w:space="0" w:color="A6A6A6"/>
               <w:left w:val="single" w:sz="4" w:space="0" w:color="A6A6A6"/>
@@ -23815,7 +23815,7 @@
         </w:tc>
         <w:tc>
           <w:tcPr>
-            <w:tcW w:w="1836" w:type="dxa"/>
+            <w:tcW w:w="1783" w:type="dxa"/>
             <w:tcBorders>
               <w:top w:val="single" w:sz="4" w:space="0" w:color="A6A6A6"/>
               <w:left w:val="single" w:sz="4" w:space="0" w:color="A6A6A6"/>
@@ -23859,7 +23859,7 @@
     </w:p>
     <w:tbl>
       <w:tblPr>
-        <w:tblW w:w="9638" w:type="dxa"/>
+        <w:tblW w:w="9360" w:type="dxa"/>
         <w:tblBorders>
           <w:top w:val="single" w:sz="4" w:space="0" w:color="auto"/>
           <w:left w:val="single" w:sz="4" w:space="0" w:color="auto"/>
@@ -23875,11 +23875,11 @@
         <w:tblLook w:val="0000" w:firstRow="0" w:lastRow="0" w:firstColumn="0" w:lastColumn="0" w:noHBand="0" w:noVBand="0"/>
       </w:tblPr>
       <w:tblGrid>
-        <w:gridCol w:w="2081"/>
-        <w:gridCol w:w="1316"/>
-        <w:gridCol w:w="2081"/>
-        <w:gridCol w:w="2132"/>
-        <w:gridCol w:w="2028"/>
+        <w:gridCol w:w="2021"/>
+        <w:gridCol w:w="1278"/>
+        <w:gridCol w:w="2021"/>
+        <w:gridCol w:w="2071"/>
+        <w:gridCol w:w="1970"/>
       </w:tblGrid>
       <w:tr>
         <w:tblPrEx>
@@ -23894,7 +23894,7 @@
         </w:trPr>
         <w:tc>
           <w:tcPr>
-            <w:tcW w:w="2081" w:type="dxa"/>
+            <w:tcW w:w="2021" w:type="dxa"/>
             <w:tcBorders>
               <w:top w:val="single" w:sz="4" w:space="0" w:color="A6A6A6"/>
               <w:left w:val="single" w:sz="4" w:space="0" w:color="A6A6A6"/>
@@ -23923,7 +23923,7 @@
         </w:tc>
         <w:tc>
           <w:tcPr>
-            <w:tcW w:w="1316" w:type="dxa"/>
+            <w:tcW w:w="1278" w:type="dxa"/>
             <w:tcBorders>
               <w:top w:val="single" w:sz="4" w:space="0" w:color="A6A6A6"/>
               <w:left w:val="single" w:sz="4" w:space="0" w:color="A6A6A6"/>
@@ -23952,7 +23952,7 @@
         </w:tc>
         <w:tc>
           <w:tcPr>
-            <w:tcW w:w="2081" w:type="dxa"/>
+            <w:tcW w:w="2021" w:type="dxa"/>
             <w:tcBorders>
               <w:top w:val="single" w:sz="4" w:space="0" w:color="A6A6A6"/>
               <w:left w:val="single" w:sz="4" w:space="0" w:color="A6A6A6"/>
@@ -23981,7 +23981,7 @@
         </w:tc>
         <w:tc>
           <w:tcPr>
-            <w:tcW w:w="2132" w:type="dxa"/>
+            <w:tcW w:w="2071" w:type="dxa"/>
             <w:tcBorders>
               <w:top w:val="single" w:sz="4" w:space="0" w:color="A6A6A6"/>
               <w:left w:val="single" w:sz="4" w:space="0" w:color="A6A6A6"/>
@@ -24010,7 +24010,7 @@
         </w:tc>
         <w:tc>
           <w:tcPr>
-            <w:tcW w:w="2028" w:type="dxa"/>
+            <w:tcW w:w="1970" w:type="dxa"/>
             <w:tcBorders>
               <w:top w:val="single" w:sz="4" w:space="0" w:color="A6A6A6"/>
               <w:left w:val="single" w:sz="4" w:space="0" w:color="A6A6A6"/>
@@ -24050,7 +24050,7 @@
         </w:trPr>
         <w:tc>
           <w:tcPr>
-            <w:tcW w:w="2081" w:type="dxa"/>
+            <w:tcW w:w="2021" w:type="dxa"/>
             <w:tcBorders>
               <w:top w:val="single" w:sz="4" w:space="0" w:color="A6A6A6"/>
               <w:left w:val="single" w:sz="4" w:space="0" w:color="A6A6A6"/>
@@ -24076,7 +24076,7 @@
         </w:tc>
         <w:tc>
           <w:tcPr>
-            <w:tcW w:w="1316" w:type="dxa"/>
+            <w:tcW w:w="1278" w:type="dxa"/>
             <w:tcBorders>
               <w:top w:val="single" w:sz="4" w:space="0" w:color="A6A6A6"/>
               <w:left w:val="single" w:sz="4" w:space="0" w:color="A6A6A6"/>
@@ -24102,7 +24102,7 @@
         </w:tc>
         <w:tc>
           <w:tcPr>
-            <w:tcW w:w="2081" w:type="dxa"/>
+            <w:tcW w:w="2021" w:type="dxa"/>
             <w:tcBorders>
               <w:top w:val="single" w:sz="4" w:space="0" w:color="A6A6A6"/>
               <w:left w:val="single" w:sz="4" w:space="0" w:color="A6A6A6"/>
@@ -24128,7 +24128,7 @@
         </w:tc>
         <w:tc>
           <w:tcPr>
-            <w:tcW w:w="2132" w:type="dxa"/>
+            <w:tcW w:w="2071" w:type="dxa"/>
             <w:tcBorders>
               <w:top w:val="single" w:sz="4" w:space="0" w:color="A6A6A6"/>
               <w:left w:val="single" w:sz="4" w:space="0" w:color="A6A6A6"/>
@@ -24154,7 +24154,7 @@
         </w:tc>
         <w:tc>
           <w:tcPr>
-            <w:tcW w:w="2028" w:type="dxa"/>
+            <w:tcW w:w="1970" w:type="dxa"/>
             <w:tcBorders>
               <w:top w:val="single" w:sz="4" w:space="0" w:color="A6A6A6"/>
               <w:left w:val="single" w:sz="4" w:space="0" w:color="A6A6A6"/>
@@ -24191,7 +24191,7 @@
         </w:trPr>
         <w:tc>
           <w:tcPr>
-            <w:tcW w:w="2081" w:type="dxa"/>
+            <w:tcW w:w="2021" w:type="dxa"/>
             <w:tcBorders>
               <w:top w:val="single" w:sz="4" w:space="0" w:color="A6A6A6"/>
               <w:left w:val="single" w:sz="4" w:space="0" w:color="A6A6A6"/>
@@ -24217,7 +24217,7 @@
         </w:tc>
         <w:tc>
           <w:tcPr>
-            <w:tcW w:w="1316" w:type="dxa"/>
+            <w:tcW w:w="1278" w:type="dxa"/>
             <w:tcBorders>
               <w:top w:val="single" w:sz="4" w:space="0" w:color="A6A6A6"/>
               <w:left w:val="single" w:sz="4" w:space="0" w:color="A6A6A6"/>
@@ -24243,7 +24243,7 @@
         </w:tc>
         <w:tc>
           <w:tcPr>
-            <w:tcW w:w="2081" w:type="dxa"/>
+            <w:tcW w:w="2021" w:type="dxa"/>
             <w:tcBorders>
               <w:top w:val="single" w:sz="4" w:space="0" w:color="A6A6A6"/>
               <w:left w:val="single" w:sz="4" w:space="0" w:color="A6A6A6"/>
@@ -24269,7 +24269,7 @@
         </w:tc>
         <w:tc>
           <w:tcPr>
-            <w:tcW w:w="2132" w:type="dxa"/>
+            <w:tcW w:w="2071" w:type="dxa"/>
             <w:tcBorders>
               <w:top w:val="single" w:sz="4" w:space="0" w:color="A6A6A6"/>
               <w:left w:val="single" w:sz="4" w:space="0" w:color="A6A6A6"/>
@@ -24295,7 +24295,7 @@
         </w:tc>
         <w:tc>
           <w:tcPr>
-            <w:tcW w:w="2028" w:type="dxa"/>
+            <w:tcW w:w="1970" w:type="dxa"/>
             <w:tcBorders>
               <w:top w:val="single" w:sz="4" w:space="0" w:color="A6A6A6"/>
               <w:left w:val="single" w:sz="4" w:space="0" w:color="A6A6A6"/>
@@ -24332,7 +24332,7 @@
         </w:trPr>
         <w:tc>
           <w:tcPr>
-            <w:tcW w:w="2081" w:type="dxa"/>
+            <w:tcW w:w="2021" w:type="dxa"/>
             <w:tcBorders>
               <w:top w:val="single" w:sz="4" w:space="0" w:color="A6A6A6"/>
               <w:left w:val="single" w:sz="4" w:space="0" w:color="A6A6A6"/>
@@ -24358,7 +24358,7 @@
         </w:tc>
         <w:tc>
           <w:tcPr>
-            <w:tcW w:w="1316" w:type="dxa"/>
+            <w:tcW w:w="1278" w:type="dxa"/>
             <w:tcBorders>
               <w:top w:val="single" w:sz="4" w:space="0" w:color="A6A6A6"/>
               <w:left w:val="single" w:sz="4" w:space="0" w:color="A6A6A6"/>
@@ -24384,7 +24384,7 @@
         </w:tc>
         <w:tc>
           <w:tcPr>
-            <w:tcW w:w="2081" w:type="dxa"/>
+            <w:tcW w:w="2021" w:type="dxa"/>
             <w:tcBorders>
               <w:top w:val="single" w:sz="4" w:space="0" w:color="A6A6A6"/>
               <w:left w:val="single" w:sz="4" w:space="0" w:color="A6A6A6"/>
@@ -24410,7 +24410,7 @@
         </w:tc>
         <w:tc>
           <w:tcPr>
-            <w:tcW w:w="2132" w:type="dxa"/>
+            <w:tcW w:w="2071" w:type="dxa"/>
             <w:tcBorders>
               <w:top w:val="single" w:sz="4" w:space="0" w:color="A6A6A6"/>
               <w:left w:val="single" w:sz="4" w:space="0" w:color="A6A6A6"/>
@@ -24436,7 +24436,7 @@
         </w:tc>
         <w:tc>
           <w:tcPr>
-            <w:tcW w:w="2028" w:type="dxa"/>
+            <w:tcW w:w="1970" w:type="dxa"/>
             <w:tcBorders>
               <w:top w:val="single" w:sz="4" w:space="0" w:color="A6A6A6"/>
               <w:left w:val="single" w:sz="4" w:space="0" w:color="A6A6A6"/>
@@ -24473,7 +24473,7 @@
         </w:trPr>
         <w:tc>
           <w:tcPr>
-            <w:tcW w:w="2081" w:type="dxa"/>
+            <w:tcW w:w="2021" w:type="dxa"/>
             <w:tcBorders>
               <w:top w:val="single" w:sz="4" w:space="0" w:color="A6A6A6"/>
               <w:left w:val="single" w:sz="4" w:space="0" w:color="A6A6A6"/>
@@ -24499,7 +24499,7 @@
         </w:tc>
         <w:tc>
           <w:tcPr>
-            <w:tcW w:w="1316" w:type="dxa"/>
+            <w:tcW w:w="1278" w:type="dxa"/>
             <w:tcBorders>
               <w:top w:val="single" w:sz="4" w:space="0" w:color="A6A6A6"/>
               <w:left w:val="single" w:sz="4" w:space="0" w:color="A6A6A6"/>
@@ -24525,7 +24525,7 @@
         </w:tc>
         <w:tc>
           <w:tcPr>
-            <w:tcW w:w="2081" w:type="dxa"/>
+            <w:tcW w:w="2021" w:type="dxa"/>
             <w:tcBorders>
               <w:top w:val="single" w:sz="4" w:space="0" w:color="A6A6A6"/>
               <w:left w:val="single" w:sz="4" w:space="0" w:color="A6A6A6"/>
@@ -24551,7 +24551,7 @@
         </w:tc>
         <w:tc>
           <w:tcPr>
-            <w:tcW w:w="2132" w:type="dxa"/>
+            <w:tcW w:w="2071" w:type="dxa"/>
             <w:tcBorders>
               <w:top w:val="single" w:sz="4" w:space="0" w:color="A6A6A6"/>
               <w:left w:val="single" w:sz="4" w:space="0" w:color="A6A6A6"/>
@@ -24577,7 +24577,7 @@
         </w:tc>
         <w:tc>
           <w:tcPr>
-            <w:tcW w:w="2028" w:type="dxa"/>
+            <w:tcW w:w="1970" w:type="dxa"/>
             <w:tcBorders>
               <w:top w:val="single" w:sz="4" w:space="0" w:color="A6A6A6"/>
               <w:left w:val="single" w:sz="4" w:space="0" w:color="A6A6A6"/>
@@ -24768,8 +24768,8 @@
     <w:sectPr>
       <w:headerReference w:type="default" r:id="rId7"/>
       <w:footerReference w:type="default" r:id="rId8"/>
-      <w:pgSz w:w="11906" w:h="16838"/>
-      <w:pgMar w:top="1134" w:right="1134" w:bottom="1134" w:left="1134" w:header="708" w:footer="708" w:gutter="0"/>
+      <w:pgSz w:w="12240" w:h="15840"/>
+      <w:pgMar w:top="1440" w:right="1440" w:bottom="1440" w:left="1440" w:header="708" w:footer="708" w:gutter="0"/>
       <w:cols w:space="720"/>
       <w:titlePg/>
       <w:docGrid w:linePitch="360"/>
